--- a/course/a9283010a0c76514509be3d650340973cb78ae52/exp/exp3.docx
+++ b/course/a9283010a0c76514509be3d650340973cb78ae52/exp/exp3.docx
@@ -1,6 +1,6 @@
 
 <file path=word/document.xml><?xml version="1.0" encoding="utf-8"?>
-<w:document xmlns:wpc="http://schemas.microsoft.com/office/word/2010/wordprocessingCanvas" xmlns:cx="http://schemas.microsoft.com/office/drawing/2014/chartex" xmlns:cx1="http://schemas.microsoft.com/office/drawing/2015/9/8/chartex" xmlns:cx2="http://schemas.microsoft.com/office/drawing/2015/10/21/chartex" xmlns:cx3="http://schemas.microsoft.com/office/drawing/2016/5/9/chartex" xmlns:cx4="http://schemas.microsoft.com/office/drawing/2016/5/10/chartex" xmlns:cx5="http://schemas.microsoft.com/office/drawing/2016/5/11/chartex" xmlns:cx6="http://schemas.microsoft.com/office/drawing/2016/5/12/chartex" xmlns:cx7="http://schemas.microsoft.com/office/drawing/2016/5/13/chartex" xmlns:cx8="http://schemas.microsoft.com/office/drawing/2016/5/14/chartex" xmlns:mc="http://schemas.openxmlformats.org/markup-compatibility/2006" xmlns:aink="http://schemas.microsoft.com/office/drawing/2016/ink" xmlns:am3d="http://schemas.microsoft.com/office/drawing/2017/model3d" xmlns:o="urn:schemas-microsoft-com:office:office" xmlns:oel="http://schemas.microsoft.com/office/2019/extlst" xmlns:r="http://schemas.openxmlformats.org/officeDocument/2006/relationships" xmlns:m="http://schemas.openxmlformats.org/officeDocument/2006/math" xmlns:v="urn:schemas-microsoft-com:vml" xmlns:wp14="http://schemas.microsoft.com/office/word/2010/wordprocessingDrawing" xmlns:wp="http://schemas.openxmlformats.org/drawingml/2006/wordprocessingDrawing" xmlns:w10="urn:schemas-microsoft-com:office:word" xmlns:w="http://schemas.openxmlformats.org/wordprocessingml/2006/main" xmlns:w14="http://schemas.microsoft.com/office/word/2010/wordml" xmlns:w15="http://schemas.microsoft.com/office/word/2012/wordml" xmlns:w16cex="http://schemas.microsoft.com/office/word/2018/wordml/cex" xmlns:w16cid="http://schemas.microsoft.com/office/word/2016/wordml/cid" xmlns:w16="http://schemas.microsoft.com/office/word/2018/wordml" xmlns:w16sdtdh="http://schemas.microsoft.com/office/word/2020/wordml/sdtdatahash" xmlns:w16se="http://schemas.microsoft.com/office/word/2015/wordml/symex" xmlns:wpg="http://schemas.microsoft.com/office/word/2010/wordprocessingGroup" xmlns:wpi="http://schemas.microsoft.com/office/word/2010/wordprocessingInk" xmlns:wne="http://schemas.microsoft.com/office/word/2006/wordml" xmlns:wps="http://schemas.microsoft.com/office/word/2010/wordprocessingShape" mc:Ignorable="w14 w15 w16se w16cid w16 w16cex w16sdtdh wp14">
+<w:document xmlns:wpc="http://schemas.microsoft.com/office/word/2010/wordprocessingCanvas" xmlns:cx="http://schemas.microsoft.com/office/drawing/2014/chartex" xmlns:cx1="http://schemas.microsoft.com/office/drawing/2015/9/8/chartex" xmlns:cx2="http://schemas.microsoft.com/office/drawing/2015/10/21/chartex" xmlns:cx3="http://schemas.microsoft.com/office/drawing/2016/5/9/chartex" xmlns:cx4="http://schemas.microsoft.com/office/drawing/2016/5/10/chartex" xmlns:cx5="http://schemas.microsoft.com/office/drawing/2016/5/11/chartex" xmlns:cx6="http://schemas.microsoft.com/office/drawing/2016/5/12/chartex" xmlns:cx7="http://schemas.microsoft.com/office/drawing/2016/5/13/chartex" xmlns:cx8="http://schemas.microsoft.com/office/drawing/2016/5/14/chartex" xmlns:mc="http://schemas.openxmlformats.org/markup-compatibility/2006" xmlns:aink="http://schemas.microsoft.com/office/drawing/2016/ink" xmlns:am3d="http://schemas.microsoft.com/office/drawing/2017/model3d" xmlns:o="urn:schemas-microsoft-com:office:office" xmlns:oel="http://schemas.microsoft.com/office/2019/extlst" xmlns:r="http://schemas.openxmlformats.org/officeDocument/2006/relationships" xmlns:m="http://schemas.openxmlformats.org/officeDocument/2006/math" xmlns:v="urn:schemas-microsoft-com:vml" xmlns:wp14="http://schemas.microsoft.com/office/word/2010/wordprocessingDrawing" xmlns:wp="http://schemas.openxmlformats.org/drawingml/2006/wordprocessingDrawing" xmlns:w10="urn:schemas-microsoft-com:office:word" xmlns:w="http://schemas.openxmlformats.org/wordprocessingml/2006/main" xmlns:w14="http://schemas.microsoft.com/office/word/2010/wordml" xmlns:w15="http://schemas.microsoft.com/office/word/2012/wordml" xmlns:w16cex="http://schemas.microsoft.com/office/word/2018/wordml/cex" xmlns:w16cid="http://schemas.microsoft.com/office/word/2016/wordml/cid" xmlns:w16="http://schemas.microsoft.com/office/word/2018/wordml" xmlns:w16du="http://schemas.microsoft.com/office/word/2023/wordml/word16du" xmlns:w16sdtdh="http://schemas.microsoft.com/office/word/2020/wordml/sdtdatahash" xmlns:w16sdtfl="http://schemas.microsoft.com/office/word/2024/wordml/sdtformatlock" xmlns:w16se="http://schemas.microsoft.com/office/word/2015/wordml/symex" xmlns:wpg="http://schemas.microsoft.com/office/word/2010/wordprocessingGroup" xmlns:wpi="http://schemas.microsoft.com/office/word/2010/wordprocessingInk" xmlns:wne="http://schemas.microsoft.com/office/word/2006/wordml" xmlns:wps="http://schemas.microsoft.com/office/word/2010/wordprocessingShape" mc:Ignorable="w14 w15 w16se w16cid w16 w16cex w16sdtdh w16sdtfl w16du wp14">
   <w:body>
     <w:p>
       <w:pPr>
@@ -52,7 +52,7 @@
         <w:rPr>
           <w:noProof/>
         </w:rPr>
-        <w:object w:dxaOrig="5851" w:dyaOrig="1440" w14:anchorId="4258FCA6">
+        <w:object w:dxaOrig="5851" w:dyaOrig="1440" w14:anchorId="6FED6915">
           <v:shapetype id="_x0000_t75" coordsize="21600,21600" o:spt="75" o:preferrelative="t" path="m@4@5l@4@11@9@11@9@5xe" filled="f" stroked="f">
             <v:stroke joinstyle="miter"/>
             <v:formulas>
@@ -72,10 +72,10 @@
             <v:path o:extrusionok="f" gradientshapeok="t" o:connecttype="rect"/>
             <o:lock v:ext="edit" aspectratio="t"/>
           </v:shapetype>
-          <v:shape id="_x0000_i1025" type="#_x0000_t75" alt="" style="width:236.2pt;height:57.45pt;mso-width-percent:0;mso-height-percent:0;mso-width-percent:0;mso-height-percent:0" o:ole="">
-            <v:imagedata r:id="rId8" o:title=""/>
+          <v:shape id="_x0000_i1025" type="#_x0000_t75" alt="" style="width:235.5pt;height:57pt;mso-width-percent:0;mso-height-percent:0;mso-width-percent:0;mso-height-percent:0" o:ole="">
+            <v:imagedata r:id="rId7" o:title=""/>
           </v:shape>
-          <o:OLEObject Type="Embed" ProgID="PBrush" ShapeID="_x0000_i1025" DrawAspect="Content" ObjectID="_1794986882" r:id="rId9"/>
+          <o:OLEObject Type="Embed" ProgID="PBrush" ShapeID="_x0000_i1025" DrawAspect="Content" ObjectID="_1841216289" r:id="rId8"/>
         </w:object>
       </w:r>
     </w:p>
@@ -197,31 +197,31 @@
           <w:sz w:val="32"/>
           <w:szCs w:val="52"/>
         </w:rPr>
-        <w:t>（</w:t>
+        <w:t>（  20</w:t>
       </w:r>
       <w:r>
         <w:rPr>
-          <w:rFonts w:ascii="Times New Roman" w:eastAsia="楷体_GB2312" w:hAnsi="Times New Roman" w:cs="Times New Roman"/>
+          <w:rFonts w:ascii="楷体_GB2312" w:eastAsia="楷体_GB2312"/>
           <w:b/>
           <w:bCs/>
           <w:sz w:val="32"/>
           <w:szCs w:val="52"/>
         </w:rPr>
-        <w:t xml:space="preserve"> 202</w:t>
+        <w:t>2</w:t>
       </w:r>
       <w:r>
         <w:rPr>
-          <w:rFonts w:ascii="Times New Roman" w:eastAsia="楷体_GB2312" w:hAnsi="Times New Roman" w:cs="Times New Roman"/>
+          <w:rFonts w:ascii="楷体_GB2312" w:eastAsia="楷体_GB2312" w:hint="eastAsia"/>
           <w:b/>
           <w:bCs/>
           <w:sz w:val="32"/>
           <w:szCs w:val="52"/>
         </w:rPr>
-        <w:t>4</w:t>
+        <w:t>5</w:t>
       </w:r>
       <w:r>
         <w:rPr>
-          <w:rFonts w:ascii="Times New Roman" w:eastAsia="楷体_GB2312" w:hAnsi="Times New Roman" w:cs="Times New Roman"/>
+          <w:rFonts w:ascii="楷体_GB2312" w:eastAsia="楷体_GB2312" w:hint="eastAsia"/>
           <w:b/>
           <w:bCs/>
           <w:sz w:val="32"/>
@@ -231,93 +231,13 @@
       </w:r>
       <w:r>
         <w:rPr>
-          <w:rFonts w:ascii="Times New Roman" w:eastAsia="楷体_GB2312" w:hAnsi="Times New Roman" w:cs="Times New Roman"/>
+          <w:rFonts w:ascii="楷体_GB2312" w:eastAsia="楷体_GB2312" w:hint="eastAsia"/>
           <w:b/>
           <w:bCs/>
           <w:sz w:val="32"/>
           <w:szCs w:val="52"/>
         </w:rPr>
-        <w:t>5</w:t>
-      </w:r>
-      <w:r>
-        <w:rPr>
-          <w:rFonts w:ascii="Times New Roman" w:eastAsia="楷体_GB2312" w:hAnsi="Times New Roman" w:cs="Times New Roman"/>
-          <w:b/>
-          <w:bCs/>
-          <w:sz w:val="32"/>
-          <w:szCs w:val="52"/>
-        </w:rPr>
-        <w:t xml:space="preserve"> </w:t>
-      </w:r>
-      <w:r>
-        <w:rPr>
-          <w:rFonts w:ascii="Times New Roman" w:eastAsia="楷体_GB2312" w:hAnsi="Times New Roman" w:cs="Times New Roman"/>
-          <w:b/>
-          <w:bCs/>
-          <w:sz w:val="32"/>
-          <w:szCs w:val="52"/>
-        </w:rPr>
-        <w:t>学年</w:t>
-      </w:r>
-      <w:r>
-        <w:rPr>
-          <w:rFonts w:ascii="Times New Roman" w:eastAsia="楷体_GB2312" w:hAnsi="Times New Roman" w:cs="Times New Roman"/>
-          <w:b/>
-          <w:bCs/>
-          <w:sz w:val="32"/>
-          <w:szCs w:val="52"/>
-        </w:rPr>
-        <w:t xml:space="preserve"> </w:t>
-      </w:r>
-      <w:r>
-        <w:rPr>
-          <w:rFonts w:ascii="Times New Roman" w:eastAsia="楷体_GB2312" w:hAnsi="Times New Roman" w:cs="Times New Roman"/>
-          <w:b/>
-          <w:bCs/>
-          <w:sz w:val="32"/>
-          <w:szCs w:val="52"/>
-        </w:rPr>
-        <w:t>第</w:t>
-      </w:r>
-      <w:r>
-        <w:rPr>
-          <w:rFonts w:ascii="Times New Roman" w:eastAsia="楷体_GB2312" w:hAnsi="Times New Roman" w:cs="Times New Roman"/>
-          <w:b/>
-          <w:bCs/>
-          <w:sz w:val="32"/>
-          <w:szCs w:val="52"/>
-        </w:rPr>
-        <w:t xml:space="preserve"> </w:t>
-      </w:r>
-      <w:r>
-        <w:rPr>
-          <w:rFonts w:ascii="Times New Roman" w:eastAsia="楷体_GB2312" w:hAnsi="Times New Roman" w:cs="Times New Roman"/>
-          <w:b/>
-          <w:bCs/>
-          <w:sz w:val="32"/>
-          <w:szCs w:val="52"/>
-        </w:rPr>
-        <w:t>一</w:t>
-      </w:r>
-      <w:r>
-        <w:rPr>
-          <w:rFonts w:ascii="Times New Roman" w:eastAsia="楷体_GB2312" w:hAnsi="Times New Roman" w:cs="Times New Roman"/>
-          <w:b/>
-          <w:bCs/>
-          <w:sz w:val="32"/>
-          <w:szCs w:val="52"/>
-        </w:rPr>
-        <w:t xml:space="preserve"> </w:t>
-      </w:r>
-      <w:r>
-        <w:rPr>
-          <w:rFonts w:ascii="Times New Roman" w:eastAsia="楷体_GB2312" w:hAnsi="Times New Roman" w:cs="Times New Roman"/>
-          <w:b/>
-          <w:bCs/>
-          <w:sz w:val="32"/>
-          <w:szCs w:val="52"/>
-        </w:rPr>
-        <w:t>学期</w:t>
+        <w:t>6</w:t>
       </w:r>
       <w:r>
         <w:rPr>
@@ -327,7 +247,27 @@
           <w:sz w:val="32"/>
           <w:szCs w:val="52"/>
         </w:rPr>
-        <w:t xml:space="preserve"> ）</w:t>
+        <w:t xml:space="preserve"> 学年 第 </w:t>
+      </w:r>
+      <w:r>
+        <w:rPr>
+          <w:rFonts w:ascii="楷体_GB2312" w:eastAsia="楷体_GB2312" w:hint="eastAsia"/>
+          <w:b/>
+          <w:bCs/>
+          <w:sz w:val="32"/>
+          <w:szCs w:val="52"/>
+        </w:rPr>
+        <w:t>二</w:t>
+      </w:r>
+      <w:r>
+        <w:rPr>
+          <w:rFonts w:ascii="楷体_GB2312" w:eastAsia="楷体_GB2312" w:hint="eastAsia"/>
+          <w:b/>
+          <w:bCs/>
+          <w:sz w:val="32"/>
+          <w:szCs w:val="52"/>
+        </w:rPr>
+        <w:t xml:space="preserve"> 学期）</w:t>
       </w:r>
     </w:p>
     <w:p>
@@ -427,37 +367,47 @@
               </w:tabs>
               <w:jc w:val="center"/>
               <w:rPr>
-                <w:rFonts w:ascii="Times New Roman" w:hAnsi="Times New Roman" w:cs="Times New Roman"/>
-                <w:sz w:val="28"/>
-              </w:rPr>
-            </w:pPr>
-            <w:r>
-              <w:rPr>
-                <w:rFonts w:ascii="Times New Roman" w:hAnsi="Times New Roman" w:cs="Times New Roman"/>
-                <w:sz w:val="28"/>
-              </w:rPr>
-              <w:t>Python</w:t>
-            </w:r>
-            <w:r>
-              <w:rPr>
-                <w:rFonts w:ascii="Times New Roman" w:hAnsi="Times New Roman" w:cs="Times New Roman"/>
-                <w:sz w:val="28"/>
-              </w:rPr>
-              <w:t>程序设计（混合式）（</w:t>
-            </w:r>
-            <w:r>
-              <w:rPr>
-                <w:rFonts w:ascii="Times New Roman" w:hAnsi="Times New Roman" w:cs="Times New Roman"/>
-                <w:sz w:val="28"/>
-              </w:rPr>
-              <w:t>JS170101S</w:t>
-            </w:r>
-            <w:r>
-              <w:rPr>
-                <w:rFonts w:ascii="Times New Roman" w:hAnsi="Times New Roman" w:cs="Times New Roman"/>
-                <w:sz w:val="28"/>
-              </w:rPr>
-              <w:t>）</w:t>
+                <w:sz w:val="28"/>
+              </w:rPr>
+            </w:pPr>
+            <w:r>
+              <w:rPr>
+                <w:rFonts w:hint="eastAsia"/>
+                <w:sz w:val="28"/>
+              </w:rPr>
+              <w:t>P</w:t>
+            </w:r>
+            <w:r>
+              <w:rPr>
+                <w:sz w:val="28"/>
+              </w:rPr>
+              <w:t>y</w:t>
+            </w:r>
+            <w:r>
+              <w:rPr>
+                <w:rFonts w:hint="eastAsia"/>
+                <w:sz w:val="28"/>
+              </w:rPr>
+              <w:t>thon编程与人工智能应用</w:t>
+            </w:r>
+            <w:r>
+              <w:rPr>
+                <w:sz w:val="28"/>
+              </w:rPr>
+              <w:t>（JS170</w:t>
+            </w:r>
+            <w:r>
+              <w:rPr>
+                <w:rFonts w:hint="eastAsia"/>
+                <w:sz w:val="28"/>
+              </w:rPr>
+              <w:t>2</w:t>
+            </w:r>
+            <w:r>
+              <w:rPr>
+                <w:sz w:val="28"/>
+              </w:rPr>
+              <w:t>01S）</w:t>
             </w:r>
           </w:p>
         </w:tc>
@@ -527,45 +477,17 @@
             </w:r>
             <w:r>
               <w:rPr>
-                <w:rFonts w:ascii="Times New Roman" w:hAnsi="Times New Roman" w:cs="Times New Roman"/>
+                <w:rFonts w:hint="eastAsia"/>
                 <w:sz w:val="28"/>
               </w:rPr>
               <w:t>：</w:t>
             </w:r>
             <w:r>
               <w:rPr>
-                <w:rFonts w:ascii="Times New Roman" w:hAnsi="Times New Roman" w:cs="Times New Roman"/>
-                <w:sz w:val="28"/>
-              </w:rPr>
-              <w:t>K-</w:t>
-            </w:r>
-            <w:r>
-              <w:rPr>
-                <w:rFonts w:ascii="Times New Roman" w:hAnsi="Times New Roman" w:cs="Times New Roman"/>
-                <w:sz w:val="28"/>
-              </w:rPr>
-              <w:t>近邻分类与</w:t>
-            </w:r>
-            <w:r>
-              <w:rPr>
-                <w:rFonts w:ascii="Times New Roman" w:hAnsi="Times New Roman" w:cs="Times New Roman"/>
-                <w:sz w:val="28"/>
-              </w:rPr>
-              <w:t>K-</w:t>
-            </w:r>
-            <w:r>
-              <w:rPr>
-                <w:rFonts w:hint="eastAsia"/>
-                <w:sz w:val="28"/>
-              </w:rPr>
-              <w:t>均值聚类</w:t>
-            </w:r>
-            <w:r>
-              <w:rPr>
-                <w:rFonts w:hint="eastAsia"/>
-                <w:sz w:val="28"/>
-              </w:rPr>
-              <w:t>实验</w:t>
+                <w:rFonts w:hint="eastAsia"/>
+                <w:sz w:val="28"/>
+              </w:rPr>
+              <w:t>神经网络及Python实现实验</w:t>
             </w:r>
           </w:p>
         </w:tc>
@@ -611,25 +533,23 @@
               <w:tabs>
                 <w:tab w:val="left" w:pos="6870"/>
               </w:tabs>
-              <w:jc w:val="center"/>
-              <w:rPr>
-                <w:rFonts w:ascii="Times New Roman" w:hAnsi="Times New Roman" w:cs="Times New Roman"/>
-                <w:sz w:val="28"/>
-              </w:rPr>
-            </w:pPr>
-            <w:r>
-              <w:rPr>
-                <w:rFonts w:ascii="Times New Roman" w:hAnsi="Times New Roman" w:cs="Times New Roman"/>
-                <w:sz w:val="28"/>
-              </w:rPr>
-              <w:t>202</w:t>
-            </w:r>
-            <w:r>
-              <w:rPr>
-                <w:rFonts w:ascii="Times New Roman" w:hAnsi="Times New Roman" w:cs="Times New Roman"/>
-                <w:sz w:val="28"/>
-              </w:rPr>
-              <w:t>4</w:t>
+              <w:rPr>
+                <w:rFonts w:hint="eastAsia"/>
+                <w:sz w:val="28"/>
+              </w:rPr>
+            </w:pPr>
+            <w:r>
+              <w:rPr>
+                <w:sz w:val="28"/>
+              </w:rPr>
+              <w:t xml:space="preserve">      202</w:t>
+            </w:r>
+            <w:r>
+              <w:rPr>
+                <w:rFonts w:hint="eastAsia"/>
+                <w:sz w:val="28"/>
+              </w:rPr>
+              <w:t>6</w:t>
             </w:r>
           </w:p>
         </w:tc>
@@ -646,14 +566,13 @@
                 <w:tab w:val="left" w:pos="6870"/>
               </w:tabs>
               <w:rPr>
-                <w:rFonts w:ascii="Times New Roman" w:hAnsi="Times New Roman" w:cs="Times New Roman"/>
                 <w:sz w:val="28"/>
                 <w:u w:val="single"/>
               </w:rPr>
             </w:pPr>
             <w:r>
               <w:rPr>
-                <w:rFonts w:ascii="Times New Roman" w:hAnsi="Times New Roman" w:cs="Times New Roman"/>
+                <w:rFonts w:hint="eastAsia"/>
                 <w:sz w:val="30"/>
               </w:rPr>
               <w:t>年</w:t>
@@ -666,49 +585,31 @@
             <w:tcBorders>
               <w:bottom w:val="single" w:sz="4" w:space="0" w:color="auto"/>
             </w:tcBorders>
-            <w:vAlign w:val="center"/>
           </w:tcPr>
           <w:p>
             <w:pPr>
               <w:tabs>
                 <w:tab w:val="left" w:pos="6870"/>
               </w:tabs>
-              <w:jc w:val="center"/>
-              <w:rPr>
-                <w:rFonts w:ascii="Times New Roman" w:hAnsi="Times New Roman" w:cs="Times New Roman"/>
-                <w:sz w:val="28"/>
-              </w:rPr>
-            </w:pPr>
-            <w:permStart w:id="571026335" w:edGrp="everyone"/>
-            <w:r>
-              <w:rPr>
-                <w:rFonts w:ascii="Times New Roman" w:hAnsi="Times New Roman" w:cs="Times New Roman"/>
-                <w:sz w:val="28"/>
-              </w:rPr>
-              <w:t xml:space="preserve"> </w:t>
-            </w:r>
-            <w:r>
-              <w:rPr>
-                <w:rFonts w:ascii="Times New Roman" w:hAnsi="Times New Roman" w:cs="Times New Roman"/>
-                <w:sz w:val="28"/>
-              </w:rPr>
-              <w:t>1</w:t>
-            </w:r>
-            <w:r>
-              <w:rPr>
-                <w:rFonts w:ascii="Times New Roman" w:hAnsi="Times New Roman" w:cs="Times New Roman"/>
-                <w:sz w:val="28"/>
-              </w:rPr>
-              <w:t>2</w:t>
-            </w:r>
-            <w:r>
-              <w:rPr>
-                <w:rFonts w:ascii="Times New Roman" w:hAnsi="Times New Roman" w:cs="Times New Roman"/>
-                <w:sz w:val="28"/>
-              </w:rPr>
-              <w:t xml:space="preserve"> </w:t>
-            </w:r>
-            <w:permEnd w:id="571026335"/>
+              <w:rPr>
+                <w:rFonts w:hint="eastAsia"/>
+                <w:sz w:val="28"/>
+              </w:rPr>
+            </w:pPr>
+            <w:r>
+              <w:rPr>
+                <w:rFonts w:hint="eastAsia"/>
+                <w:sz w:val="28"/>
+              </w:rPr>
+              <w:t xml:space="preserve">  </w:t>
+            </w:r>
+            <w:r>
+              <w:rPr>
+                <w:rFonts w:hint="eastAsia"/>
+                <w:sz w:val="28"/>
+              </w:rPr>
+              <w:t>5</w:t>
+            </w:r>
           </w:p>
         </w:tc>
         <w:tc>
@@ -724,14 +625,13 @@
                 <w:tab w:val="left" w:pos="6870"/>
               </w:tabs>
               <w:rPr>
-                <w:rFonts w:ascii="Times New Roman" w:hAnsi="Times New Roman" w:cs="Times New Roman"/>
                 <w:sz w:val="28"/>
                 <w:u w:val="single"/>
               </w:rPr>
             </w:pPr>
             <w:r>
               <w:rPr>
-                <w:rFonts w:ascii="Times New Roman" w:hAnsi="Times New Roman" w:cs="Times New Roman"/>
+                <w:rFonts w:hint="eastAsia"/>
                 <w:sz w:val="30"/>
               </w:rPr>
               <w:t>月</w:t>
@@ -744,42 +644,37 @@
             <w:tcBorders>
               <w:bottom w:val="single" w:sz="4" w:space="0" w:color="auto"/>
             </w:tcBorders>
-            <w:vAlign w:val="center"/>
           </w:tcPr>
           <w:p>
             <w:pPr>
               <w:tabs>
                 <w:tab w:val="left" w:pos="6870"/>
               </w:tabs>
-              <w:jc w:val="center"/>
-              <w:rPr>
-                <w:rFonts w:ascii="Times New Roman" w:hAnsi="Times New Roman" w:cs="Times New Roman"/>
-                <w:sz w:val="28"/>
-              </w:rPr>
-            </w:pPr>
-            <w:permStart w:id="386753713" w:edGrp="everyone"/>
-            <w:r>
-              <w:rPr>
-                <w:rFonts w:ascii="Times New Roman" w:hAnsi="Times New Roman" w:cs="Times New Roman"/>
+              <w:rPr>
+                <w:sz w:val="28"/>
+              </w:rPr>
+            </w:pPr>
+            <w:r>
+              <w:rPr>
+                <w:rFonts w:hint="eastAsia"/>
+                <w:sz w:val="28"/>
+              </w:rPr>
+              <w:t xml:space="preserve">  </w:t>
+            </w:r>
+            <w:r>
+              <w:rPr>
+                <w:rFonts w:hint="eastAsia"/>
+                <w:sz w:val="28"/>
+              </w:rPr>
+              <w:t>25</w:t>
+            </w:r>
+            <w:r>
+              <w:rPr>
+                <w:rFonts w:hint="eastAsia"/>
                 <w:sz w:val="28"/>
               </w:rPr>
               <w:t xml:space="preserve"> </w:t>
             </w:r>
-            <w:r>
-              <w:rPr>
-                <w:rFonts w:ascii="Times New Roman" w:hAnsi="Times New Roman" w:cs="Times New Roman"/>
-                <w:sz w:val="28"/>
-              </w:rPr>
-              <w:t>25</w:t>
-            </w:r>
-            <w:r>
-              <w:rPr>
-                <w:rFonts w:ascii="Times New Roman" w:hAnsi="Times New Roman" w:cs="Times New Roman"/>
-                <w:sz w:val="28"/>
-              </w:rPr>
-              <w:t xml:space="preserve"> </w:t>
-            </w:r>
-            <w:permEnd w:id="386753713"/>
           </w:p>
         </w:tc>
         <w:tc>
@@ -850,11 +745,17 @@
               <w:tabs>
                 <w:tab w:val="left" w:pos="6870"/>
               </w:tabs>
-              <w:jc w:val="center"/>
               <w:rPr>
                 <w:sz w:val="30"/>
               </w:rPr>
             </w:pPr>
+            <w:r>
+              <w:rPr>
+                <w:rFonts w:hint="eastAsia"/>
+                <w:sz w:val="30"/>
+              </w:rPr>
+              <w:t xml:space="preserve">   </w:t>
+            </w:r>
             <w:r>
               <w:rPr>
                 <w:rFonts w:hint="eastAsia"/>
@@ -885,7 +786,6 @@
                 <w:sz w:val="30"/>
               </w:rPr>
             </w:pPr>
-            <w:permStart w:id="92958710" w:edGrp="everyone" w:colFirst="1" w:colLast="1"/>
             <w:r>
               <w:rPr>
                 <w:rFonts w:hint="eastAsia"/>
@@ -918,31 +818,37 @@
                 <w:rFonts w:hint="eastAsia"/>
                 <w:sz w:val="28"/>
               </w:rPr>
-              <w:t xml:space="preserve"> </w:t>
-            </w:r>
-            <w:r>
-              <w:rPr>
-                <w:sz w:val="28"/>
-              </w:rPr>
-              <w:t xml:space="preserve">                  </w:t>
-            </w:r>
-            <w:r>
-              <w:rPr>
-                <w:rFonts w:hint="eastAsia"/>
-                <w:sz w:val="28"/>
-              </w:rPr>
-              <w:t xml:space="preserve">张伯雷 </w:t>
-            </w:r>
-            <w:r>
-              <w:rPr>
-                <w:sz w:val="28"/>
-              </w:rPr>
-              <w:t xml:space="preserve">                 </w:t>
+              <w:t xml:space="preserve">          </w:t>
+            </w:r>
+            <w:r>
+              <w:rPr>
+                <w:sz w:val="28"/>
+              </w:rPr>
+              <w:t xml:space="preserve">    </w:t>
+            </w:r>
+            <w:r>
+              <w:rPr>
+                <w:rFonts w:hint="eastAsia"/>
+                <w:sz w:val="28"/>
+              </w:rPr>
+              <w:t xml:space="preserve">    张伯雷     </w:t>
+            </w:r>
+            <w:r>
+              <w:rPr>
+                <w:sz w:val="28"/>
+              </w:rPr>
+              <w:t xml:space="preserve">   </w:t>
+            </w:r>
+            <w:r>
+              <w:rPr>
+                <w:rFonts w:hint="eastAsia"/>
+                <w:sz w:val="28"/>
+              </w:rPr>
+              <w:t xml:space="preserve">             </w:t>
             </w:r>
           </w:p>
         </w:tc>
       </w:tr>
-      <w:permEnd w:id="92958710"/>
     </w:tbl>
     <w:p>
       <w:pPr>
@@ -1001,7 +907,6 @@
                 <w:u w:val="single"/>
               </w:rPr>
             </w:pPr>
-            <w:permStart w:id="462099931" w:edGrp="everyone" w:colFirst="1" w:colLast="1"/>
             <w:r>
               <w:rPr>
                 <w:rFonts w:hint="eastAsia"/>
@@ -1033,13 +938,7 @@
                 <w:rFonts w:hint="eastAsia"/>
                 <w:sz w:val="28"/>
               </w:rPr>
-              <w:t xml:space="preserve">           </w:t>
-            </w:r>
-            <w:r>
-              <w:rPr>
-                <w:sz w:val="28"/>
-              </w:rPr>
-              <w:t xml:space="preserve"> </w:t>
+              <w:t xml:space="preserve">             </w:t>
             </w:r>
           </w:p>
         </w:tc>
@@ -1084,7 +983,6 @@
                 <w:sz w:val="28"/>
               </w:rPr>
             </w:pPr>
-            <w:permStart w:id="1736771276" w:edGrp="everyone"/>
             <w:r>
               <w:rPr>
                 <w:rFonts w:hint="eastAsia"/>
@@ -1092,7 +990,6 @@
               </w:rPr>
               <w:t xml:space="preserve">                </w:t>
             </w:r>
-            <w:permEnd w:id="1736771276"/>
           </w:p>
         </w:tc>
       </w:tr>
@@ -1119,8 +1016,6 @@
                 <w:u w:val="single"/>
               </w:rPr>
             </w:pPr>
-            <w:permStart w:id="1847930371" w:edGrp="everyone" w:colFirst="1" w:colLast="1"/>
-            <w:permEnd w:id="462099931"/>
             <w:r>
               <w:rPr>
                 <w:rFonts w:hint="eastAsia"/>
@@ -1166,13 +1061,7 @@
                 <w:rFonts w:hint="eastAsia"/>
                 <w:sz w:val="28"/>
               </w:rPr>
-              <w:t xml:space="preserve">           </w:t>
-            </w:r>
-            <w:r>
-              <w:rPr>
-                <w:sz w:val="28"/>
-              </w:rPr>
-              <w:t xml:space="preserve"> </w:t>
+              <w:t xml:space="preserve">             </w:t>
             </w:r>
           </w:p>
         </w:tc>
@@ -1221,7 +1110,6 @@
                 <w:sz w:val="28"/>
               </w:rPr>
             </w:pPr>
-            <w:permStart w:id="219960802" w:edGrp="everyone"/>
             <w:r>
               <w:rPr>
                 <w:rFonts w:hint="eastAsia"/>
@@ -1229,11 +1117,9 @@
               </w:rPr>
               <w:t xml:space="preserve">                </w:t>
             </w:r>
-            <w:permEnd w:id="219960802"/>
           </w:p>
         </w:tc>
       </w:tr>
-      <w:permEnd w:id="1847930371"/>
     </w:tbl>
     <w:p>
       <w:pPr>
@@ -1350,7 +1236,6 @@
                 <w:szCs w:val="51"/>
               </w:rPr>
             </w:pPr>
-            <w:permStart w:id="346822393" w:edGrp="everyone" w:colFirst="3" w:colLast="3"/>
             <w:r>
               <w:rPr>
                 <w:rFonts w:hint="eastAsia"/>
@@ -1373,7 +1258,6 @@
             <w:pPr>
               <w:jc w:val="center"/>
               <w:rPr>
-                <w:rFonts w:ascii="Times New Roman" w:hAnsi="Times New Roman" w:cs="Times New Roman"/>
                 <w:b/>
                 <w:bCs/>
                 <w:color w:val="000000"/>
@@ -1383,39 +1267,10 @@
             </w:pPr>
             <w:r>
               <w:rPr>
-                <w:rFonts w:ascii="Times New Roman" w:hAnsi="Times New Roman" w:cs="Times New Roman"/>
-                <w:b/>
-                <w:bCs/>
-                <w:sz w:val="28"/>
-              </w:rPr>
-              <w:t>K-</w:t>
-            </w:r>
-            <w:r>
-              <w:rPr>
-                <w:rFonts w:ascii="Times New Roman" w:hAnsi="Times New Roman" w:cs="Times New Roman"/>
-                <w:b/>
-                <w:bCs/>
-                <w:sz w:val="28"/>
-              </w:rPr>
-              <w:t>近邻分类与</w:t>
-            </w:r>
-            <w:r>
-              <w:rPr>
-                <w:rFonts w:ascii="Times New Roman" w:hAnsi="Times New Roman" w:cs="Times New Roman"/>
-                <w:b/>
-                <w:bCs/>
-                <w:sz w:val="28"/>
-              </w:rPr>
-              <w:t>K-</w:t>
-            </w:r>
-            <w:r>
-              <w:rPr>
-                <w:rFonts w:ascii="Times New Roman" w:hAnsi="Times New Roman" w:cs="Times New Roman"/>
-                <w:b/>
-                <w:bCs/>
-                <w:sz w:val="28"/>
-              </w:rPr>
-              <w:t>均值聚类实验</w:t>
+                <w:rFonts w:hint="eastAsia"/>
+                <w:sz w:val="28"/>
+              </w:rPr>
+              <w:t>神经网络及Python实现实验</w:t>
             </w:r>
           </w:p>
         </w:tc>
@@ -1426,7 +1281,6 @@
           <w:p>
             <w:pPr>
               <w:rPr>
-                <w:rFonts w:ascii="Times New Roman" w:hAnsi="Times New Roman" w:cs="Times New Roman"/>
                 <w:b/>
                 <w:bCs/>
                 <w:color w:val="000000"/>
@@ -1436,7 +1290,7 @@
             </w:pPr>
             <w:r>
               <w:rPr>
-                <w:rFonts w:ascii="Times New Roman" w:hAnsi="Times New Roman" w:cs="Times New Roman"/>
+                <w:rFonts w:hint="eastAsia"/>
                 <w:b/>
                 <w:bCs/>
                 <w:color w:val="000000"/>
@@ -1457,30 +1311,15 @@
                 <w:tab w:val="left" w:pos="6870"/>
               </w:tabs>
               <w:rPr>
-                <w:rFonts w:ascii="Times New Roman" w:hAnsi="Times New Roman" w:cs="Times New Roman"/>
-                <w:sz w:val="28"/>
-              </w:rPr>
-            </w:pPr>
-            <w:r>
-              <w:rPr>
-                <w:rFonts w:ascii="Times New Roman" w:hAnsi="Times New Roman" w:cs="Times New Roman"/>
-                <w:sz w:val="28"/>
-              </w:rPr>
-              <w:t xml:space="preserve">    </w:t>
-            </w:r>
-            <w:r>
-              <w:rPr>
-                <w:rFonts w:ascii="Times New Roman" w:hAnsi="Times New Roman" w:cs="Times New Roman"/>
-                <w:sz w:val="28"/>
-              </w:rPr>
-              <w:t>杨尚东</w:t>
-            </w:r>
-            <w:r>
-              <w:rPr>
-                <w:rFonts w:ascii="Times New Roman" w:hAnsi="Times New Roman" w:cs="Times New Roman"/>
-                <w:sz w:val="28"/>
-              </w:rPr>
-              <w:t xml:space="preserve">    </w:t>
+                <w:sz w:val="28"/>
+              </w:rPr>
+            </w:pPr>
+            <w:r>
+              <w:rPr>
+                <w:rFonts w:hint="eastAsia"/>
+                <w:sz w:val="28"/>
+              </w:rPr>
+              <w:t xml:space="preserve">    张伯雷     </w:t>
             </w:r>
           </w:p>
         </w:tc>
@@ -1500,8 +1339,6 @@
                 <w:szCs w:val="51"/>
               </w:rPr>
             </w:pPr>
-            <w:permStart w:id="1591360681" w:edGrp="everyone" w:colFirst="5" w:colLast="5"/>
-            <w:permEnd w:id="346822393"/>
             <w:r>
               <w:rPr>
                 <w:rFonts w:hint="eastAsia"/>
@@ -1523,7 +1360,6 @@
             <w:pPr>
               <w:jc w:val="center"/>
               <w:rPr>
-                <w:rFonts w:ascii="Times New Roman" w:hAnsi="Times New Roman" w:cs="Times New Roman"/>
                 <w:b/>
                 <w:bCs/>
                 <w:color w:val="000000"/>
@@ -1533,7 +1369,7 @@
             </w:pPr>
             <w:r>
               <w:rPr>
-                <w:rFonts w:ascii="Times New Roman" w:hAnsi="Times New Roman" w:cs="Times New Roman"/>
+                <w:rFonts w:hint="eastAsia"/>
                 <w:b/>
                 <w:bCs/>
                 <w:color w:val="000000"/>
@@ -1551,7 +1387,6 @@
           <w:p>
             <w:pPr>
               <w:rPr>
-                <w:rFonts w:ascii="Times New Roman" w:hAnsi="Times New Roman" w:cs="Times New Roman"/>
                 <w:b/>
                 <w:bCs/>
                 <w:color w:val="000000"/>
@@ -1561,7 +1396,7 @@
             </w:pPr>
             <w:r>
               <w:rPr>
-                <w:rFonts w:ascii="Times New Roman" w:hAnsi="Times New Roman" w:cs="Times New Roman"/>
+                <w:rFonts w:hint="eastAsia"/>
                 <w:b/>
                 <w:bCs/>
                 <w:color w:val="000000"/>
@@ -1580,7 +1415,6 @@
             <w:pPr>
               <w:jc w:val="center"/>
               <w:rPr>
-                <w:rFonts w:ascii="Times New Roman" w:hAnsi="Times New Roman" w:cs="Times New Roman"/>
                 <w:b/>
                 <w:bCs/>
                 <w:color w:val="000000"/>
@@ -1590,7 +1424,7 @@
             </w:pPr>
             <w:r>
               <w:rPr>
-                <w:rFonts w:ascii="Times New Roman" w:hAnsi="Times New Roman" w:cs="Times New Roman"/>
+                <w:rFonts w:hint="eastAsia"/>
                 <w:b/>
                 <w:bCs/>
                 <w:color w:val="000000"/>
@@ -1608,7 +1442,6 @@
           <w:p>
             <w:pPr>
               <w:rPr>
-                <w:rFonts w:ascii="Times New Roman" w:hAnsi="Times New Roman" w:cs="Times New Roman"/>
                 <w:b/>
                 <w:bCs/>
                 <w:color w:val="000000"/>
@@ -1618,7 +1451,7 @@
             </w:pPr>
             <w:r>
               <w:rPr>
-                <w:rFonts w:ascii="Times New Roman" w:hAnsi="Times New Roman" w:cs="Times New Roman"/>
+                <w:rFonts w:hint="eastAsia"/>
                 <w:b/>
                 <w:bCs/>
                 <w:color w:val="000000"/>
@@ -1639,38 +1472,35 @@
                 <w:tab w:val="left" w:pos="6870"/>
               </w:tabs>
               <w:rPr>
-                <w:rFonts w:ascii="Times New Roman" w:hAnsi="Times New Roman" w:cs="Times New Roman"/>
-                <w:sz w:val="28"/>
-              </w:rPr>
-            </w:pPr>
-            <w:r>
-              <w:rPr>
-                <w:rFonts w:ascii="Times New Roman" w:hAnsi="Times New Roman" w:cs="Times New Roman"/>
-                <w:sz w:val="28"/>
-              </w:rPr>
-              <w:t xml:space="preserve">     2</w:t>
-            </w:r>
-            <w:r>
-              <w:rPr>
-                <w:rFonts w:ascii="Times New Roman" w:hAnsi="Times New Roman" w:cs="Times New Roman"/>
-                <w:sz w:val="28"/>
-              </w:rPr>
-              <w:t>学时</w:t>
-            </w:r>
-            <w:r>
-              <w:rPr>
-                <w:rFonts w:ascii="Times New Roman" w:hAnsi="Times New Roman" w:cs="Times New Roman"/>
-                <w:sz w:val="28"/>
-              </w:rPr>
-              <w:t xml:space="preserve">    </w:t>
+                <w:sz w:val="28"/>
+              </w:rPr>
+            </w:pPr>
+            <w:r>
+              <w:rPr>
+                <w:rFonts w:hint="eastAsia"/>
+                <w:sz w:val="28"/>
+              </w:rPr>
+              <w:t xml:space="preserve">     </w:t>
+            </w:r>
+            <w:r>
+              <w:rPr>
+                <w:sz w:val="28"/>
+              </w:rPr>
+              <w:t>2</w:t>
+            </w:r>
+            <w:r>
+              <w:rPr>
+                <w:rFonts w:hint="eastAsia"/>
+                <w:sz w:val="28"/>
+              </w:rPr>
+              <w:t xml:space="preserve">学时     </w:t>
             </w:r>
           </w:p>
         </w:tc>
       </w:tr>
-      <w:permEnd w:id="1591360681"/>
       <w:tr>
         <w:trPr>
-          <w:trHeight w:val="2293"/>
+          <w:trHeight w:val="3002"/>
         </w:trPr>
         <w:tc>
           <w:tcPr>
@@ -1713,14 +1543,12 @@
               <w:spacing w:line="360" w:lineRule="exact"/>
               <w:ind w:firstLineChars="0"/>
               <w:rPr>
-                <w:sz w:val="24"/>
-                <w:szCs w:val="21"/>
-              </w:rPr>
-            </w:pPr>
-            <w:r>
-              <w:rPr>
-                <w:rFonts w:hint="eastAsia"/>
-                <w:sz w:val="24"/>
+                <w:szCs w:val="21"/>
+              </w:rPr>
+            </w:pPr>
+            <w:r>
+              <w:rPr>
+                <w:rFonts w:hint="eastAsia"/>
                 <w:szCs w:val="21"/>
               </w:rPr>
               <w:t>掌握</w:t>
@@ -1728,33 +1556,16 @@
             <w:r>
               <w:rPr>
                 <w:rFonts w:hint="eastAsia"/>
-                <w:sz w:val="24"/>
-                <w:szCs w:val="21"/>
-              </w:rPr>
-              <w:t>K</w:t>
-            </w:r>
-            <w:r>
-              <w:rPr>
-                <w:sz w:val="24"/>
-                <w:szCs w:val="21"/>
-              </w:rPr>
-              <w:t>-</w:t>
-            </w:r>
-            <w:r>
-              <w:rPr>
-                <w:rFonts w:hint="eastAsia"/>
-                <w:sz w:val="24"/>
-                <w:szCs w:val="21"/>
-              </w:rPr>
-              <w:t>近邻分类的基本原理</w:t>
-            </w:r>
-            <w:r>
-              <w:rPr>
-                <w:rFonts w:hint="eastAsia"/>
-                <w:sz w:val="24"/>
-                <w:szCs w:val="21"/>
-              </w:rPr>
-              <w:t>。</w:t>
+                <w:szCs w:val="21"/>
+              </w:rPr>
+              <w:t>全连接神经网络</w:t>
+            </w:r>
+            <w:r>
+              <w:rPr>
+                <w:rFonts w:hint="eastAsia"/>
+                <w:szCs w:val="21"/>
+              </w:rPr>
+              <w:t>的基本原理。</w:t>
             </w:r>
           </w:p>
           <w:p>
@@ -1767,69 +1578,33 @@
               <w:spacing w:line="360" w:lineRule="exact"/>
               <w:ind w:firstLineChars="0"/>
               <w:rPr>
-                <w:sz w:val="24"/>
-                <w:szCs w:val="21"/>
-              </w:rPr>
-            </w:pPr>
-            <w:r>
-              <w:rPr>
-                <w:rFonts w:hint="eastAsia"/>
-                <w:sz w:val="24"/>
-                <w:szCs w:val="21"/>
-              </w:rPr>
-              <w:t>学会使用</w:t>
-            </w:r>
-            <w:r>
-              <w:rPr>
-                <w:rFonts w:hint="eastAsia"/>
-                <w:sz w:val="24"/>
-                <w:szCs w:val="21"/>
-              </w:rPr>
-              <w:t>Python</w:t>
-            </w:r>
-            <w:r>
-              <w:rPr>
-                <w:rFonts w:hint="eastAsia"/>
-                <w:sz w:val="24"/>
-                <w:szCs w:val="21"/>
-              </w:rPr>
-              <w:t>语言实现</w:t>
-            </w:r>
-            <w:r>
-              <w:rPr>
-                <w:rFonts w:hint="eastAsia"/>
-                <w:sz w:val="24"/>
-                <w:szCs w:val="21"/>
-              </w:rPr>
-              <w:t>K</w:t>
-            </w:r>
-            <w:r>
-              <w:rPr>
-                <w:sz w:val="24"/>
-                <w:szCs w:val="21"/>
-              </w:rPr>
-              <w:t>-</w:t>
-            </w:r>
-            <w:r>
-              <w:rPr>
-                <w:rFonts w:hint="eastAsia"/>
-                <w:sz w:val="24"/>
-                <w:szCs w:val="21"/>
-              </w:rPr>
-              <w:t>近邻分类</w:t>
-            </w:r>
-            <w:r>
-              <w:rPr>
-                <w:rFonts w:hint="eastAsia"/>
-                <w:sz w:val="24"/>
-                <w:szCs w:val="21"/>
-              </w:rPr>
-              <w:t>算法</w:t>
-            </w:r>
-            <w:r>
-              <w:rPr>
-                <w:rFonts w:hint="eastAsia"/>
-                <w:sz w:val="24"/>
+                <w:szCs w:val="21"/>
+              </w:rPr>
+            </w:pPr>
+            <w:r>
+              <w:rPr>
+                <w:rFonts w:hint="eastAsia"/>
+                <w:szCs w:val="21"/>
+              </w:rPr>
+              <w:t>掌握</w:t>
+            </w:r>
+            <w:r>
+              <w:rPr>
+                <w:rFonts w:hint="eastAsia"/>
+                <w:szCs w:val="21"/>
+              </w:rPr>
+              <w:t>卷积神经网络</w:t>
+            </w:r>
+            <w:r>
+              <w:rPr>
+                <w:rFonts w:hint="eastAsia"/>
+                <w:szCs w:val="21"/>
+              </w:rPr>
+              <w:t>的基本原理</w:t>
+            </w:r>
+            <w:r>
+              <w:rPr>
+                <w:rFonts w:hint="eastAsia"/>
                 <w:szCs w:val="21"/>
               </w:rPr>
               <w:t>。</w:t>
@@ -1845,45 +1620,54 @@
               <w:spacing w:line="360" w:lineRule="exact"/>
               <w:ind w:firstLineChars="0"/>
               <w:rPr>
-                <w:sz w:val="24"/>
-                <w:szCs w:val="21"/>
-              </w:rPr>
-            </w:pPr>
-            <w:r>
-              <w:rPr>
-                <w:rFonts w:hint="eastAsia"/>
-                <w:sz w:val="24"/>
-                <w:szCs w:val="21"/>
-              </w:rPr>
-              <w:t>掌握</w:t>
-            </w:r>
-            <w:r>
-              <w:rPr>
-                <w:rFonts w:hint="eastAsia"/>
-                <w:sz w:val="24"/>
-                <w:szCs w:val="21"/>
-              </w:rPr>
-              <w:t>K</w:t>
-            </w:r>
-            <w:r>
-              <w:rPr>
-                <w:sz w:val="24"/>
-                <w:szCs w:val="21"/>
-              </w:rPr>
-              <w:t>-</w:t>
-            </w:r>
-            <w:r>
-              <w:rPr>
-                <w:rFonts w:hint="eastAsia"/>
-                <w:sz w:val="24"/>
-                <w:szCs w:val="21"/>
-              </w:rPr>
-              <w:t>均值聚类的基本原理</w:t>
-            </w:r>
-            <w:r>
-              <w:rPr>
-                <w:rFonts w:hint="eastAsia"/>
-                <w:sz w:val="24"/>
+                <w:szCs w:val="21"/>
+              </w:rPr>
+            </w:pPr>
+            <w:r>
+              <w:rPr>
+                <w:rFonts w:hint="eastAsia"/>
+                <w:szCs w:val="21"/>
+              </w:rPr>
+              <w:t>学会使用</w:t>
+            </w:r>
+            <w:r>
+              <w:rPr>
+                <w:rFonts w:hint="eastAsia"/>
+                <w:szCs w:val="21"/>
+              </w:rPr>
+              <w:t>Python</w:t>
+            </w:r>
+            <w:r>
+              <w:rPr>
+                <w:rFonts w:hint="eastAsia"/>
+                <w:szCs w:val="21"/>
+              </w:rPr>
+              <w:t>，</w:t>
+            </w:r>
+            <w:r>
+              <w:rPr>
+                <w:rFonts w:hint="eastAsia"/>
+                <w:szCs w:val="21"/>
+              </w:rPr>
+              <w:t>Keras</w:t>
+            </w:r>
+            <w:r>
+              <w:rPr>
+                <w:rFonts w:hint="eastAsia"/>
+                <w:szCs w:val="21"/>
+              </w:rPr>
+              <w:t>实现</w:t>
+            </w:r>
+            <w:r>
+              <w:rPr>
+                <w:rFonts w:hint="eastAsia"/>
+                <w:szCs w:val="21"/>
+              </w:rPr>
+              <w:t>全连接神经网络</w:t>
+            </w:r>
+            <w:r>
+              <w:rPr>
+                <w:rFonts w:hint="eastAsia"/>
                 <w:szCs w:val="21"/>
               </w:rPr>
               <w:t>。</w:t>
@@ -1905,7 +1689,6 @@
             <w:r>
               <w:rPr>
                 <w:rFonts w:hint="eastAsia"/>
-                <w:sz w:val="24"/>
                 <w:szCs w:val="21"/>
               </w:rPr>
               <w:t>学会使用</w:t>
@@ -1913,7 +1696,6 @@
             <w:r>
               <w:rPr>
                 <w:rFonts w:hint="eastAsia"/>
-                <w:sz w:val="24"/>
                 <w:szCs w:val="21"/>
               </w:rPr>
               <w:t>Python</w:t>
@@ -1921,46 +1703,34 @@
             <w:r>
               <w:rPr>
                 <w:rFonts w:hint="eastAsia"/>
-                <w:sz w:val="24"/>
-                <w:szCs w:val="21"/>
-              </w:rPr>
-              <w:t>语言实现</w:t>
-            </w:r>
-            <w:r>
-              <w:rPr>
-                <w:rFonts w:hint="eastAsia"/>
-                <w:sz w:val="24"/>
-                <w:szCs w:val="21"/>
-              </w:rPr>
-              <w:t>K</w:t>
-            </w:r>
-            <w:r>
-              <w:rPr>
-                <w:sz w:val="24"/>
-                <w:szCs w:val="21"/>
-              </w:rPr>
-              <w:t>-</w:t>
-            </w:r>
-            <w:r>
-              <w:rPr>
-                <w:rFonts w:hint="eastAsia"/>
-                <w:sz w:val="24"/>
-                <w:szCs w:val="21"/>
-              </w:rPr>
-              <w:t>均值聚类</w:t>
-            </w:r>
-            <w:r>
-              <w:rPr>
-                <w:rFonts w:hint="eastAsia"/>
-                <w:sz w:val="24"/>
-                <w:szCs w:val="21"/>
-              </w:rPr>
-              <w:t>算法</w:t>
-            </w:r>
-            <w:r>
-              <w:rPr>
-                <w:rFonts w:hint="eastAsia"/>
-                <w:sz w:val="24"/>
+                <w:szCs w:val="21"/>
+              </w:rPr>
+              <w:t>，</w:t>
+            </w:r>
+            <w:r>
+              <w:rPr>
+                <w:rFonts w:hint="eastAsia"/>
+                <w:szCs w:val="21"/>
+              </w:rPr>
+              <w:t>Keras</w:t>
+            </w:r>
+            <w:r>
+              <w:rPr>
+                <w:rFonts w:hint="eastAsia"/>
+                <w:szCs w:val="21"/>
+              </w:rPr>
+              <w:t>实现</w:t>
+            </w:r>
+            <w:r>
+              <w:rPr>
+                <w:rFonts w:hint="eastAsia"/>
+                <w:szCs w:val="21"/>
+              </w:rPr>
+              <w:t>卷积神经网络</w:t>
+            </w:r>
+            <w:r>
+              <w:rPr>
+                <w:rFonts w:hint="eastAsia"/>
                 <w:szCs w:val="21"/>
               </w:rPr>
               <w:t>。</w:t>
@@ -2040,15 +1810,20 @@
             </w:r>
             <w:r>
               <w:rPr>
-                <w:rFonts w:ascii="Times New Roman" w:hAnsi="Times New Roman" w:cs="Times New Roman"/>
-                <w:color w:val="000000"/>
-                <w:szCs w:val="21"/>
-              </w:rPr>
-              <w:t xml:space="preserve">Windows / MacOS / Linux </w:t>
-            </w:r>
-            <w:r>
-              <w:rPr>
-                <w:rFonts w:ascii="Times New Roman" w:hAnsi="Times New Roman" w:cs="Times New Roman"/>
+                <w:color w:val="000000"/>
+                <w:szCs w:val="21"/>
+              </w:rPr>
+              <w:t xml:space="preserve">Windows </w:t>
+            </w:r>
+            <w:r>
+              <w:rPr>
+                <w:color w:val="000000"/>
+                <w:szCs w:val="21"/>
+              </w:rPr>
+              <w:t>/Linux/Mac</w:t>
+            </w:r>
+            <w:r>
+              <w:rPr>
                 <w:color w:val="000000"/>
                 <w:szCs w:val="21"/>
               </w:rPr>
@@ -2056,27 +1831,26 @@
             </w:r>
             <w:r>
               <w:rPr>
-                <w:rFonts w:ascii="Times New Roman" w:hAnsi="Times New Roman" w:cs="Times New Roman"/>
-                <w:color w:val="000000"/>
-                <w:szCs w:val="21"/>
-              </w:rPr>
-              <w:t>Python3.7</w:t>
-            </w:r>
-            <w:r>
-              <w:rPr>
-                <w:rFonts w:ascii="Times New Roman" w:hAnsi="Times New Roman" w:cs="Times New Roman"/>
-                <w:color w:val="000000"/>
-                <w:szCs w:val="21"/>
-              </w:rPr>
-              <w:t>或</w:t>
-            </w:r>
-            <w:r>
-              <w:rPr>
-                <w:rFonts w:ascii="Times New Roman" w:hAnsi="Times New Roman" w:cs="Times New Roman"/>
-                <w:color w:val="000000"/>
-                <w:szCs w:val="21"/>
-              </w:rPr>
-              <w:t>3.8</w:t>
+                <w:rFonts w:hint="eastAsia"/>
+                <w:color w:val="000000"/>
+                <w:szCs w:val="21"/>
+              </w:rPr>
+              <w:t>P</w:t>
+            </w:r>
+            <w:r>
+              <w:rPr>
+                <w:color w:val="000000"/>
+                <w:szCs w:val="21"/>
+              </w:rPr>
+              <w:t>ython3.7</w:t>
+            </w:r>
+            <w:r>
+              <w:rPr>
+                <w:rFonts w:hint="eastAsia"/>
+                <w:color w:val="000000"/>
+                <w:szCs w:val="21"/>
+              </w:rPr>
+              <w:t>+</w:t>
             </w:r>
           </w:p>
         </w:tc>
@@ -2123,536 +1897,402 @@
               <w:pStyle w:val="a6"/>
               <w:numPr>
                 <w:ilvl w:val="0"/>
-                <w:numId w:val="5"/>
+                <w:numId w:val="6"/>
+              </w:numPr>
+              <w:ind w:firstLineChars="0" w:firstLine="0"/>
+              <w:rPr>
+                <w:bCs/>
+                <w:color w:val="000000"/>
+                <w:szCs w:val="21"/>
+              </w:rPr>
+            </w:pPr>
+            <w:r>
+              <w:rPr>
+                <w:rFonts w:hint="eastAsia"/>
+                <w:bCs/>
+                <w:color w:val="000000"/>
+                <w:szCs w:val="21"/>
+              </w:rPr>
+              <w:t>使用</w:t>
+            </w:r>
+            <w:r>
+              <w:rPr>
+                <w:rFonts w:hint="eastAsia"/>
+                <w:bCs/>
+                <w:color w:val="000000"/>
+                <w:szCs w:val="21"/>
+              </w:rPr>
+              <w:t>全连接神经网络</w:t>
+            </w:r>
+            <w:r>
+              <w:rPr>
+                <w:rFonts w:hint="eastAsia"/>
+                <w:bCs/>
+                <w:color w:val="000000"/>
+                <w:szCs w:val="21"/>
+              </w:rPr>
+              <w:t>对</w:t>
+            </w:r>
+            <w:r>
+              <w:rPr>
+                <w:rFonts w:hint="eastAsia"/>
+                <w:bCs/>
+                <w:color w:val="000000"/>
+                <w:szCs w:val="21"/>
+              </w:rPr>
+              <w:t>进行</w:t>
+            </w:r>
+            <w:r>
+              <w:rPr>
+                <w:rFonts w:hint="eastAsia"/>
+                <w:bCs/>
+                <w:color w:val="000000"/>
+                <w:szCs w:val="21"/>
+              </w:rPr>
+              <w:t>回归分析，</w:t>
+            </w:r>
+            <w:r>
+              <w:rPr>
+                <w:bCs/>
+                <w:color w:val="000000"/>
+                <w:szCs w:val="21"/>
+              </w:rPr>
+              <w:t>预测汽车燃油效率</w:t>
+            </w:r>
+            <w:r>
+              <w:rPr>
+                <w:rFonts w:hint="eastAsia"/>
+                <w:bCs/>
+                <w:color w:val="000000"/>
+                <w:szCs w:val="21"/>
+              </w:rPr>
+              <w:t>（每加仑燃油公里数）</w:t>
+            </w:r>
+            <w:r>
+              <w:rPr>
+                <w:rFonts w:hint="eastAsia"/>
+                <w:bCs/>
+                <w:color w:val="000000"/>
+                <w:szCs w:val="21"/>
+              </w:rPr>
+              <w:t>；</w:t>
+            </w:r>
+            <w:r>
+              <w:rPr>
+                <w:rFonts w:hint="eastAsia"/>
+                <w:bCs/>
+                <w:color w:val="000000"/>
+                <w:szCs w:val="21"/>
+              </w:rPr>
+              <w:t>需要对缺失值进行处理</w:t>
+            </w:r>
+            <w:r>
+              <w:rPr>
+                <w:rFonts w:hint="eastAsia"/>
+                <w:bCs/>
+                <w:color w:val="000000"/>
+                <w:szCs w:val="21"/>
+              </w:rPr>
+              <w:t>。从数据集中抽出后</w:t>
+            </w:r>
+            <w:r>
+              <w:rPr>
+                <w:bCs/>
+                <w:color w:val="000000"/>
+                <w:szCs w:val="21"/>
+              </w:rPr>
+              <w:t>10</w:t>
+            </w:r>
+            <w:r>
+              <w:rPr>
+                <w:bCs/>
+                <w:color w:val="000000"/>
+                <w:szCs w:val="21"/>
+              </w:rPr>
+              <w:t>%</w:t>
+            </w:r>
+            <w:r>
+              <w:rPr>
+                <w:rFonts w:hint="eastAsia"/>
+                <w:bCs/>
+                <w:color w:val="000000"/>
+                <w:szCs w:val="21"/>
+              </w:rPr>
+              <w:t>作为</w:t>
+            </w:r>
+            <w:r>
+              <w:rPr>
+                <w:rFonts w:hint="eastAsia"/>
+                <w:bCs/>
+                <w:color w:val="000000"/>
+                <w:szCs w:val="21"/>
+              </w:rPr>
+              <w:t>测试</w:t>
+            </w:r>
+            <w:r>
+              <w:rPr>
+                <w:rFonts w:hint="eastAsia"/>
+                <w:bCs/>
+                <w:color w:val="000000"/>
+                <w:szCs w:val="21"/>
+              </w:rPr>
+              <w:t>数据集</w:t>
+            </w:r>
+            <w:r>
+              <w:rPr>
+                <w:rFonts w:hint="eastAsia"/>
+                <w:bCs/>
+                <w:color w:val="000000"/>
+                <w:szCs w:val="21"/>
+              </w:rPr>
+              <w:t>。</w:t>
+            </w:r>
+          </w:p>
+          <w:p>
+            <w:pPr>
+              <w:pStyle w:val="a6"/>
+              <w:numPr>
+                <w:ilvl w:val="1"/>
+                <w:numId w:val="1"/>
               </w:numPr>
               <w:ind w:firstLineChars="0"/>
               <w:rPr>
                 <w:bCs/>
                 <w:color w:val="000000"/>
-                <w:sz w:val="24"/>
-              </w:rPr>
-            </w:pPr>
-            <w:r>
-              <w:rPr>
-                <w:bCs/>
-                <w:color w:val="000000"/>
-                <w:sz w:val="24"/>
-              </w:rPr>
-              <w:t>编写代码，使用</w:t>
-            </w:r>
-            <w:r>
-              <w:rPr>
-                <w:rFonts w:hint="eastAsia"/>
-                <w:bCs/>
-                <w:color w:val="000000"/>
-                <w:sz w:val="24"/>
-              </w:rPr>
-              <w:t>K</w:t>
-            </w:r>
-            <w:r>
-              <w:rPr>
-                <w:rFonts w:hint="eastAsia"/>
-                <w:bCs/>
-                <w:color w:val="000000"/>
-                <w:sz w:val="24"/>
-              </w:rPr>
-              <w:t>近邻分类算法</w:t>
-            </w:r>
-            <w:r>
-              <w:rPr>
-                <w:bCs/>
-                <w:color w:val="000000"/>
-                <w:sz w:val="24"/>
-              </w:rPr>
-              <w:t>对训练数据</w:t>
-            </w:r>
-            <w:r>
-              <w:rPr>
-                <w:rFonts w:hint="eastAsia"/>
-                <w:bCs/>
-                <w:color w:val="000000"/>
-                <w:sz w:val="24"/>
-              </w:rPr>
-              <w:t>（实验二</w:t>
-            </w:r>
-            <w:r>
-              <w:rPr>
-                <w:bCs/>
-                <w:color w:val="000000"/>
-                <w:sz w:val="24"/>
-              </w:rPr>
-              <w:t>题目</w:t>
-            </w:r>
-            <w:r>
-              <w:rPr>
-                <w:bCs/>
-                <w:color w:val="000000"/>
-                <w:sz w:val="24"/>
-              </w:rPr>
-              <w:t>2</w:t>
-            </w:r>
-            <w:r>
-              <w:rPr>
-                <w:bCs/>
-                <w:color w:val="000000"/>
-                <w:sz w:val="24"/>
-              </w:rPr>
-              <w:t>训练数据</w:t>
-            </w:r>
-            <w:r>
-              <w:rPr>
-                <w:bCs/>
-                <w:color w:val="000000"/>
-                <w:sz w:val="24"/>
-              </w:rPr>
-              <w:t>.txt</w:t>
-            </w:r>
-            <w:r>
-              <w:rPr>
-                <w:rFonts w:hint="eastAsia"/>
-                <w:bCs/>
-                <w:color w:val="000000"/>
-                <w:sz w:val="24"/>
-              </w:rPr>
-              <w:t>）</w:t>
-            </w:r>
-            <w:r>
-              <w:rPr>
-                <w:bCs/>
-                <w:color w:val="000000"/>
-                <w:sz w:val="24"/>
-              </w:rPr>
-              <w:t>进行模型训练，计算在验证集（训练数据后</w:t>
-            </w:r>
-            <w:r>
-              <w:rPr>
-                <w:bCs/>
-                <w:color w:val="000000"/>
-                <w:sz w:val="24"/>
-              </w:rPr>
-              <w:t>20%</w:t>
-            </w:r>
-            <w:r>
-              <w:rPr>
-                <w:bCs/>
-                <w:color w:val="000000"/>
-                <w:sz w:val="24"/>
-              </w:rPr>
-              <w:t>）</w:t>
-            </w:r>
-            <w:r>
-              <w:rPr>
-                <w:rFonts w:hint="eastAsia"/>
-                <w:bCs/>
-                <w:color w:val="000000"/>
-                <w:sz w:val="24"/>
-              </w:rPr>
-              <w:t>上的正确率、精准率和召回率</w:t>
-            </w:r>
-            <w:r>
-              <w:rPr>
-                <w:rFonts w:hint="eastAsia"/>
-                <w:bCs/>
-                <w:color w:val="000000"/>
-                <w:sz w:val="24"/>
-              </w:rPr>
-              <w:t>。</w:t>
+                <w:szCs w:val="21"/>
+              </w:rPr>
+            </w:pPr>
+            <w:r>
+              <w:rPr>
+                <w:rFonts w:hint="eastAsia"/>
+                <w:bCs/>
+                <w:color w:val="000000"/>
+                <w:szCs w:val="21"/>
+              </w:rPr>
+              <w:t>使用</w:t>
+            </w:r>
+            <w:r>
+              <w:rPr>
+                <w:rFonts w:hint="eastAsia"/>
+                <w:bCs/>
+                <w:color w:val="000000"/>
+                <w:szCs w:val="21"/>
+              </w:rPr>
+              <w:t>Keras</w:t>
+            </w:r>
+            <w:r>
+              <w:rPr>
+                <w:rFonts w:hint="eastAsia"/>
+                <w:bCs/>
+                <w:color w:val="000000"/>
+                <w:szCs w:val="21"/>
+              </w:rPr>
+              <w:t>搭建神经网络</w:t>
+            </w:r>
+            <w:r>
+              <w:rPr>
+                <w:rFonts w:hint="eastAsia"/>
+                <w:bCs/>
+                <w:color w:val="000000"/>
+                <w:szCs w:val="21"/>
+              </w:rPr>
+              <w:t>；</w:t>
             </w:r>
           </w:p>
           <w:p>
             <w:pPr>
               <w:pStyle w:val="a6"/>
               <w:numPr>
-                <w:ilvl w:val="0"/>
-                <w:numId w:val="7"/>
+                <w:ilvl w:val="1"/>
+                <w:numId w:val="1"/>
               </w:numPr>
               <w:ind w:firstLineChars="0"/>
               <w:rPr>
                 <w:bCs/>
                 <w:color w:val="000000"/>
-                <w:sz w:val="24"/>
-              </w:rPr>
-            </w:pPr>
-            <w:r>
-              <w:rPr>
-                <w:bCs/>
-                <w:color w:val="000000"/>
-                <w:sz w:val="24"/>
-              </w:rPr>
-              <w:t>数据集说明</w:t>
-            </w:r>
-          </w:p>
-          <w:p>
-            <w:pPr>
-              <w:pStyle w:val="a6"/>
-              <w:ind w:left="360" w:firstLine="480"/>
-              <w:rPr>
-                <w:bCs/>
-                <w:color w:val="000000"/>
-                <w:sz w:val="24"/>
-              </w:rPr>
-            </w:pPr>
-            <w:r>
-              <w:rPr>
-                <w:bCs/>
-                <w:color w:val="000000"/>
-                <w:sz w:val="24"/>
-              </w:rPr>
-              <w:t>该数据集需要通过特征数据分析，来预测二分类的结果。训练数据集中的二分类结果已经给出，为最后一列</w:t>
+                <w:szCs w:val="21"/>
+              </w:rPr>
+            </w:pPr>
+            <w:r>
+              <w:rPr>
+                <w:rFonts w:hint="eastAsia"/>
+                <w:bCs/>
+                <w:color w:val="000000"/>
+                <w:szCs w:val="21"/>
+              </w:rPr>
+              <w:t>使用</w:t>
+            </w:r>
+            <w:r>
+              <w:rPr>
+                <w:rFonts w:hint="eastAsia"/>
+                <w:bCs/>
+                <w:color w:val="000000"/>
+                <w:szCs w:val="21"/>
+              </w:rPr>
+              <w:t>matplotlib</w:t>
+            </w:r>
+            <w:r>
+              <w:rPr>
+                <w:rFonts w:hint="eastAsia"/>
+                <w:bCs/>
+                <w:color w:val="000000"/>
+                <w:szCs w:val="21"/>
+              </w:rPr>
+              <w:t>画出在</w:t>
+            </w:r>
+            <w:r>
+              <w:rPr>
+                <w:rFonts w:hint="eastAsia"/>
+                <w:bCs/>
+                <w:color w:val="000000"/>
+                <w:szCs w:val="21"/>
+              </w:rPr>
+              <w:t>训练过程中每个</w:t>
+            </w:r>
+            <w:r>
+              <w:rPr>
+                <w:rFonts w:hint="eastAsia"/>
+                <w:bCs/>
+                <w:color w:val="000000"/>
+                <w:szCs w:val="21"/>
+              </w:rPr>
+              <w:t>epoch</w:t>
+            </w:r>
+            <w:r>
+              <w:rPr>
+                <w:rFonts w:hint="eastAsia"/>
+                <w:bCs/>
+                <w:color w:val="000000"/>
+                <w:szCs w:val="21"/>
+              </w:rPr>
+              <w:t>对应的训练误差和测试误差；</w:t>
             </w:r>
           </w:p>
           <w:p>
             <w:pPr>
               <w:pStyle w:val="a6"/>
               <w:numPr>
-                <w:ilvl w:val="0"/>
-                <w:numId w:val="7"/>
+                <w:ilvl w:val="1"/>
+                <w:numId w:val="1"/>
               </w:numPr>
               <w:ind w:firstLineChars="0"/>
               <w:rPr>
                 <w:bCs/>
                 <w:color w:val="000000"/>
-                <w:sz w:val="24"/>
-              </w:rPr>
-            </w:pPr>
-            <w:r>
-              <w:rPr>
-                <w:bCs/>
-                <w:color w:val="000000"/>
-                <w:sz w:val="24"/>
-              </w:rPr>
-              <w:t>数据集信息</w:t>
+                <w:szCs w:val="21"/>
+              </w:rPr>
+            </w:pPr>
+            <w:r>
+              <w:rPr>
+                <w:rFonts w:hint="eastAsia"/>
+                <w:bCs/>
+                <w:color w:val="000000"/>
+                <w:szCs w:val="21"/>
+              </w:rPr>
+              <w:t>对</w:t>
+            </w:r>
+            <w:r>
+              <w:rPr>
+                <w:rFonts w:hint="eastAsia"/>
+                <w:bCs/>
+                <w:color w:val="000000"/>
+                <w:szCs w:val="21"/>
+              </w:rPr>
+              <w:t>Keras</w:t>
+            </w:r>
+            <w:r>
+              <w:rPr>
+                <w:rFonts w:hint="eastAsia"/>
+                <w:bCs/>
+                <w:color w:val="000000"/>
+                <w:szCs w:val="21"/>
+              </w:rPr>
+              <w:t>神经网络进行优化训练，并计算测试数据的</w:t>
+            </w:r>
+            <w:r>
+              <w:rPr>
+                <w:rFonts w:hint="eastAsia"/>
+                <w:bCs/>
+                <w:color w:val="000000"/>
+                <w:szCs w:val="21"/>
+              </w:rPr>
+              <w:t>指标</w:t>
+            </w:r>
+            <w:r>
+              <w:rPr>
+                <w:bCs/>
+                <w:color w:val="000000"/>
+                <w:szCs w:val="21"/>
+              </w:rPr>
+              <w:t>r2</w:t>
+            </w:r>
+            <w:r>
+              <w:rPr>
+                <w:rFonts w:hint="eastAsia"/>
+                <w:bCs/>
+                <w:color w:val="000000"/>
+                <w:szCs w:val="21"/>
+              </w:rPr>
+              <w:t>和</w:t>
+            </w:r>
+            <w:r>
+              <w:rPr>
+                <w:bCs/>
+                <w:color w:val="000000"/>
+                <w:szCs w:val="21"/>
+              </w:rPr>
+              <w:t>mse</w:t>
+            </w:r>
+            <w:r>
+              <w:rPr>
+                <w:rFonts w:hint="eastAsia"/>
+                <w:bCs/>
+                <w:color w:val="000000"/>
+                <w:szCs w:val="21"/>
+              </w:rPr>
+              <w:t>。</w:t>
             </w:r>
           </w:p>
           <w:p>
             <w:pPr>
               <w:pStyle w:val="a6"/>
-              <w:ind w:left="360" w:firstLine="480"/>
-              <w:rPr>
-                <w:bCs/>
-                <w:color w:val="000000"/>
-                <w:sz w:val="24"/>
-              </w:rPr>
-            </w:pPr>
-            <w:r>
-              <w:rPr>
-                <w:bCs/>
-                <w:color w:val="000000"/>
-                <w:sz w:val="24"/>
-              </w:rPr>
-              <w:t>本数据集用于估计信用卡的违约概率</w:t>
-            </w:r>
-            <w:r>
-              <w:rPr>
-                <w:rFonts w:hint="eastAsia"/>
-                <w:bCs/>
-                <w:color w:val="000000"/>
-                <w:sz w:val="24"/>
-              </w:rPr>
-              <w:t>，</w:t>
-            </w:r>
-            <w:r>
-              <w:rPr>
-                <w:bCs/>
-                <w:color w:val="000000"/>
-                <w:sz w:val="24"/>
-              </w:rPr>
-              <w:t>训练数据包括</w:t>
-            </w:r>
-            <w:r>
-              <w:rPr>
-                <w:bCs/>
-                <w:color w:val="000000"/>
-                <w:sz w:val="24"/>
-              </w:rPr>
-              <w:t>27997</w:t>
-            </w:r>
-            <w:r>
-              <w:rPr>
-                <w:bCs/>
-                <w:color w:val="000000"/>
-                <w:sz w:val="24"/>
-              </w:rPr>
-              <w:t>个样本。</w:t>
-            </w:r>
+              <w:ind w:left="360" w:firstLineChars="0" w:firstLine="0"/>
+              <w:rPr>
+                <w:bCs/>
+                <w:color w:val="000000"/>
+                <w:szCs w:val="21"/>
+              </w:rPr>
+            </w:pPr>
           </w:p>
           <w:p>
             <w:pPr>
               <w:pStyle w:val="a6"/>
-              <w:numPr>
-                <w:ilvl w:val="0"/>
-                <w:numId w:val="7"/>
-              </w:numPr>
-              <w:ind w:firstLineChars="0"/>
-              <w:rPr>
-                <w:bCs/>
-                <w:color w:val="000000"/>
-                <w:sz w:val="24"/>
-              </w:rPr>
-            </w:pPr>
-            <w:r>
-              <w:rPr>
-                <w:bCs/>
-                <w:color w:val="000000"/>
-                <w:sz w:val="24"/>
-              </w:rPr>
-              <w:t>数据属性</w:t>
-            </w:r>
-          </w:p>
-          <w:p>
-            <w:pPr>
-              <w:pStyle w:val="a6"/>
-              <w:ind w:left="360" w:firstLine="480"/>
-              <w:rPr>
-                <w:bCs/>
-                <w:color w:val="000000"/>
-                <w:sz w:val="24"/>
-              </w:rPr>
-            </w:pPr>
-            <w:r>
-              <w:rPr>
-                <w:rFonts w:hint="eastAsia"/>
-                <w:bCs/>
-                <w:color w:val="000000"/>
-                <w:sz w:val="24"/>
-              </w:rPr>
-              <w:t>与实验二相同</w:t>
-            </w:r>
-          </w:p>
-          <w:p>
-            <w:pPr>
-              <w:ind w:firstLineChars="200" w:firstLine="480"/>
-              <w:rPr>
-                <w:rFonts w:ascii="Times New Roman" w:hAnsi="Times New Roman" w:cs="Times New Roman"/>
-                <w:bCs/>
-                <w:color w:val="000000"/>
-              </w:rPr>
-            </w:pPr>
-            <w:r>
-              <w:rPr>
-                <w:rFonts w:ascii="Times New Roman" w:hAnsi="Times New Roman" w:cs="Times New Roman"/>
-                <w:bCs/>
-                <w:color w:val="000000"/>
-              </w:rPr>
-              <w:t>要求：</w:t>
-            </w:r>
-          </w:p>
-          <w:p>
-            <w:pPr>
-              <w:ind w:firstLineChars="200" w:firstLine="480"/>
-              <w:rPr>
-                <w:rFonts w:ascii="Times New Roman" w:hAnsi="Times New Roman" w:cs="Times New Roman"/>
-                <w:bCs/>
-                <w:color w:val="000000"/>
-              </w:rPr>
-            </w:pPr>
-            <w:r>
-              <w:rPr>
-                <w:rFonts w:ascii="Times New Roman" w:hAnsi="Times New Roman" w:cs="Times New Roman"/>
-                <w:bCs/>
-                <w:color w:val="000000"/>
-              </w:rPr>
-              <w:t>（</w:t>
-            </w:r>
-            <w:r>
-              <w:rPr>
-                <w:rFonts w:ascii="Times New Roman" w:hAnsi="Times New Roman" w:cs="Times New Roman"/>
-                <w:bCs/>
-                <w:color w:val="000000"/>
-              </w:rPr>
-              <w:t>1</w:t>
-            </w:r>
-            <w:r>
-              <w:rPr>
-                <w:rFonts w:ascii="Times New Roman" w:hAnsi="Times New Roman" w:cs="Times New Roman"/>
-                <w:bCs/>
-                <w:color w:val="000000"/>
-              </w:rPr>
-              <w:t>）使用</w:t>
-            </w:r>
-            <w:r>
-              <w:rPr>
-                <w:rFonts w:ascii="Times New Roman" w:hAnsi="Times New Roman" w:cs="Times New Roman" w:hint="eastAsia"/>
-                <w:bCs/>
-                <w:color w:val="000000"/>
-              </w:rPr>
-              <w:t>s</w:t>
-            </w:r>
-            <w:r>
-              <w:rPr>
-                <w:rFonts w:ascii="Times New Roman" w:hAnsi="Times New Roman" w:cs="Times New Roman"/>
-                <w:bCs/>
-                <w:color w:val="000000"/>
-              </w:rPr>
-              <w:t>klearn</w:t>
-            </w:r>
-            <w:r>
-              <w:rPr>
-                <w:rFonts w:ascii="Times New Roman" w:hAnsi="Times New Roman" w:cs="Times New Roman"/>
-                <w:bCs/>
-                <w:color w:val="000000"/>
-              </w:rPr>
-              <w:t>实现</w:t>
-            </w:r>
-          </w:p>
-          <w:p>
-            <w:pPr>
-              <w:ind w:firstLineChars="200" w:firstLine="480"/>
-              <w:rPr>
-                <w:rFonts w:ascii="Times New Roman" w:hAnsi="Times New Roman" w:cs="Times New Roman"/>
-                <w:bCs/>
-                <w:color w:val="000000"/>
-              </w:rPr>
-            </w:pPr>
-            <w:r>
-              <w:rPr>
-                <w:rFonts w:ascii="Times New Roman" w:hAnsi="Times New Roman" w:cs="Times New Roman"/>
-                <w:bCs/>
-                <w:color w:val="000000"/>
-              </w:rPr>
-              <w:t>（</w:t>
-            </w:r>
-            <w:r>
-              <w:rPr>
-                <w:rFonts w:ascii="Times New Roman" w:hAnsi="Times New Roman" w:cs="Times New Roman"/>
-                <w:bCs/>
-                <w:color w:val="000000"/>
-              </w:rPr>
-              <w:t>2</w:t>
-            </w:r>
-            <w:r>
-              <w:rPr>
-                <w:rFonts w:ascii="Times New Roman" w:hAnsi="Times New Roman" w:cs="Times New Roman"/>
-                <w:bCs/>
-                <w:color w:val="000000"/>
-              </w:rPr>
-              <w:t>）自定义编码实现</w:t>
-            </w:r>
-            <w:r>
-              <w:rPr>
-                <w:rFonts w:ascii="Times New Roman" w:hAnsi="Times New Roman" w:cs="Times New Roman" w:hint="eastAsia"/>
-                <w:bCs/>
-                <w:color w:val="000000"/>
-              </w:rPr>
-              <w:t>，程序运行时间角度与（</w:t>
-            </w:r>
-            <w:r>
-              <w:rPr>
-                <w:rFonts w:ascii="Times New Roman" w:hAnsi="Times New Roman" w:cs="Times New Roman" w:hint="eastAsia"/>
-                <w:bCs/>
-                <w:color w:val="000000"/>
-              </w:rPr>
-              <w:t>1</w:t>
-            </w:r>
-            <w:r>
-              <w:rPr>
-                <w:rFonts w:ascii="Times New Roman" w:hAnsi="Times New Roman" w:cs="Times New Roman" w:hint="eastAsia"/>
-                <w:bCs/>
-                <w:color w:val="000000"/>
-              </w:rPr>
-              <w:t>）进行比较。</w:t>
-            </w:r>
-            <w:r>
-              <w:rPr>
-                <w:rFonts w:ascii="Times New Roman" w:hAnsi="Times New Roman" w:cs="Times New Roman"/>
-                <w:bCs/>
-                <w:color w:val="000000"/>
-              </w:rPr>
-              <w:t>（选做）</w:t>
-            </w:r>
-          </w:p>
-          <w:p>
-            <w:pPr>
-              <w:rPr>
-                <w:bCs/>
-                <w:color w:val="000000"/>
-                <w:sz w:val="18"/>
-                <w:szCs w:val="21"/>
-              </w:rPr>
-            </w:pPr>
-            <w:permStart w:id="842286759" w:edGrp="everyone"/>
-          </w:p>
-          <w:p>
-            <w:pPr>
-              <w:rPr>
-                <w:bCs/>
-                <w:color w:val="000000"/>
-                <w:sz w:val="18"/>
-                <w:szCs w:val="21"/>
-              </w:rPr>
-            </w:pPr>
-          </w:p>
-          <w:p>
-            <w:pPr>
-              <w:rPr>
-                <w:bCs/>
-                <w:color w:val="000000"/>
-                <w:sz w:val="18"/>
-                <w:szCs w:val="21"/>
-              </w:rPr>
-            </w:pPr>
-          </w:p>
-          <w:p>
-            <w:pPr>
-              <w:rPr>
-                <w:bCs/>
-                <w:color w:val="000000"/>
-                <w:sz w:val="18"/>
-                <w:szCs w:val="21"/>
-              </w:rPr>
-            </w:pPr>
-          </w:p>
-          <w:p>
-            <w:pPr>
-              <w:rPr>
-                <w:bCs/>
-                <w:color w:val="000000"/>
-                <w:sz w:val="18"/>
-                <w:szCs w:val="21"/>
-              </w:rPr>
-            </w:pPr>
-          </w:p>
-          <w:p>
-            <w:pPr>
-              <w:rPr>
-                <w:bCs/>
-                <w:color w:val="000000"/>
-                <w:sz w:val="18"/>
-                <w:szCs w:val="21"/>
-              </w:rPr>
-            </w:pPr>
-          </w:p>
-          <w:p>
-            <w:pPr>
-              <w:rPr>
-                <w:bCs/>
-                <w:color w:val="000000"/>
-                <w:sz w:val="18"/>
-                <w:szCs w:val="21"/>
-              </w:rPr>
-            </w:pPr>
-          </w:p>
-          <w:p>
-            <w:pPr>
-              <w:rPr>
-                <w:bCs/>
-                <w:color w:val="000000"/>
-                <w:sz w:val="18"/>
-                <w:szCs w:val="21"/>
-              </w:rPr>
-            </w:pPr>
-          </w:p>
-          <w:p>
-            <w:pPr>
-              <w:rPr>
-                <w:bCs/>
-                <w:color w:val="000000"/>
-                <w:sz w:val="18"/>
-                <w:szCs w:val="21"/>
-              </w:rPr>
-            </w:pPr>
-          </w:p>
-          <w:permEnd w:id="842286759"/>
+              <w:ind w:left="360" w:firstLineChars="0" w:firstLine="0"/>
+              <w:rPr>
+                <w:bCs/>
+                <w:color w:val="000000"/>
+                <w:szCs w:val="21"/>
+              </w:rPr>
+            </w:pPr>
+            <w:r>
+              <w:rPr>
+                <w:rFonts w:hint="eastAsia"/>
+                <w:bCs/>
+                <w:color w:val="000000"/>
+                <w:szCs w:val="21"/>
+              </w:rPr>
+              <w:t>数据说明如下</w:t>
+            </w:r>
+            <w:r>
+              <w:rPr>
+                <w:rFonts w:hint="eastAsia"/>
+                <w:bCs/>
+                <w:color w:val="000000"/>
+                <w:szCs w:val="21"/>
+              </w:rPr>
+              <w:t>：</w:t>
+            </w:r>
+          </w:p>
           <w:p>
             <w:pPr>
               <w:pStyle w:val="a6"/>
@@ -2664,173 +2304,539 @@
               <w:rPr>
                 <w:bCs/>
                 <w:color w:val="000000"/>
-                <w:sz w:val="24"/>
-                <w:szCs w:val="32"/>
-              </w:rPr>
-            </w:pPr>
-            <w:r>
-              <w:rPr>
-                <w:rFonts w:hint="eastAsia"/>
-                <w:bCs/>
-                <w:color w:val="000000"/>
-                <w:sz w:val="24"/>
-                <w:szCs w:val="32"/>
+                <w:szCs w:val="21"/>
+              </w:rPr>
+            </w:pPr>
+            <w:r>
+              <w:rPr>
+                <w:rFonts w:hint="eastAsia"/>
+                <w:bCs/>
+                <w:color w:val="000000"/>
+                <w:szCs w:val="21"/>
+              </w:rPr>
+              <w:t>每加仑燃油公里数</w:t>
+            </w:r>
+            <w:r>
+              <w:rPr>
+                <w:rFonts w:hint="eastAsia"/>
+                <w:bCs/>
+                <w:color w:val="000000"/>
+                <w:szCs w:val="21"/>
+              </w:rPr>
+              <w:t>（目标值）</w:t>
+            </w:r>
+          </w:p>
+          <w:p>
+            <w:pPr>
+              <w:pStyle w:val="a6"/>
+              <w:numPr>
+                <w:ilvl w:val="0"/>
+                <w:numId w:val="8"/>
+              </w:numPr>
+              <w:ind w:firstLineChars="0"/>
+              <w:rPr>
+                <w:bCs/>
+                <w:color w:val="000000"/>
+                <w:szCs w:val="21"/>
+              </w:rPr>
+            </w:pPr>
+            <w:r>
+              <w:rPr>
+                <w:rFonts w:hint="eastAsia"/>
+                <w:bCs/>
+                <w:color w:val="000000"/>
+                <w:szCs w:val="21"/>
+              </w:rPr>
+              <w:t>气缸数</w:t>
+            </w:r>
+          </w:p>
+          <w:p>
+            <w:pPr>
+              <w:pStyle w:val="a6"/>
+              <w:numPr>
+                <w:ilvl w:val="0"/>
+                <w:numId w:val="8"/>
+              </w:numPr>
+              <w:ind w:firstLineChars="0"/>
+              <w:rPr>
+                <w:bCs/>
+                <w:color w:val="000000"/>
+                <w:szCs w:val="21"/>
+              </w:rPr>
+            </w:pPr>
+            <w:r>
+              <w:rPr>
+                <w:rFonts w:hint="eastAsia"/>
+                <w:bCs/>
+                <w:color w:val="000000"/>
+                <w:szCs w:val="21"/>
+              </w:rPr>
+              <w:t>排量</w:t>
+            </w:r>
+          </w:p>
+          <w:p>
+            <w:pPr>
+              <w:pStyle w:val="a6"/>
+              <w:numPr>
+                <w:ilvl w:val="0"/>
+                <w:numId w:val="8"/>
+              </w:numPr>
+              <w:ind w:firstLineChars="0"/>
+              <w:rPr>
+                <w:bCs/>
+                <w:color w:val="000000"/>
+                <w:szCs w:val="21"/>
+              </w:rPr>
+            </w:pPr>
+            <w:r>
+              <w:rPr>
+                <w:rFonts w:hint="eastAsia"/>
+                <w:bCs/>
+                <w:color w:val="000000"/>
+                <w:szCs w:val="21"/>
+              </w:rPr>
+              <w:t>马力</w:t>
+            </w:r>
+          </w:p>
+          <w:p>
+            <w:pPr>
+              <w:pStyle w:val="a6"/>
+              <w:numPr>
+                <w:ilvl w:val="0"/>
+                <w:numId w:val="8"/>
+              </w:numPr>
+              <w:ind w:firstLineChars="0"/>
+              <w:rPr>
+                <w:bCs/>
+                <w:color w:val="000000"/>
+                <w:szCs w:val="21"/>
+              </w:rPr>
+            </w:pPr>
+            <w:r>
+              <w:rPr>
+                <w:rFonts w:hint="eastAsia"/>
+                <w:bCs/>
+                <w:color w:val="000000"/>
+                <w:szCs w:val="21"/>
+              </w:rPr>
+              <w:t>重量</w:t>
+            </w:r>
+          </w:p>
+          <w:p>
+            <w:pPr>
+              <w:pStyle w:val="a6"/>
+              <w:numPr>
+                <w:ilvl w:val="0"/>
+                <w:numId w:val="8"/>
+              </w:numPr>
+              <w:ind w:firstLineChars="0"/>
+              <w:rPr>
+                <w:bCs/>
+                <w:color w:val="000000"/>
+                <w:szCs w:val="21"/>
+              </w:rPr>
+            </w:pPr>
+            <w:r>
+              <w:rPr>
+                <w:rFonts w:hint="eastAsia"/>
+                <w:bCs/>
+                <w:color w:val="000000"/>
+                <w:szCs w:val="21"/>
+              </w:rPr>
+              <w:t>加速</w:t>
+            </w:r>
+          </w:p>
+          <w:p>
+            <w:pPr>
+              <w:pStyle w:val="a6"/>
+              <w:numPr>
+                <w:ilvl w:val="0"/>
+                <w:numId w:val="8"/>
+              </w:numPr>
+              <w:ind w:firstLineChars="0"/>
+              <w:rPr>
+                <w:bCs/>
+                <w:color w:val="000000"/>
+                <w:szCs w:val="21"/>
+              </w:rPr>
+            </w:pPr>
+            <w:r>
+              <w:rPr>
+                <w:rFonts w:hint="eastAsia"/>
+                <w:bCs/>
+                <w:color w:val="000000"/>
+                <w:szCs w:val="21"/>
+              </w:rPr>
+              <w:t>模型年份</w:t>
+            </w:r>
+          </w:p>
+          <w:p>
+            <w:pPr>
+              <w:pStyle w:val="a6"/>
+              <w:numPr>
+                <w:ilvl w:val="0"/>
+                <w:numId w:val="8"/>
+              </w:numPr>
+              <w:ind w:firstLineChars="0"/>
+              <w:rPr>
+                <w:bCs/>
+                <w:color w:val="000000"/>
+                <w:szCs w:val="21"/>
+              </w:rPr>
+            </w:pPr>
+            <w:r>
+              <w:rPr>
+                <w:rFonts w:hint="eastAsia"/>
+                <w:bCs/>
+                <w:color w:val="000000"/>
+                <w:szCs w:val="21"/>
+              </w:rPr>
+              <w:t>原型</w:t>
+            </w:r>
+            <w:r>
+              <w:rPr>
+                <w:rFonts w:hint="eastAsia"/>
+                <w:bCs/>
+                <w:color w:val="000000"/>
+                <w:szCs w:val="21"/>
+              </w:rPr>
+              <w:t>（类别</w:t>
+            </w:r>
+            <w:r>
+              <w:rPr>
+                <w:rFonts w:hint="eastAsia"/>
+                <w:bCs/>
+                <w:color w:val="000000"/>
+                <w:szCs w:val="21"/>
+              </w:rPr>
+              <w:t>特征</w:t>
+            </w:r>
+            <w:r>
+              <w:rPr>
+                <w:rFonts w:hint="eastAsia"/>
+                <w:bCs/>
+                <w:color w:val="000000"/>
+                <w:szCs w:val="21"/>
+              </w:rPr>
+              <w:t>）</w:t>
+            </w:r>
+          </w:p>
+          <w:p>
+            <w:pPr>
+              <w:pStyle w:val="a6"/>
+              <w:numPr>
+                <w:ilvl w:val="0"/>
+                <w:numId w:val="8"/>
+              </w:numPr>
+              <w:ind w:firstLineChars="0"/>
+              <w:rPr>
+                <w:bCs/>
+                <w:color w:val="000000"/>
+                <w:szCs w:val="21"/>
+              </w:rPr>
+            </w:pPr>
+            <w:r>
+              <w:rPr>
+                <w:rFonts w:hint="eastAsia"/>
+                <w:bCs/>
+                <w:color w:val="000000"/>
+                <w:szCs w:val="21"/>
+              </w:rPr>
+              <w:t>车型</w:t>
+            </w:r>
+            <w:r>
+              <w:rPr>
+                <w:rFonts w:hint="eastAsia"/>
+                <w:bCs/>
+                <w:color w:val="000000"/>
+                <w:szCs w:val="21"/>
+              </w:rPr>
+              <w:t>（</w:t>
+            </w:r>
+            <w:r>
+              <w:rPr>
+                <w:rFonts w:hint="eastAsia"/>
+                <w:bCs/>
+                <w:color w:val="000000"/>
+                <w:szCs w:val="21"/>
+              </w:rPr>
+              <w:t>可</w:t>
+            </w:r>
+            <w:r>
+              <w:rPr>
+                <w:rFonts w:hint="eastAsia"/>
+                <w:bCs/>
+                <w:color w:val="000000"/>
+                <w:szCs w:val="21"/>
+              </w:rPr>
+              <w:t>不使用）</w:t>
+            </w:r>
+          </w:p>
+          <w:p>
+            <w:pPr>
+              <w:rPr>
+                <w:bCs/>
+                <w:color w:val="000000"/>
+                <w:szCs w:val="21"/>
+              </w:rPr>
+            </w:pPr>
+          </w:p>
+          <w:p>
+            <w:pPr>
+              <w:rPr>
+                <w:bCs/>
+                <w:color w:val="000000"/>
+                <w:szCs w:val="21"/>
+              </w:rPr>
+            </w:pPr>
+          </w:p>
+          <w:p>
+            <w:pPr>
+              <w:rPr>
+                <w:bCs/>
+                <w:color w:val="000000"/>
+                <w:szCs w:val="21"/>
+              </w:rPr>
+            </w:pPr>
+          </w:p>
+          <w:p>
+            <w:pPr>
+              <w:pStyle w:val="a6"/>
+              <w:numPr>
+                <w:ilvl w:val="0"/>
+                <w:numId w:val="6"/>
+              </w:numPr>
+              <w:ind w:firstLineChars="0" w:firstLine="0"/>
+              <w:rPr>
+                <w:bCs/>
+                <w:color w:val="000000"/>
+                <w:szCs w:val="21"/>
+              </w:rPr>
+            </w:pPr>
+            <w:r>
+              <w:rPr>
+                <w:rFonts w:hint="eastAsia"/>
+                <w:bCs/>
+                <w:color w:val="000000"/>
+                <w:szCs w:val="21"/>
               </w:rPr>
               <w:lastRenderedPageBreak/>
-              <w:t>编写代码，</w:t>
-            </w:r>
-            <w:r>
-              <w:rPr>
-                <w:rFonts w:hint="eastAsia"/>
-                <w:bCs/>
-                <w:color w:val="000000"/>
-                <w:sz w:val="24"/>
-                <w:szCs w:val="32"/>
-              </w:rPr>
-              <w:t>利用</w:t>
-            </w:r>
-            <w:r>
-              <w:rPr>
-                <w:rFonts w:hint="eastAsia"/>
-                <w:bCs/>
-                <w:color w:val="000000"/>
-                <w:sz w:val="24"/>
-                <w:szCs w:val="32"/>
-              </w:rPr>
-              <w:t>K</w:t>
-            </w:r>
-            <w:r>
-              <w:rPr>
-                <w:bCs/>
-                <w:color w:val="000000"/>
-                <w:sz w:val="24"/>
-                <w:szCs w:val="32"/>
-              </w:rPr>
-              <w:t>-</w:t>
-            </w:r>
-            <w:r>
-              <w:rPr>
-                <w:rFonts w:hint="eastAsia"/>
-                <w:bCs/>
-                <w:color w:val="000000"/>
-                <w:sz w:val="24"/>
-                <w:szCs w:val="32"/>
-              </w:rPr>
-              <w:t>均值聚类和</w:t>
-            </w:r>
-            <w:r>
-              <w:rPr>
-                <w:rFonts w:hint="eastAsia"/>
-                <w:bCs/>
-                <w:color w:val="000000"/>
-                <w:sz w:val="24"/>
-                <w:szCs w:val="32"/>
-              </w:rPr>
-              <w:t>PCA</w:t>
-            </w:r>
-            <w:r>
-              <w:rPr>
-                <w:rFonts w:hint="eastAsia"/>
-                <w:bCs/>
-                <w:color w:val="000000"/>
-                <w:sz w:val="24"/>
-                <w:szCs w:val="32"/>
-              </w:rPr>
-              <w:t>降维（</w:t>
-            </w:r>
-            <w:r>
-              <w:rPr>
-                <w:bCs/>
-                <w:color w:val="000000"/>
-                <w:sz w:val="24"/>
-                <w:szCs w:val="32"/>
-              </w:rPr>
-              <w:t>from sklearn.decomposition import PCA</w:t>
-            </w:r>
-            <w:r>
-              <w:rPr>
-                <w:rFonts w:hint="eastAsia"/>
-                <w:bCs/>
-                <w:color w:val="000000"/>
-                <w:sz w:val="24"/>
-                <w:szCs w:val="32"/>
-              </w:rPr>
-              <w:t>，请在网络检索使用方法）方法，实现对书上手写数字数据集“</w:t>
-            </w:r>
-            <w:r>
-              <w:rPr>
-                <w:bCs/>
-                <w:color w:val="000000"/>
-                <w:sz w:val="24"/>
-                <w:szCs w:val="32"/>
-              </w:rPr>
-              <w:t>arab_digits_training</w:t>
-            </w:r>
-            <w:r>
-              <w:rPr>
-                <w:bCs/>
-                <w:color w:val="000000"/>
-                <w:sz w:val="24"/>
-                <w:szCs w:val="32"/>
-              </w:rPr>
-              <w:t>.txt</w:t>
-            </w:r>
-            <w:r>
-              <w:rPr>
-                <w:rFonts w:hint="eastAsia"/>
-                <w:bCs/>
-                <w:color w:val="000000"/>
-                <w:sz w:val="24"/>
-                <w:szCs w:val="32"/>
-              </w:rPr>
-              <w:t>”的第</w:t>
-            </w:r>
-            <w:r>
-              <w:rPr>
-                <w:rFonts w:hint="eastAsia"/>
-                <w:bCs/>
-                <w:color w:val="000000"/>
-                <w:sz w:val="24"/>
-                <w:szCs w:val="32"/>
-              </w:rPr>
-              <w:t>2</w:t>
-            </w:r>
-            <w:r>
-              <w:rPr>
-                <w:bCs/>
-                <w:color w:val="000000"/>
-                <w:sz w:val="24"/>
-                <w:szCs w:val="32"/>
-              </w:rPr>
-              <w:t>-785</w:t>
-            </w:r>
-            <w:r>
-              <w:rPr>
-                <w:rFonts w:hint="eastAsia"/>
-                <w:bCs/>
-                <w:color w:val="000000"/>
-                <w:sz w:val="24"/>
-                <w:szCs w:val="32"/>
-              </w:rPr>
-              <w:t>列特征数据进行聚类</w:t>
-            </w:r>
-            <w:r>
-              <w:rPr>
-                <w:rFonts w:hint="eastAsia"/>
-                <w:bCs/>
-                <w:color w:val="000000"/>
-                <w:sz w:val="24"/>
-                <w:szCs w:val="32"/>
-              </w:rPr>
-              <w:t>，聚类中心数量选</w:t>
-            </w:r>
-            <w:r>
-              <w:rPr>
-                <w:rFonts w:hint="eastAsia"/>
-                <w:bCs/>
-                <w:color w:val="000000"/>
-                <w:sz w:val="24"/>
-                <w:szCs w:val="32"/>
+              <w:t>参考</w:t>
+            </w:r>
+            <w:r>
+              <w:rPr>
+                <w:rFonts w:hint="eastAsia"/>
+                <w:bCs/>
+                <w:color w:val="000000"/>
+                <w:szCs w:val="21"/>
+              </w:rPr>
+              <w:t>最新版第八章“</w:t>
+            </w:r>
+            <w:r>
+              <w:rPr>
+                <w:rFonts w:hint="eastAsia"/>
+                <w:bCs/>
+                <w:color w:val="000000"/>
+                <w:szCs w:val="21"/>
+              </w:rPr>
+              <w:t>8</w:t>
+            </w:r>
+            <w:r>
+              <w:rPr>
+                <w:bCs/>
+                <w:color w:val="000000"/>
+                <w:szCs w:val="21"/>
+              </w:rPr>
+              <w:t xml:space="preserve">.6 </w:t>
+            </w:r>
+            <w:r>
+              <w:rPr>
+                <w:rFonts w:hint="eastAsia"/>
+                <w:bCs/>
+                <w:color w:val="000000"/>
+                <w:szCs w:val="21"/>
+              </w:rPr>
+              <w:t>卷积神经网络</w:t>
+            </w:r>
+            <w:r>
+              <w:rPr>
+                <w:rFonts w:hint="eastAsia"/>
+                <w:bCs/>
+                <w:color w:val="000000"/>
+                <w:szCs w:val="21"/>
+              </w:rPr>
+              <w:t>及</w:t>
+            </w:r>
+            <w:r>
+              <w:rPr>
+                <w:rFonts w:hint="eastAsia"/>
+                <w:bCs/>
+                <w:color w:val="000000"/>
+                <w:szCs w:val="21"/>
+              </w:rPr>
+              <w:t>Python</w:t>
+            </w:r>
+            <w:r>
+              <w:rPr>
+                <w:rFonts w:hint="eastAsia"/>
+                <w:bCs/>
+                <w:color w:val="000000"/>
+                <w:szCs w:val="21"/>
+              </w:rPr>
+              <w:t>实现</w:t>
+            </w:r>
+            <w:r>
+              <w:rPr>
+                <w:rFonts w:hint="eastAsia"/>
+                <w:bCs/>
+                <w:color w:val="000000"/>
+                <w:szCs w:val="21"/>
+              </w:rPr>
+              <w:t>”</w:t>
+            </w:r>
+            <w:r>
+              <w:rPr>
+                <w:rFonts w:hint="eastAsia"/>
+                <w:bCs/>
+                <w:color w:val="000000"/>
+                <w:szCs w:val="21"/>
+              </w:rPr>
+              <w:t>内容，完成以下实验</w:t>
+            </w:r>
+            <w:r>
+              <w:rPr>
+                <w:rFonts w:hint="eastAsia"/>
+                <w:bCs/>
+                <w:color w:val="000000"/>
+                <w:szCs w:val="21"/>
+              </w:rPr>
+              <w:t>。</w:t>
+            </w:r>
+          </w:p>
+          <w:p>
+            <w:pPr>
+              <w:pStyle w:val="a6"/>
+              <w:numPr>
+                <w:ilvl w:val="0"/>
+                <w:numId w:val="9"/>
+              </w:numPr>
+              <w:ind w:firstLineChars="0"/>
+              <w:rPr>
+                <w:bCs/>
+                <w:color w:val="000000"/>
+                <w:szCs w:val="21"/>
+              </w:rPr>
+            </w:pPr>
+            <w:r>
+              <w:rPr>
+                <w:rFonts w:hint="eastAsia"/>
+                <w:bCs/>
+                <w:color w:val="000000"/>
+                <w:szCs w:val="21"/>
+              </w:rPr>
+              <w:t>参考书上代码，</w:t>
+            </w:r>
+            <w:r>
+              <w:rPr>
+                <w:rFonts w:hint="eastAsia"/>
+                <w:bCs/>
+                <w:color w:val="000000"/>
+                <w:szCs w:val="21"/>
+              </w:rPr>
+              <w:t>下载</w:t>
+            </w:r>
+            <w:r>
+              <w:rPr>
+                <w:rFonts w:hint="eastAsia"/>
+                <w:bCs/>
+                <w:color w:val="000000"/>
+                <w:szCs w:val="21"/>
+              </w:rPr>
+              <w:t>MNIST</w:t>
+            </w:r>
+            <w:r>
+              <w:rPr>
+                <w:rFonts w:hint="eastAsia"/>
+                <w:bCs/>
+                <w:color w:val="000000"/>
+                <w:szCs w:val="21"/>
+              </w:rPr>
+              <w:t>数据，使用</w:t>
+            </w:r>
+            <w:r>
+              <w:rPr>
+                <w:bCs/>
+                <w:color w:val="000000"/>
+                <w:szCs w:val="21"/>
+              </w:rPr>
+              <w:t>Keras/</w:t>
+            </w:r>
+            <w:r>
+              <w:rPr>
+                <w:rFonts w:hint="eastAsia"/>
+                <w:bCs/>
+                <w:color w:val="000000"/>
+                <w:szCs w:val="21"/>
+              </w:rPr>
+              <w:t>Tensorflow</w:t>
+            </w:r>
+            <w:r>
+              <w:rPr>
+                <w:rFonts w:hint="eastAsia"/>
+                <w:bCs/>
+                <w:color w:val="000000"/>
+                <w:szCs w:val="21"/>
+              </w:rPr>
+              <w:t>实现基础卷积神经网络</w:t>
+            </w:r>
+            <w:r>
+              <w:rPr>
+                <w:rFonts w:hint="eastAsia"/>
+                <w:bCs/>
+                <w:color w:val="000000"/>
+                <w:szCs w:val="21"/>
+              </w:rPr>
+              <w:t>对其进行训练和测试预测</w:t>
+            </w:r>
+            <w:r>
+              <w:rPr>
+                <w:rFonts w:hint="eastAsia"/>
+                <w:bCs/>
+                <w:color w:val="000000"/>
+                <w:szCs w:val="21"/>
+              </w:rPr>
+              <w:t>；</w:t>
+            </w:r>
+          </w:p>
+          <w:p>
+            <w:pPr>
+              <w:pStyle w:val="a6"/>
+              <w:numPr>
+                <w:ilvl w:val="0"/>
+                <w:numId w:val="9"/>
+              </w:numPr>
+              <w:ind w:firstLineChars="0"/>
+              <w:rPr>
+                <w:bCs/>
+                <w:color w:val="000000"/>
+                <w:szCs w:val="21"/>
+              </w:rPr>
+            </w:pPr>
+            <w:r>
+              <w:rPr>
+                <w:rFonts w:hint="eastAsia"/>
+                <w:bCs/>
+                <w:color w:val="000000"/>
+                <w:szCs w:val="21"/>
+              </w:rPr>
+              <w:t>试着改变卷积神经网络的层数为</w:t>
+            </w:r>
+            <w:r>
+              <w:rPr>
+                <w:rFonts w:hint="eastAsia"/>
+                <w:bCs/>
+                <w:color w:val="000000"/>
+                <w:szCs w:val="21"/>
               </w:rPr>
               <w:t>1</w:t>
             </w:r>
@@ -2838,8 +2844,7 @@
               <w:rPr>
                 <w:bCs/>
                 <w:color w:val="000000"/>
-                <w:sz w:val="24"/>
-                <w:szCs w:val="32"/>
+                <w:szCs w:val="21"/>
               </w:rPr>
               <w:t>0</w:t>
             </w:r>
@@ -2848,520 +2853,211 @@
                 <w:rFonts w:hint="eastAsia"/>
                 <w:bCs/>
                 <w:color w:val="000000"/>
-                <w:sz w:val="24"/>
-                <w:szCs w:val="32"/>
-              </w:rPr>
-              <w:t>。</w:t>
-            </w:r>
-          </w:p>
-          <w:p>
-            <w:pPr>
-              <w:ind w:firstLineChars="200" w:firstLine="480"/>
-              <w:rPr>
-                <w:rFonts w:ascii="Times New Roman" w:hAnsi="Times New Roman" w:cs="Times New Roman"/>
-                <w:bCs/>
-                <w:color w:val="000000"/>
-              </w:rPr>
-            </w:pPr>
-            <w:r>
-              <w:rPr>
-                <w:rFonts w:ascii="Times New Roman" w:hAnsi="Times New Roman" w:cs="Times New Roman"/>
-                <w:bCs/>
-                <w:color w:val="000000"/>
-              </w:rPr>
-              <w:t>要求：</w:t>
-            </w:r>
-          </w:p>
-          <w:p>
-            <w:pPr>
-              <w:ind w:firstLineChars="150" w:firstLine="360"/>
-              <w:rPr>
-                <w:rFonts w:ascii="Times New Roman" w:hAnsi="Times New Roman" w:cs="Times New Roman"/>
-                <w:bCs/>
-                <w:color w:val="000000"/>
-              </w:rPr>
-            </w:pPr>
-            <w:r>
-              <w:rPr>
-                <w:rFonts w:ascii="Times New Roman" w:hAnsi="Times New Roman" w:cs="Times New Roman"/>
-                <w:bCs/>
-                <w:color w:val="000000"/>
-              </w:rPr>
-              <w:t>（</w:t>
-            </w:r>
-            <w:r>
-              <w:rPr>
-                <w:rFonts w:ascii="Times New Roman" w:hAnsi="Times New Roman" w:cs="Times New Roman"/>
-                <w:bCs/>
-                <w:color w:val="000000"/>
-              </w:rPr>
-              <w:t>1</w:t>
-            </w:r>
-            <w:r>
-              <w:rPr>
-                <w:rFonts w:ascii="Times New Roman" w:hAnsi="Times New Roman" w:cs="Times New Roman"/>
-                <w:bCs/>
-                <w:color w:val="000000"/>
-              </w:rPr>
-              <w:t>）使用</w:t>
-            </w:r>
-            <w:r>
-              <w:rPr>
-                <w:rFonts w:ascii="Times New Roman" w:hAnsi="Times New Roman" w:cs="Times New Roman" w:hint="eastAsia"/>
-                <w:bCs/>
-                <w:color w:val="000000"/>
-              </w:rPr>
-              <w:t>s</w:t>
-            </w:r>
-            <w:r>
-              <w:rPr>
-                <w:rFonts w:ascii="Times New Roman" w:hAnsi="Times New Roman" w:cs="Times New Roman"/>
-                <w:bCs/>
-                <w:color w:val="000000"/>
-              </w:rPr>
-              <w:t>klearn</w:t>
-            </w:r>
-            <w:r>
-              <w:rPr>
-                <w:rFonts w:ascii="Times New Roman" w:hAnsi="Times New Roman" w:cs="Times New Roman"/>
-                <w:bCs/>
-                <w:color w:val="000000"/>
-              </w:rPr>
-              <w:t>实现</w:t>
-            </w:r>
-            <w:r>
-              <w:rPr>
-                <w:rFonts w:ascii="Times New Roman" w:hAnsi="Times New Roman" w:cs="Times New Roman" w:hint="eastAsia"/>
-                <w:bCs/>
-                <w:color w:val="000000"/>
-              </w:rPr>
-              <w:t>，</w:t>
-            </w:r>
-          </w:p>
-          <w:p>
-            <w:pPr>
-              <w:ind w:firstLineChars="150" w:firstLine="360"/>
-              <w:rPr>
-                <w:rFonts w:ascii="Times New Roman" w:hAnsi="Times New Roman" w:cs="Times New Roman"/>
-                <w:bCs/>
-                <w:color w:val="000000"/>
-                <w:szCs w:val="32"/>
-              </w:rPr>
-            </w:pPr>
-            <w:r>
-              <w:rPr>
-                <w:rFonts w:ascii="Times New Roman" w:hAnsi="Times New Roman" w:cs="Times New Roman"/>
-                <w:bCs/>
-                <w:color w:val="000000"/>
-                <w:szCs w:val="32"/>
-              </w:rPr>
-              <w:t>（</w:t>
-            </w:r>
-            <w:r>
-              <w:rPr>
-                <w:rFonts w:ascii="Times New Roman" w:hAnsi="Times New Roman" w:cs="Times New Roman"/>
-                <w:bCs/>
-                <w:color w:val="000000"/>
-                <w:szCs w:val="32"/>
-              </w:rPr>
-              <w:t>2</w:t>
-            </w:r>
-            <w:r>
-              <w:rPr>
-                <w:rFonts w:ascii="Times New Roman" w:hAnsi="Times New Roman" w:cs="Times New Roman"/>
-                <w:bCs/>
-                <w:color w:val="000000"/>
-                <w:szCs w:val="32"/>
-              </w:rPr>
-              <w:t>）使用</w:t>
-            </w:r>
-            <w:r>
-              <w:rPr>
-                <w:rFonts w:ascii="Times New Roman" w:hAnsi="Times New Roman" w:cs="Times New Roman"/>
-                <w:bCs/>
-                <w:color w:val="000000"/>
-                <w:szCs w:val="32"/>
-              </w:rPr>
-              <w:t>matplotlib</w:t>
-            </w:r>
-            <w:r>
-              <w:rPr>
-                <w:rFonts w:ascii="Times New Roman" w:hAnsi="Times New Roman" w:cs="Times New Roman" w:hint="eastAsia"/>
-                <w:bCs/>
-                <w:color w:val="000000"/>
-                <w:szCs w:val="32"/>
-              </w:rPr>
-              <w:t>，在</w:t>
-            </w:r>
-            <w:r>
-              <w:rPr>
-                <w:rFonts w:ascii="Times New Roman" w:hAnsi="Times New Roman" w:cs="Times New Roman" w:hint="eastAsia"/>
-                <w:bCs/>
-                <w:color w:val="000000"/>
-                <w:szCs w:val="32"/>
-              </w:rPr>
-              <w:t>PCA</w:t>
-            </w:r>
-            <w:r>
-              <w:rPr>
-                <w:rFonts w:ascii="Times New Roman" w:hAnsi="Times New Roman" w:cs="Times New Roman" w:hint="eastAsia"/>
-                <w:bCs/>
-                <w:color w:val="000000"/>
-                <w:szCs w:val="32"/>
-              </w:rPr>
-              <w:t>降维后的空间使用不同颜色画出每个类别的样本，并用该类别中类标出现次数最多的类别标注出该类的聚类中心。</w:t>
-            </w:r>
-            <w:r>
-              <w:rPr>
-                <w:rFonts w:ascii="Times New Roman" w:hAnsi="Times New Roman" w:cs="Times New Roman" w:hint="eastAsia"/>
-                <w:bCs/>
-                <w:color w:val="000000"/>
-                <w:szCs w:val="32"/>
-              </w:rPr>
-              <w:t>（</w:t>
-            </w:r>
-            <w:r>
-              <w:rPr>
-                <w:rFonts w:ascii="Times New Roman" w:hAnsi="Times New Roman" w:cs="Times New Roman"/>
-                <w:bCs/>
-                <w:color w:val="000000"/>
-                <w:szCs w:val="32"/>
-              </w:rPr>
-              <w:t>选做）</w:t>
-            </w:r>
-          </w:p>
-          <w:p>
-            <w:pPr>
-              <w:rPr>
-                <w:bCs/>
-                <w:color w:val="000000"/>
-                <w:sz w:val="18"/>
-                <w:szCs w:val="21"/>
-              </w:rPr>
-            </w:pPr>
-            <w:permStart w:id="1037844478" w:edGrp="everyone"/>
-          </w:p>
-          <w:p>
-            <w:pPr>
-              <w:rPr>
-                <w:bCs/>
-                <w:color w:val="000000"/>
-                <w:sz w:val="18"/>
-                <w:szCs w:val="21"/>
-              </w:rPr>
-            </w:pPr>
-          </w:p>
-          <w:p>
-            <w:pPr>
-              <w:rPr>
-                <w:bCs/>
-                <w:color w:val="000000"/>
-                <w:sz w:val="18"/>
-                <w:szCs w:val="21"/>
-              </w:rPr>
-            </w:pPr>
-          </w:p>
-          <w:p>
-            <w:pPr>
-              <w:rPr>
-                <w:bCs/>
-                <w:color w:val="000000"/>
-                <w:sz w:val="18"/>
-                <w:szCs w:val="21"/>
-              </w:rPr>
-            </w:pPr>
-          </w:p>
-          <w:p>
-            <w:pPr>
-              <w:rPr>
-                <w:bCs/>
-                <w:color w:val="000000"/>
-                <w:sz w:val="18"/>
-                <w:szCs w:val="21"/>
-              </w:rPr>
-            </w:pPr>
-          </w:p>
-          <w:p>
-            <w:pPr>
-              <w:rPr>
-                <w:bCs/>
-                <w:color w:val="000000"/>
-                <w:sz w:val="18"/>
-                <w:szCs w:val="21"/>
-              </w:rPr>
-            </w:pPr>
-          </w:p>
-          <w:p>
-            <w:pPr>
-              <w:rPr>
-                <w:bCs/>
-                <w:color w:val="000000"/>
-                <w:sz w:val="18"/>
-                <w:szCs w:val="21"/>
-              </w:rPr>
-            </w:pPr>
-          </w:p>
-          <w:p>
-            <w:pPr>
-              <w:rPr>
-                <w:bCs/>
-                <w:color w:val="000000"/>
-                <w:sz w:val="18"/>
-                <w:szCs w:val="21"/>
-              </w:rPr>
-            </w:pPr>
-          </w:p>
-          <w:p>
-            <w:pPr>
-              <w:rPr>
-                <w:bCs/>
-                <w:color w:val="000000"/>
-                <w:sz w:val="18"/>
-                <w:szCs w:val="21"/>
-              </w:rPr>
-            </w:pPr>
-          </w:p>
-          <w:p>
-            <w:pPr>
-              <w:rPr>
-                <w:bCs/>
-                <w:color w:val="000000"/>
-                <w:sz w:val="18"/>
-                <w:szCs w:val="21"/>
-              </w:rPr>
-            </w:pPr>
-          </w:p>
-          <w:p>
-            <w:pPr>
-              <w:rPr>
-                <w:bCs/>
-                <w:color w:val="000000"/>
-                <w:sz w:val="18"/>
-                <w:szCs w:val="21"/>
-              </w:rPr>
-            </w:pPr>
-          </w:p>
-          <w:p>
-            <w:pPr>
-              <w:rPr>
-                <w:bCs/>
-                <w:color w:val="000000"/>
-                <w:sz w:val="18"/>
-                <w:szCs w:val="21"/>
-              </w:rPr>
-            </w:pPr>
-          </w:p>
-          <w:p>
-            <w:pPr>
-              <w:rPr>
-                <w:bCs/>
-                <w:color w:val="000000"/>
-                <w:sz w:val="18"/>
-                <w:szCs w:val="21"/>
-              </w:rPr>
-            </w:pPr>
-          </w:p>
-          <w:p>
-            <w:pPr>
-              <w:rPr>
-                <w:bCs/>
-                <w:color w:val="000000"/>
-                <w:sz w:val="18"/>
-                <w:szCs w:val="21"/>
-              </w:rPr>
-            </w:pPr>
-          </w:p>
-          <w:p>
-            <w:pPr>
-              <w:rPr>
-                <w:bCs/>
-                <w:color w:val="000000"/>
-                <w:sz w:val="18"/>
-                <w:szCs w:val="21"/>
-              </w:rPr>
-            </w:pPr>
-          </w:p>
-          <w:p>
-            <w:pPr>
-              <w:rPr>
-                <w:bCs/>
-                <w:color w:val="000000"/>
-                <w:sz w:val="18"/>
-                <w:szCs w:val="21"/>
-              </w:rPr>
-            </w:pPr>
-          </w:p>
-          <w:p>
-            <w:pPr>
-              <w:rPr>
-                <w:bCs/>
-                <w:color w:val="000000"/>
-                <w:sz w:val="18"/>
-                <w:szCs w:val="21"/>
-              </w:rPr>
-            </w:pPr>
-          </w:p>
-          <w:p>
-            <w:pPr>
-              <w:rPr>
-                <w:bCs/>
-                <w:color w:val="000000"/>
-                <w:sz w:val="18"/>
-                <w:szCs w:val="21"/>
-              </w:rPr>
-            </w:pPr>
-          </w:p>
-          <w:p>
-            <w:pPr>
-              <w:rPr>
-                <w:bCs/>
-                <w:color w:val="000000"/>
-                <w:sz w:val="18"/>
-                <w:szCs w:val="21"/>
-              </w:rPr>
-            </w:pPr>
-          </w:p>
-          <w:p>
-            <w:pPr>
-              <w:rPr>
-                <w:bCs/>
-                <w:color w:val="000000"/>
-                <w:sz w:val="18"/>
-                <w:szCs w:val="21"/>
-              </w:rPr>
-            </w:pPr>
-          </w:p>
-          <w:p>
-            <w:pPr>
-              <w:rPr>
-                <w:bCs/>
-                <w:color w:val="000000"/>
-                <w:sz w:val="18"/>
-                <w:szCs w:val="21"/>
-              </w:rPr>
-            </w:pPr>
-          </w:p>
-          <w:p>
-            <w:pPr>
-              <w:rPr>
-                <w:bCs/>
-                <w:color w:val="000000"/>
-                <w:sz w:val="18"/>
-                <w:szCs w:val="21"/>
-              </w:rPr>
-            </w:pPr>
-          </w:p>
-          <w:p>
-            <w:pPr>
-              <w:rPr>
-                <w:bCs/>
-                <w:color w:val="000000"/>
-                <w:sz w:val="18"/>
-                <w:szCs w:val="21"/>
-              </w:rPr>
-            </w:pPr>
-          </w:p>
-          <w:p>
-            <w:pPr>
-              <w:rPr>
-                <w:bCs/>
-                <w:color w:val="000000"/>
-                <w:sz w:val="18"/>
-                <w:szCs w:val="21"/>
-              </w:rPr>
-            </w:pPr>
-          </w:p>
-          <w:p>
-            <w:pPr>
-              <w:rPr>
-                <w:bCs/>
-                <w:color w:val="000000"/>
-                <w:sz w:val="18"/>
-                <w:szCs w:val="21"/>
-              </w:rPr>
-            </w:pPr>
-          </w:p>
-          <w:p>
-            <w:pPr>
-              <w:rPr>
-                <w:bCs/>
-                <w:color w:val="000000"/>
-                <w:sz w:val="18"/>
-                <w:szCs w:val="21"/>
-              </w:rPr>
-            </w:pPr>
-          </w:p>
-          <w:p>
-            <w:pPr>
-              <w:rPr>
-                <w:bCs/>
-                <w:color w:val="000000"/>
-                <w:sz w:val="18"/>
-                <w:szCs w:val="21"/>
-              </w:rPr>
-            </w:pPr>
-          </w:p>
-          <w:p>
-            <w:pPr>
-              <w:rPr>
-                <w:bCs/>
-                <w:color w:val="000000"/>
-                <w:sz w:val="18"/>
-                <w:szCs w:val="21"/>
-              </w:rPr>
-            </w:pPr>
-          </w:p>
-          <w:p>
-            <w:pPr>
-              <w:rPr>
-                <w:bCs/>
-                <w:color w:val="000000"/>
-                <w:sz w:val="18"/>
-                <w:szCs w:val="21"/>
-              </w:rPr>
-            </w:pPr>
-          </w:p>
-          <w:p>
-            <w:pPr>
-              <w:rPr>
-                <w:bCs/>
-                <w:color w:val="000000"/>
-                <w:sz w:val="18"/>
-                <w:szCs w:val="21"/>
-              </w:rPr>
-            </w:pPr>
-          </w:p>
-          <w:p>
-            <w:pPr>
-              <w:rPr>
-                <w:bCs/>
-                <w:color w:val="000000"/>
-                <w:sz w:val="18"/>
-                <w:szCs w:val="21"/>
-              </w:rPr>
-            </w:pPr>
-          </w:p>
-          <w:p>
-            <w:pPr>
-              <w:rPr>
-                <w:bCs/>
-                <w:color w:val="000000"/>
-                <w:sz w:val="18"/>
-                <w:szCs w:val="21"/>
-              </w:rPr>
-            </w:pPr>
-          </w:p>
-          <w:p>
-            <w:pPr>
-              <w:rPr>
-                <w:bCs/>
-                <w:color w:val="000000"/>
-                <w:sz w:val="18"/>
-                <w:szCs w:val="21"/>
-              </w:rPr>
-            </w:pPr>
-          </w:p>
-          <w:permEnd w:id="1037844478"/>
+                <w:szCs w:val="21"/>
+              </w:rPr>
+              <w:t>层以上，根据自己的想法设置各层，看能否提升分类效果</w:t>
+            </w:r>
+            <w:r>
+              <w:rPr>
+                <w:rFonts w:hint="eastAsia"/>
+                <w:bCs/>
+                <w:color w:val="000000"/>
+                <w:szCs w:val="21"/>
+              </w:rPr>
+              <w:t>；</w:t>
+            </w:r>
+          </w:p>
+          <w:p>
+            <w:pPr>
+              <w:pStyle w:val="a6"/>
+              <w:ind w:left="360" w:firstLineChars="0" w:firstLine="0"/>
+              <w:rPr>
+                <w:bCs/>
+                <w:color w:val="000000"/>
+                <w:szCs w:val="21"/>
+              </w:rPr>
+            </w:pPr>
+          </w:p>
+          <w:p>
+            <w:pPr>
+              <w:rPr>
+                <w:bCs/>
+                <w:color w:val="000000"/>
+                <w:szCs w:val="21"/>
+              </w:rPr>
+            </w:pPr>
+          </w:p>
+          <w:p>
+            <w:pPr>
+              <w:rPr>
+                <w:bCs/>
+                <w:color w:val="000000"/>
+                <w:szCs w:val="21"/>
+              </w:rPr>
+            </w:pPr>
+          </w:p>
+          <w:p>
+            <w:pPr>
+              <w:rPr>
+                <w:bCs/>
+                <w:color w:val="000000"/>
+                <w:szCs w:val="21"/>
+              </w:rPr>
+            </w:pPr>
+          </w:p>
+          <w:p>
+            <w:pPr>
+              <w:rPr>
+                <w:bCs/>
+                <w:color w:val="000000"/>
+                <w:szCs w:val="21"/>
+              </w:rPr>
+            </w:pPr>
+          </w:p>
+          <w:p>
+            <w:pPr>
+              <w:rPr>
+                <w:bCs/>
+                <w:color w:val="000000"/>
+                <w:szCs w:val="21"/>
+              </w:rPr>
+            </w:pPr>
+          </w:p>
+          <w:p>
+            <w:pPr>
+              <w:rPr>
+                <w:bCs/>
+                <w:color w:val="000000"/>
+                <w:szCs w:val="21"/>
+              </w:rPr>
+            </w:pPr>
+          </w:p>
+          <w:p>
+            <w:pPr>
+              <w:rPr>
+                <w:bCs/>
+                <w:color w:val="000000"/>
+                <w:szCs w:val="21"/>
+              </w:rPr>
+            </w:pPr>
+          </w:p>
+          <w:p>
+            <w:pPr>
+              <w:rPr>
+                <w:bCs/>
+                <w:color w:val="000000"/>
+                <w:szCs w:val="21"/>
+              </w:rPr>
+            </w:pPr>
+          </w:p>
+          <w:p>
+            <w:pPr>
+              <w:rPr>
+                <w:bCs/>
+                <w:color w:val="000000"/>
+                <w:szCs w:val="21"/>
+              </w:rPr>
+            </w:pPr>
+          </w:p>
+          <w:p>
+            <w:pPr>
+              <w:rPr>
+                <w:bCs/>
+                <w:color w:val="000000"/>
+                <w:szCs w:val="21"/>
+              </w:rPr>
+            </w:pPr>
+          </w:p>
+          <w:p>
+            <w:pPr>
+              <w:rPr>
+                <w:bCs/>
+                <w:color w:val="000000"/>
+                <w:szCs w:val="21"/>
+              </w:rPr>
+            </w:pPr>
+          </w:p>
+          <w:p>
+            <w:pPr>
+              <w:rPr>
+                <w:bCs/>
+                <w:color w:val="000000"/>
+                <w:szCs w:val="21"/>
+              </w:rPr>
+            </w:pPr>
+          </w:p>
+          <w:p>
+            <w:pPr>
+              <w:rPr>
+                <w:bCs/>
+                <w:color w:val="000000"/>
+                <w:szCs w:val="21"/>
+              </w:rPr>
+            </w:pPr>
+          </w:p>
+          <w:p>
+            <w:pPr>
+              <w:rPr>
+                <w:bCs/>
+                <w:color w:val="000000"/>
+                <w:szCs w:val="21"/>
+              </w:rPr>
+            </w:pPr>
+          </w:p>
+          <w:p>
+            <w:pPr>
+              <w:rPr>
+                <w:bCs/>
+                <w:color w:val="000000"/>
+                <w:szCs w:val="21"/>
+              </w:rPr>
+            </w:pPr>
+          </w:p>
+          <w:p>
+            <w:pPr>
+              <w:rPr>
+                <w:bCs/>
+                <w:color w:val="000000"/>
+                <w:szCs w:val="21"/>
+              </w:rPr>
+            </w:pPr>
+          </w:p>
+          <w:p>
+            <w:pPr>
+              <w:rPr>
+                <w:bCs/>
+                <w:color w:val="000000"/>
+                <w:szCs w:val="21"/>
+              </w:rPr>
+            </w:pPr>
+          </w:p>
+          <w:p>
+            <w:pPr>
+              <w:rPr>
+                <w:bCs/>
+                <w:color w:val="000000"/>
+                <w:szCs w:val="21"/>
+              </w:rPr>
+            </w:pPr>
+          </w:p>
+          <w:p>
+            <w:pPr>
+              <w:rPr>
+                <w:bCs/>
+                <w:color w:val="000000"/>
+                <w:szCs w:val="21"/>
+              </w:rPr>
+            </w:pPr>
+          </w:p>
+          <w:p>
+            <w:pPr>
+              <w:rPr>
+                <w:bCs/>
+                <w:color w:val="000000"/>
+                <w:szCs w:val="21"/>
+              </w:rPr>
+            </w:pPr>
+          </w:p>
           <w:p>
             <w:pPr>
               <w:rPr>
@@ -3376,7 +3072,7 @@
       </w:tr>
       <w:tr>
         <w:trPr>
-          <w:trHeight w:val="8254"/>
+          <w:trHeight w:val="9172"/>
         </w:trPr>
         <w:tc>
           <w:tcPr>
@@ -3465,19 +3161,16 @@
               <w:tabs>
                 <w:tab w:val="left" w:pos="3060"/>
               </w:tabs>
-              <w:ind w:firstLineChars="200" w:firstLine="480"/>
-              <w:rPr>
-                <w:szCs w:val="21"/>
-              </w:rPr>
-            </w:pPr>
-            <w:permStart w:id="2004181645" w:edGrp="everyone"/>
+              <w:rPr>
+                <w:szCs w:val="21"/>
+              </w:rPr>
+            </w:pPr>
           </w:p>
           <w:p>
             <w:pPr>
               <w:tabs>
                 <w:tab w:val="left" w:pos="3060"/>
               </w:tabs>
-              <w:ind w:firstLineChars="200" w:firstLine="480"/>
               <w:rPr>
                 <w:szCs w:val="21"/>
               </w:rPr>
@@ -3488,7 +3181,6 @@
               <w:tabs>
                 <w:tab w:val="left" w:pos="3060"/>
               </w:tabs>
-              <w:ind w:firstLineChars="200" w:firstLine="480"/>
               <w:rPr>
                 <w:szCs w:val="21"/>
               </w:rPr>
@@ -3499,7 +3191,6 @@
               <w:tabs>
                 <w:tab w:val="left" w:pos="3060"/>
               </w:tabs>
-              <w:ind w:firstLineChars="200" w:firstLine="480"/>
               <w:rPr>
                 <w:szCs w:val="21"/>
               </w:rPr>
@@ -3510,7 +3201,6 @@
               <w:tabs>
                 <w:tab w:val="left" w:pos="3060"/>
               </w:tabs>
-              <w:ind w:firstLineChars="200" w:firstLine="480"/>
               <w:rPr>
                 <w:szCs w:val="21"/>
               </w:rPr>
@@ -3521,7 +3211,6 @@
               <w:tabs>
                 <w:tab w:val="left" w:pos="3060"/>
               </w:tabs>
-              <w:ind w:firstLineChars="200" w:firstLine="480"/>
               <w:rPr>
                 <w:szCs w:val="21"/>
               </w:rPr>
@@ -3532,7 +3221,6 @@
               <w:tabs>
                 <w:tab w:val="left" w:pos="3060"/>
               </w:tabs>
-              <w:ind w:firstLineChars="200" w:firstLine="480"/>
               <w:rPr>
                 <w:szCs w:val="21"/>
               </w:rPr>
@@ -3543,7 +3231,6 @@
               <w:tabs>
                 <w:tab w:val="left" w:pos="3060"/>
               </w:tabs>
-              <w:ind w:firstLineChars="200" w:firstLine="480"/>
               <w:rPr>
                 <w:szCs w:val="21"/>
               </w:rPr>
@@ -3554,13 +3241,11 @@
               <w:tabs>
                 <w:tab w:val="left" w:pos="3060"/>
               </w:tabs>
-              <w:ind w:firstLineChars="200" w:firstLine="480"/>
-              <w:rPr>
-                <w:szCs w:val="21"/>
-              </w:rPr>
-            </w:pPr>
-          </w:p>
-          <w:permEnd w:id="2004181645"/>
+              <w:rPr>
+                <w:szCs w:val="21"/>
+              </w:rPr>
+            </w:pPr>
+          </w:p>
           <w:p>
             <w:pPr>
               <w:tabs>
@@ -3586,18 +3271,19 @@
               <w:tabs>
                 <w:tab w:val="left" w:pos="5625"/>
               </w:tabs>
+              <w:spacing w:line="300" w:lineRule="auto"/>
               <w:ind w:firstLineChars="180" w:firstLine="432"/>
               <w:rPr>
                 <w:szCs w:val="21"/>
               </w:rPr>
             </w:pPr>
-            <w:permStart w:id="63701662" w:edGrp="everyone"/>
           </w:p>
           <w:p>
             <w:pPr>
               <w:tabs>
                 <w:tab w:val="left" w:pos="5625"/>
               </w:tabs>
+              <w:spacing w:line="300" w:lineRule="auto"/>
               <w:ind w:firstLineChars="180" w:firstLine="432"/>
               <w:rPr>
                 <w:szCs w:val="21"/>
@@ -3609,6 +3295,7 @@
               <w:tabs>
                 <w:tab w:val="left" w:pos="5625"/>
               </w:tabs>
+              <w:spacing w:line="300" w:lineRule="auto"/>
               <w:ind w:firstLineChars="180" w:firstLine="432"/>
               <w:rPr>
                 <w:szCs w:val="21"/>
@@ -3620,6 +3307,7 @@
               <w:tabs>
                 <w:tab w:val="left" w:pos="5625"/>
               </w:tabs>
+              <w:spacing w:line="300" w:lineRule="auto"/>
               <w:ind w:firstLineChars="180" w:firstLine="432"/>
               <w:rPr>
                 <w:szCs w:val="21"/>
@@ -3631,19 +3319,31 @@
               <w:tabs>
                 <w:tab w:val="left" w:pos="5625"/>
               </w:tabs>
+              <w:spacing w:line="300" w:lineRule="auto"/>
               <w:ind w:firstLineChars="180" w:firstLine="432"/>
               <w:rPr>
-                <w:szCs w:val="21"/>
-              </w:rPr>
-            </w:pPr>
+                <w:color w:val="000000"/>
+                <w:szCs w:val="21"/>
+              </w:rPr>
+            </w:pPr>
+            <w:r>
+              <w:rPr>
+                <w:rFonts w:hint="eastAsia"/>
+                <w:color w:val="000000"/>
+                <w:szCs w:val="21"/>
+              </w:rPr>
+              <w:t>（三）意见与建议（没有可省略）</w:t>
+            </w:r>
           </w:p>
           <w:p>
             <w:pPr>
               <w:tabs>
                 <w:tab w:val="left" w:pos="5625"/>
               </w:tabs>
+              <w:spacing w:line="300" w:lineRule="auto"/>
               <w:ind w:firstLineChars="180" w:firstLine="432"/>
               <w:rPr>
+                <w:color w:val="000000"/>
                 <w:szCs w:val="21"/>
               </w:rPr>
             </w:pPr>
@@ -3653,8 +3353,10 @@
               <w:tabs>
                 <w:tab w:val="left" w:pos="5625"/>
               </w:tabs>
+              <w:spacing w:line="300" w:lineRule="auto"/>
               <w:ind w:firstLineChars="180" w:firstLine="432"/>
               <w:rPr>
+                <w:color w:val="000000"/>
                 <w:szCs w:val="21"/>
               </w:rPr>
             </w:pPr>
@@ -3664,13 +3366,14 @@
               <w:tabs>
                 <w:tab w:val="left" w:pos="5625"/>
               </w:tabs>
+              <w:spacing w:line="300" w:lineRule="auto"/>
               <w:ind w:firstLineChars="180" w:firstLine="432"/>
               <w:rPr>
-                <w:szCs w:val="21"/>
-              </w:rPr>
-            </w:pPr>
-          </w:p>
-          <w:permEnd w:id="63701662"/>
+                <w:color w:val="000000"/>
+                <w:szCs w:val="21"/>
+              </w:rPr>
+            </w:pPr>
+          </w:p>
           <w:p>
             <w:pPr>
               <w:tabs>
@@ -3683,87 +3386,38 @@
                 <w:szCs w:val="21"/>
               </w:rPr>
             </w:pPr>
-            <w:r>
-              <w:rPr>
-                <w:rFonts w:hint="eastAsia"/>
-                <w:color w:val="000000"/>
-                <w:szCs w:val="21"/>
-              </w:rPr>
-              <w:t>（三）意见与建议（没有可省略）</w:t>
-            </w:r>
           </w:p>
           <w:p>
             <w:pPr>
               <w:tabs>
                 <w:tab w:val="left" w:pos="5625"/>
               </w:tabs>
+              <w:spacing w:line="300" w:lineRule="auto"/>
               <w:ind w:firstLineChars="180" w:firstLine="432"/>
               <w:rPr>
                 <w:color w:val="000000"/>
                 <w:szCs w:val="21"/>
               </w:rPr>
             </w:pPr>
-            <w:permStart w:id="935681438" w:edGrp="everyone"/>
-          </w:p>
-          <w:p>
-            <w:pPr>
-              <w:tabs>
-                <w:tab w:val="left" w:pos="5625"/>
-              </w:tabs>
-              <w:ind w:firstLineChars="180" w:firstLine="432"/>
-              <w:rPr>
-                <w:color w:val="000000"/>
-                <w:szCs w:val="21"/>
-              </w:rPr>
-            </w:pPr>
-          </w:p>
-          <w:p>
-            <w:pPr>
-              <w:tabs>
-                <w:tab w:val="left" w:pos="5625"/>
-              </w:tabs>
-              <w:ind w:firstLineChars="180" w:firstLine="432"/>
-              <w:rPr>
-                <w:color w:val="000000"/>
-                <w:szCs w:val="21"/>
-              </w:rPr>
-            </w:pPr>
-          </w:p>
-          <w:p>
-            <w:pPr>
-              <w:tabs>
-                <w:tab w:val="left" w:pos="5625"/>
-              </w:tabs>
-              <w:ind w:firstLineChars="180" w:firstLine="432"/>
-              <w:rPr>
-                <w:color w:val="000000"/>
-                <w:szCs w:val="21"/>
-              </w:rPr>
-            </w:pPr>
-          </w:p>
-          <w:p>
-            <w:pPr>
-              <w:tabs>
-                <w:tab w:val="left" w:pos="5625"/>
-              </w:tabs>
-              <w:ind w:firstLineChars="180" w:firstLine="432"/>
-              <w:rPr>
-                <w:color w:val="000000"/>
-                <w:szCs w:val="21"/>
-              </w:rPr>
-            </w:pPr>
-          </w:p>
-          <w:permEnd w:id="935681438"/>
+          </w:p>
           <w:p>
             <w:pPr>
               <w:tabs>
                 <w:tab w:val="left" w:pos="1485"/>
               </w:tabs>
               <w:spacing w:line="300" w:lineRule="auto"/>
-              <w:rPr>
-                <w:color w:val="000000"/>
-              </w:rPr>
-            </w:pPr>
+              <w:ind w:firstLineChars="180" w:firstLine="432"/>
+              <w:rPr>
+                <w:color w:val="000000"/>
+              </w:rPr>
+            </w:pPr>
+            <w:r>
+              <w:rPr>
+                <w:color w:val="000000"/>
+                <w:szCs w:val="21"/>
+              </w:rPr>
+              <w:tab/>
+            </w:r>
           </w:p>
         </w:tc>
       </w:tr>
@@ -3786,16 +3440,16 @@
       </w:tblPr>
       <w:tblGrid>
         <w:gridCol w:w="523"/>
-        <w:gridCol w:w="2449"/>
-        <w:gridCol w:w="1201"/>
-        <w:gridCol w:w="1202"/>
-        <w:gridCol w:w="1202"/>
-        <w:gridCol w:w="1202"/>
-        <w:gridCol w:w="1202"/>
+        <w:gridCol w:w="2335"/>
+        <w:gridCol w:w="1237"/>
+        <w:gridCol w:w="1232"/>
+        <w:gridCol w:w="1234"/>
+        <w:gridCol w:w="1231"/>
+        <w:gridCol w:w="1189"/>
       </w:tblGrid>
       <w:tr>
         <w:trPr>
-          <w:trHeight w:val="1125"/>
+          <w:trHeight w:val="2646"/>
           <w:jc w:val="center"/>
         </w:trPr>
         <w:tc>
@@ -3832,483 +3486,64 @@
           </w:p>
           <w:p>
             <w:pPr>
-              <w:spacing w:line="276" w:lineRule="auto"/>
-              <w:ind w:firstLineChars="200" w:firstLine="420"/>
-              <w:rPr>
-                <w:rFonts w:ascii="Times New Roman" w:hAnsi="Times New Roman" w:cs="Times New Roman"/>
-                <w:sz w:val="21"/>
-                <w:szCs w:val="21"/>
-              </w:rPr>
-            </w:pPr>
-            <w:r>
-              <w:rPr>
-                <w:rFonts w:ascii="Times New Roman" w:hAnsi="Times New Roman" w:cs="Times New Roman"/>
-                <w:sz w:val="21"/>
-                <w:szCs w:val="21"/>
-              </w:rPr>
-              <w:t>（一）思想、素质教育目标</w:t>
-            </w:r>
-          </w:p>
-          <w:p>
-            <w:pPr>
-              <w:spacing w:line="276" w:lineRule="auto"/>
-              <w:ind w:firstLineChars="200" w:firstLine="420"/>
-              <w:rPr>
-                <w:rFonts w:ascii="Times New Roman" w:hAnsi="Times New Roman" w:cs="Times New Roman"/>
-                <w:sz w:val="21"/>
-                <w:szCs w:val="21"/>
-              </w:rPr>
-            </w:pPr>
-            <w:r>
-              <w:rPr>
-                <w:rFonts w:ascii="Times New Roman" w:hAnsi="Times New Roman" w:cs="Times New Roman"/>
-                <w:sz w:val="21"/>
-                <w:szCs w:val="21"/>
-              </w:rPr>
-              <w:t>目标</w:t>
-            </w:r>
-            <w:r>
-              <w:rPr>
-                <w:rFonts w:ascii="Times New Roman" w:hAnsi="Times New Roman" w:cs="Times New Roman"/>
-                <w:sz w:val="21"/>
-                <w:szCs w:val="21"/>
-              </w:rPr>
-              <w:t xml:space="preserve">1.1  </w:t>
-            </w:r>
-            <w:r>
-              <w:rPr>
-                <w:rFonts w:ascii="Times New Roman" w:hAnsi="Times New Roman" w:cs="Times New Roman"/>
-                <w:sz w:val="21"/>
-                <w:szCs w:val="21"/>
-              </w:rPr>
-              <w:t>在教学过程中，激发学生自豪感与爱国情怀，</w:t>
-            </w:r>
-            <w:r>
-              <w:rPr>
-                <w:rFonts w:ascii="Times New Roman" w:hAnsi="Times New Roman" w:cs="Times New Roman"/>
-                <w:bCs/>
-                <w:sz w:val="21"/>
-                <w:szCs w:val="21"/>
-              </w:rPr>
-              <w:t>鼓</w:t>
-            </w:r>
-            <w:r>
-              <w:rPr>
-                <w:rFonts w:ascii="Times New Roman" w:hAnsi="Times New Roman" w:cs="Times New Roman"/>
-                <w:sz w:val="21"/>
-                <w:szCs w:val="21"/>
-              </w:rPr>
-              <w:t>励学生通过努力学习掌握先进科学技术，服务国家，回馈社会。</w:t>
-            </w:r>
-          </w:p>
-          <w:p>
-            <w:pPr>
-              <w:spacing w:line="276" w:lineRule="auto"/>
-              <w:ind w:firstLineChars="200" w:firstLine="420"/>
-              <w:rPr>
-                <w:rFonts w:ascii="Times New Roman" w:hAnsi="Times New Roman" w:cs="Times New Roman"/>
-                <w:b/>
-                <w:sz w:val="21"/>
-                <w:szCs w:val="21"/>
-              </w:rPr>
-            </w:pPr>
-            <w:r>
-              <w:rPr>
-                <w:rFonts w:ascii="Times New Roman" w:hAnsi="Times New Roman" w:cs="Times New Roman"/>
-                <w:sz w:val="21"/>
-                <w:szCs w:val="21"/>
-              </w:rPr>
-              <w:t>目标</w:t>
-            </w:r>
-            <w:r>
-              <w:rPr>
-                <w:rFonts w:ascii="Times New Roman" w:hAnsi="Times New Roman" w:cs="Times New Roman"/>
-                <w:sz w:val="21"/>
-                <w:szCs w:val="21"/>
-              </w:rPr>
-              <w:t xml:space="preserve">1.2  </w:t>
-            </w:r>
-            <w:r>
-              <w:rPr>
-                <w:rFonts w:ascii="Times New Roman" w:hAnsi="Times New Roman" w:cs="Times New Roman"/>
-                <w:sz w:val="21"/>
-                <w:szCs w:val="21"/>
-              </w:rPr>
-              <w:t>通过</w:t>
-            </w:r>
-            <w:r>
-              <w:rPr>
-                <w:rFonts w:ascii="Times New Roman" w:hAnsi="Times New Roman" w:cs="Times New Roman"/>
-                <w:sz w:val="21"/>
-                <w:szCs w:val="21"/>
-              </w:rPr>
-              <w:t>Python</w:t>
-            </w:r>
-            <w:r>
-              <w:rPr>
-                <w:rFonts w:ascii="Times New Roman" w:hAnsi="Times New Roman" w:cs="Times New Roman"/>
-                <w:sz w:val="21"/>
-                <w:szCs w:val="21"/>
-              </w:rPr>
-              <w:t>编程、人工智能主流算法等知识的学习，</w:t>
-            </w:r>
-            <w:r>
-              <w:rPr>
-                <w:rFonts w:ascii="Times New Roman" w:hAnsi="Times New Roman" w:cs="Times New Roman"/>
-                <w:color w:val="191919"/>
-                <w:sz w:val="21"/>
-                <w:shd w:val="clear" w:color="auto" w:fill="FFFFFF"/>
-              </w:rPr>
-              <w:t>增强学生的科技强国意识，</w:t>
-            </w:r>
-            <w:r>
-              <w:rPr>
-                <w:rStyle w:val="aa"/>
-                <w:rFonts w:ascii="Times New Roman" w:hAnsi="Times New Roman" w:cs="Times New Roman"/>
-                <w:b w:val="0"/>
-                <w:color w:val="191919"/>
-                <w:sz w:val="21"/>
-                <w:shd w:val="clear" w:color="auto" w:fill="FFFFFF"/>
-              </w:rPr>
-              <w:t>帮助其树立正确的价值观</w:t>
-            </w:r>
-            <w:r>
-              <w:rPr>
-                <w:rFonts w:ascii="Times New Roman" w:hAnsi="Times New Roman" w:cs="Times New Roman"/>
-                <w:b/>
-                <w:sz w:val="21"/>
-                <w:szCs w:val="21"/>
-              </w:rPr>
-              <w:t>。</w:t>
-            </w:r>
-          </w:p>
-          <w:p>
-            <w:pPr>
-              <w:spacing w:line="276" w:lineRule="auto"/>
-              <w:ind w:firstLineChars="200" w:firstLine="420"/>
-              <w:rPr>
-                <w:rFonts w:ascii="Times New Roman" w:hAnsi="Times New Roman" w:cs="Times New Roman"/>
-                <w:sz w:val="21"/>
-                <w:szCs w:val="21"/>
-              </w:rPr>
-            </w:pPr>
-            <w:r>
-              <w:rPr>
-                <w:rFonts w:ascii="Times New Roman" w:hAnsi="Times New Roman" w:cs="Times New Roman"/>
-                <w:sz w:val="21"/>
-                <w:szCs w:val="21"/>
-              </w:rPr>
-              <w:t>（二）知识教学目标</w:t>
-            </w:r>
-          </w:p>
-          <w:p>
-            <w:pPr>
-              <w:spacing w:line="276" w:lineRule="auto"/>
-              <w:ind w:firstLineChars="200" w:firstLine="420"/>
-              <w:rPr>
-                <w:rFonts w:ascii="Times New Roman" w:hAnsi="Times New Roman" w:cs="Times New Roman"/>
-                <w:sz w:val="21"/>
-                <w:szCs w:val="21"/>
-              </w:rPr>
-            </w:pPr>
-            <w:r>
-              <w:rPr>
-                <w:rFonts w:ascii="Times New Roman" w:hAnsi="Times New Roman" w:cs="Times New Roman"/>
-                <w:sz w:val="21"/>
-                <w:szCs w:val="21"/>
-              </w:rPr>
-              <w:t>目标</w:t>
-            </w:r>
-            <w:r>
-              <w:rPr>
-                <w:rFonts w:ascii="Times New Roman" w:hAnsi="Times New Roman" w:cs="Times New Roman"/>
-                <w:sz w:val="21"/>
-                <w:szCs w:val="21"/>
-              </w:rPr>
-              <w:t xml:space="preserve">2.1  </w:t>
-            </w:r>
-            <w:r>
-              <w:rPr>
-                <w:rFonts w:ascii="Times New Roman" w:hAnsi="Times New Roman" w:cs="Times New Roman"/>
-                <w:sz w:val="21"/>
-              </w:rPr>
-              <w:t>使学生掌握</w:t>
-            </w:r>
-            <w:r>
-              <w:rPr>
-                <w:rFonts w:ascii="Times New Roman" w:hAnsi="Times New Roman" w:cs="Times New Roman"/>
-                <w:sz w:val="21"/>
-              </w:rPr>
-              <w:t>Python</w:t>
-            </w:r>
-            <w:r>
-              <w:rPr>
-                <w:rFonts w:ascii="Times New Roman" w:hAnsi="Times New Roman" w:cs="Times New Roman"/>
-                <w:sz w:val="21"/>
-              </w:rPr>
-              <w:t>语言编程。</w:t>
-            </w:r>
-          </w:p>
-          <w:p>
-            <w:pPr>
-              <w:spacing w:line="276" w:lineRule="auto"/>
-              <w:ind w:firstLineChars="200" w:firstLine="420"/>
-              <w:rPr>
-                <w:rFonts w:ascii="Times New Roman" w:hAnsi="Times New Roman" w:cs="Times New Roman"/>
-                <w:color w:val="000000"/>
-                <w:sz w:val="21"/>
-                <w:szCs w:val="21"/>
-              </w:rPr>
-            </w:pPr>
-            <w:r>
-              <w:rPr>
-                <w:rFonts w:ascii="Times New Roman" w:hAnsi="Times New Roman" w:cs="Times New Roman"/>
-                <w:sz w:val="21"/>
-                <w:szCs w:val="21"/>
-              </w:rPr>
-              <w:t>目标</w:t>
-            </w:r>
-            <w:r>
-              <w:rPr>
-                <w:rFonts w:ascii="Times New Roman" w:hAnsi="Times New Roman" w:cs="Times New Roman"/>
-                <w:sz w:val="21"/>
-                <w:szCs w:val="21"/>
-              </w:rPr>
-              <w:t xml:space="preserve">2.2  </w:t>
-            </w:r>
-            <w:r>
-              <w:rPr>
-                <w:rFonts w:ascii="Times New Roman" w:hAnsi="Times New Roman" w:cs="Times New Roman"/>
-                <w:sz w:val="21"/>
-              </w:rPr>
-              <w:t>使学生掌握人工智能基本算法及</w:t>
-            </w:r>
-            <w:r>
-              <w:rPr>
-                <w:rFonts w:ascii="Times New Roman" w:hAnsi="Times New Roman" w:cs="Times New Roman"/>
-                <w:sz w:val="21"/>
-              </w:rPr>
-              <w:t>Python</w:t>
-            </w:r>
-            <w:r>
-              <w:rPr>
-                <w:rFonts w:ascii="Times New Roman" w:hAnsi="Times New Roman" w:cs="Times New Roman"/>
-                <w:sz w:val="21"/>
-              </w:rPr>
-              <w:t>语言实现方法。</w:t>
-            </w:r>
-          </w:p>
-          <w:p>
-            <w:pPr>
-              <w:spacing w:line="276" w:lineRule="auto"/>
-              <w:ind w:firstLineChars="200" w:firstLine="420"/>
-              <w:rPr>
-                <w:rFonts w:ascii="Times New Roman" w:hAnsi="Times New Roman" w:cs="Times New Roman"/>
-                <w:sz w:val="21"/>
-                <w:szCs w:val="21"/>
-              </w:rPr>
-            </w:pPr>
-            <w:r>
-              <w:rPr>
-                <w:rFonts w:ascii="Times New Roman" w:hAnsi="Times New Roman" w:cs="Times New Roman"/>
-                <w:sz w:val="21"/>
-                <w:szCs w:val="21"/>
-              </w:rPr>
-              <w:lastRenderedPageBreak/>
-              <w:t>（三）能力教学目标</w:t>
-            </w:r>
-          </w:p>
-          <w:p>
-            <w:pPr>
-              <w:adjustRightInd w:val="0"/>
-              <w:snapToGrid w:val="0"/>
-              <w:spacing w:line="276" w:lineRule="auto"/>
-              <w:ind w:firstLineChars="200" w:firstLine="420"/>
-              <w:rPr>
-                <w:rFonts w:ascii="Times New Roman" w:hAnsi="Times New Roman" w:cs="Times New Roman"/>
-                <w:sz w:val="21"/>
-              </w:rPr>
-            </w:pPr>
-            <w:r>
-              <w:rPr>
-                <w:rFonts w:ascii="Times New Roman" w:hAnsi="Times New Roman" w:cs="Times New Roman"/>
-                <w:sz w:val="21"/>
-                <w:szCs w:val="21"/>
-              </w:rPr>
-              <w:t>目标</w:t>
-            </w:r>
-            <w:r>
-              <w:rPr>
-                <w:rFonts w:ascii="Times New Roman" w:hAnsi="Times New Roman" w:cs="Times New Roman"/>
-                <w:sz w:val="21"/>
-                <w:szCs w:val="21"/>
-              </w:rPr>
-              <w:t xml:space="preserve">3.1 </w:t>
-            </w:r>
-            <w:r>
-              <w:rPr>
-                <w:rFonts w:ascii="Times New Roman" w:hAnsi="Times New Roman" w:cs="Times New Roman"/>
-                <w:sz w:val="21"/>
-              </w:rPr>
-              <w:t>使学生掌握</w:t>
-            </w:r>
-            <w:r>
-              <w:rPr>
-                <w:rFonts w:ascii="Times New Roman" w:hAnsi="Times New Roman" w:cs="Times New Roman"/>
-                <w:sz w:val="21"/>
-              </w:rPr>
-              <w:t>Python</w:t>
-            </w:r>
-            <w:r>
-              <w:rPr>
-                <w:rFonts w:ascii="Times New Roman" w:hAnsi="Times New Roman" w:cs="Times New Roman"/>
-                <w:sz w:val="21"/>
-              </w:rPr>
-              <w:t>语言编程方法，具有使用</w:t>
-            </w:r>
-            <w:r>
-              <w:rPr>
-                <w:rFonts w:ascii="Times New Roman" w:hAnsi="Times New Roman" w:cs="Times New Roman"/>
-                <w:sz w:val="21"/>
-              </w:rPr>
-              <w:t>Python</w:t>
-            </w:r>
-            <w:r>
-              <w:rPr>
-                <w:rFonts w:ascii="Times New Roman" w:hAnsi="Times New Roman" w:cs="Times New Roman"/>
-                <w:sz w:val="21"/>
-              </w:rPr>
-              <w:t>语言进行编程的能力。</w:t>
-            </w:r>
-          </w:p>
-          <w:p>
-            <w:pPr>
-              <w:adjustRightInd w:val="0"/>
-              <w:snapToGrid w:val="0"/>
-              <w:spacing w:line="276" w:lineRule="auto"/>
-              <w:ind w:firstLineChars="200" w:firstLine="420"/>
-              <w:rPr>
-                <w:rFonts w:ascii="Times New Roman" w:hAnsi="Times New Roman" w:cs="Times New Roman"/>
-                <w:sz w:val="21"/>
-              </w:rPr>
-            </w:pPr>
-            <w:r>
-              <w:rPr>
-                <w:rFonts w:ascii="Times New Roman" w:hAnsi="Times New Roman" w:cs="Times New Roman"/>
-                <w:sz w:val="21"/>
-                <w:szCs w:val="21"/>
-              </w:rPr>
-              <w:t>目标</w:t>
-            </w:r>
-            <w:r>
-              <w:rPr>
-                <w:rFonts w:ascii="Times New Roman" w:hAnsi="Times New Roman" w:cs="Times New Roman"/>
-                <w:sz w:val="21"/>
-                <w:szCs w:val="21"/>
-              </w:rPr>
-              <w:t xml:space="preserve">3.2 </w:t>
-            </w:r>
-            <w:r>
-              <w:rPr>
-                <w:rFonts w:ascii="Times New Roman" w:hAnsi="Times New Roman" w:cs="Times New Roman"/>
-                <w:sz w:val="21"/>
-              </w:rPr>
-              <w:t>使学生掌握线性回归、逻辑斯蒂分类、</w:t>
-            </w:r>
-            <w:r>
-              <w:rPr>
-                <w:rFonts w:ascii="Times New Roman" w:hAnsi="Times New Roman" w:cs="Times New Roman" w:hint="eastAsia"/>
-                <w:sz w:val="21"/>
-              </w:rPr>
-              <w:t>K</w:t>
-            </w:r>
-            <w:r>
-              <w:rPr>
-                <w:rFonts w:ascii="Times New Roman" w:hAnsi="Times New Roman" w:cs="Times New Roman"/>
-                <w:sz w:val="21"/>
-              </w:rPr>
-              <w:t>-</w:t>
-            </w:r>
-            <w:r>
-              <w:rPr>
-                <w:rFonts w:ascii="Times New Roman" w:hAnsi="Times New Roman" w:cs="Times New Roman" w:hint="eastAsia"/>
-                <w:sz w:val="21"/>
-              </w:rPr>
-              <w:t>近邻</w:t>
-            </w:r>
-            <w:r>
-              <w:rPr>
-                <w:rFonts w:ascii="Times New Roman" w:hAnsi="Times New Roman" w:cs="Times New Roman"/>
-                <w:sz w:val="21"/>
-              </w:rPr>
-              <w:t>分类、</w:t>
-            </w:r>
-            <w:r>
-              <w:rPr>
-                <w:rFonts w:ascii="Times New Roman" w:hAnsi="Times New Roman" w:cs="Times New Roman" w:hint="eastAsia"/>
-                <w:sz w:val="21"/>
-              </w:rPr>
-              <w:t>K</w:t>
-            </w:r>
-            <w:r>
-              <w:rPr>
-                <w:rFonts w:ascii="Times New Roman" w:hAnsi="Times New Roman" w:cs="Times New Roman"/>
-                <w:sz w:val="21"/>
-              </w:rPr>
-              <w:t>-</w:t>
-            </w:r>
-            <w:r>
-              <w:rPr>
-                <w:rFonts w:ascii="Times New Roman" w:hAnsi="Times New Roman" w:cs="Times New Roman" w:hint="eastAsia"/>
-                <w:sz w:val="21"/>
-              </w:rPr>
-              <w:t>均值聚类、</w:t>
-            </w:r>
-            <w:r>
-              <w:rPr>
-                <w:rFonts w:ascii="Times New Roman" w:hAnsi="Times New Roman" w:cs="Times New Roman"/>
-                <w:sz w:val="21"/>
-              </w:rPr>
-              <w:t>神经网络等人工智能基本算法，</w:t>
-            </w:r>
-            <w:r>
-              <w:rPr>
-                <w:rFonts w:ascii="Times New Roman" w:hAnsi="Times New Roman" w:cs="Times New Roman"/>
-                <w:sz w:val="21"/>
-                <w:szCs w:val="21"/>
-              </w:rPr>
-              <w:t>使学生</w:t>
-            </w:r>
-            <w:r>
-              <w:rPr>
-                <w:rFonts w:ascii="Times New Roman" w:hAnsi="Times New Roman" w:cs="Times New Roman"/>
-                <w:sz w:val="21"/>
-              </w:rPr>
-              <w:t>具有使用</w:t>
-            </w:r>
-            <w:r>
-              <w:rPr>
-                <w:rFonts w:ascii="Times New Roman" w:hAnsi="Times New Roman" w:cs="Times New Roman"/>
-                <w:sz w:val="21"/>
-              </w:rPr>
-              <w:t>Python</w:t>
-            </w:r>
-            <w:r>
-              <w:rPr>
-                <w:rFonts w:ascii="Times New Roman" w:hAnsi="Times New Roman" w:cs="Times New Roman"/>
-                <w:sz w:val="21"/>
-              </w:rPr>
-              <w:t>语言实现人工智能基本算法的能力，对实际应用中的问题进行设计研究方案的能力</w:t>
-            </w:r>
-            <w:r>
-              <w:rPr>
-                <w:rFonts w:ascii="Times New Roman" w:hAnsi="Times New Roman" w:cs="Times New Roman"/>
-                <w:color w:val="000000"/>
-                <w:sz w:val="21"/>
-                <w:szCs w:val="21"/>
-              </w:rPr>
-              <w:t>。</w:t>
-            </w:r>
+              <w:spacing w:line="300" w:lineRule="auto"/>
+              <w:rPr>
+                <w:b/>
+                <w:bCs/>
+                <w:color w:val="000000"/>
+                <w:sz w:val="28"/>
+                <w:szCs w:val="51"/>
+              </w:rPr>
+            </w:pPr>
+          </w:p>
+          <w:p>
+            <w:pPr>
+              <w:spacing w:line="300" w:lineRule="auto"/>
+              <w:rPr>
+                <w:b/>
+                <w:bCs/>
+                <w:color w:val="000000"/>
+                <w:sz w:val="28"/>
+                <w:szCs w:val="51"/>
+              </w:rPr>
+            </w:pPr>
+          </w:p>
+          <w:p>
+            <w:pPr>
+              <w:spacing w:line="300" w:lineRule="auto"/>
+              <w:rPr>
+                <w:b/>
+                <w:bCs/>
+                <w:color w:val="000000"/>
+                <w:sz w:val="28"/>
+                <w:szCs w:val="51"/>
+              </w:rPr>
+            </w:pPr>
+          </w:p>
+          <w:p>
+            <w:pPr>
+              <w:spacing w:line="300" w:lineRule="auto"/>
+              <w:rPr>
+                <w:b/>
+                <w:bCs/>
+                <w:color w:val="000000"/>
+                <w:sz w:val="28"/>
+                <w:szCs w:val="51"/>
+              </w:rPr>
+            </w:pPr>
+          </w:p>
+          <w:p>
+            <w:pPr>
+              <w:spacing w:line="300" w:lineRule="auto"/>
+              <w:rPr>
+                <w:rFonts w:hint="eastAsia"/>
+                <w:b/>
+                <w:bCs/>
+                <w:color w:val="000000"/>
+                <w:sz w:val="28"/>
+                <w:szCs w:val="51"/>
+              </w:rPr>
+            </w:pPr>
           </w:p>
         </w:tc>
       </w:tr>
@@ -4355,148 +3590,32 @@
           <w:tcPr>
             <w:tcW w:w="523" w:type="dxa"/>
             <w:vMerge w:val="restart"/>
-            <w:vAlign w:val="center"/>
-          </w:tcPr>
-          <w:p>
-            <w:pPr>
-              <w:jc w:val="center"/>
-              <w:rPr>
-                <w:b/>
-                <w:bCs/>
-                <w:szCs w:val="21"/>
-              </w:rPr>
-            </w:pPr>
-            <w:r>
-              <w:rPr>
-                <w:rFonts w:hint="eastAsia"/>
-                <w:b/>
-                <w:bCs/>
-                <w:szCs w:val="21"/>
-              </w:rPr>
-              <w:t>评</w:t>
-            </w:r>
-          </w:p>
-          <w:p>
-            <w:pPr>
-              <w:jc w:val="center"/>
-              <w:rPr>
-                <w:b/>
-                <w:bCs/>
-                <w:szCs w:val="21"/>
-              </w:rPr>
-            </w:pPr>
-          </w:p>
-          <w:p>
-            <w:pPr>
-              <w:jc w:val="center"/>
-              <w:rPr>
-                <w:b/>
-                <w:bCs/>
-                <w:szCs w:val="21"/>
-              </w:rPr>
-            </w:pPr>
-          </w:p>
-          <w:p>
-            <w:pPr>
-              <w:jc w:val="center"/>
-              <w:rPr>
-                <w:b/>
-                <w:bCs/>
-                <w:szCs w:val="21"/>
-              </w:rPr>
-            </w:pPr>
-            <w:r>
-              <w:rPr>
-                <w:rFonts w:hint="eastAsia"/>
-                <w:b/>
-                <w:bCs/>
-                <w:szCs w:val="21"/>
-              </w:rPr>
-              <w:t xml:space="preserve">            分</w:t>
-            </w:r>
-          </w:p>
-          <w:p>
-            <w:pPr>
-              <w:jc w:val="center"/>
-              <w:rPr>
-                <w:b/>
-                <w:bCs/>
-                <w:szCs w:val="21"/>
-              </w:rPr>
-            </w:pPr>
-          </w:p>
-          <w:p>
-            <w:pPr>
-              <w:jc w:val="center"/>
-              <w:rPr>
-                <w:b/>
-                <w:bCs/>
-                <w:szCs w:val="21"/>
-              </w:rPr>
-            </w:pPr>
-          </w:p>
-          <w:p>
-            <w:pPr>
-              <w:jc w:val="center"/>
-              <w:rPr>
-                <w:b/>
-                <w:bCs/>
-                <w:szCs w:val="21"/>
-              </w:rPr>
-            </w:pPr>
-            <w:r>
-              <w:rPr>
-                <w:rFonts w:hint="eastAsia"/>
-                <w:b/>
-                <w:bCs/>
-                <w:szCs w:val="21"/>
-              </w:rPr>
-              <w:t xml:space="preserve">             细</w:t>
-            </w:r>
-          </w:p>
-          <w:p>
-            <w:pPr>
-              <w:jc w:val="center"/>
-              <w:rPr>
-                <w:b/>
-                <w:bCs/>
-                <w:szCs w:val="21"/>
-              </w:rPr>
-            </w:pPr>
-          </w:p>
-          <w:p>
-            <w:pPr>
-              <w:jc w:val="center"/>
-              <w:rPr>
-                <w:b/>
-                <w:bCs/>
-                <w:szCs w:val="21"/>
-              </w:rPr>
-            </w:pPr>
-          </w:p>
-          <w:p>
-            <w:pPr>
-              <w:jc w:val="center"/>
-              <w:rPr>
-                <w:b/>
-                <w:bCs/>
-                <w:szCs w:val="21"/>
-              </w:rPr>
-            </w:pPr>
-            <w:r>
-              <w:rPr>
-                <w:rFonts w:hint="eastAsia"/>
-                <w:b/>
-                <w:bCs/>
-                <w:szCs w:val="21"/>
-              </w:rPr>
-              <w:t xml:space="preserve">            则</w:t>
-            </w:r>
-          </w:p>
-        </w:tc>
-        <w:tc>
-          <w:tcPr>
-            <w:tcW w:w="2449" w:type="dxa"/>
+            <w:textDirection w:val="tbRlV"/>
+          </w:tcPr>
+          <w:p>
+            <w:pPr>
+              <w:ind w:left="113" w:right="113"/>
+              <w:jc w:val="center"/>
+              <w:rPr>
+                <w:b/>
+                <w:bCs/>
+                <w:szCs w:val="21"/>
+              </w:rPr>
+            </w:pPr>
+            <w:r>
+              <w:rPr>
+                <w:rFonts w:hint="eastAsia"/>
+                <w:b/>
+                <w:bCs/>
+                <w:szCs w:val="21"/>
+              </w:rPr>
+              <w:t>评            分             细            则</w:t>
+            </w:r>
+          </w:p>
+        </w:tc>
+        <w:tc>
+          <w:tcPr>
+            <w:tcW w:w="2335" w:type="dxa"/>
             <w:vAlign w:val="center"/>
           </w:tcPr>
           <w:p>
@@ -4522,7 +3641,7 @@
         </w:tc>
         <w:tc>
           <w:tcPr>
-            <w:tcW w:w="1201" w:type="dxa"/>
+            <w:tcW w:w="1237" w:type="dxa"/>
             <w:vAlign w:val="center"/>
           </w:tcPr>
           <w:p>
@@ -4548,7 +3667,7 @@
         </w:tc>
         <w:tc>
           <w:tcPr>
-            <w:tcW w:w="1202" w:type="dxa"/>
+            <w:tcW w:w="1232" w:type="dxa"/>
             <w:vAlign w:val="center"/>
           </w:tcPr>
           <w:p>
@@ -4574,7 +3693,7 @@
         </w:tc>
         <w:tc>
           <w:tcPr>
-            <w:tcW w:w="1202" w:type="dxa"/>
+            <w:tcW w:w="1234" w:type="dxa"/>
             <w:vAlign w:val="center"/>
           </w:tcPr>
           <w:p>
@@ -4600,7 +3719,7 @@
         </w:tc>
         <w:tc>
           <w:tcPr>
-            <w:tcW w:w="1202" w:type="dxa"/>
+            <w:tcW w:w="1231" w:type="dxa"/>
             <w:vAlign w:val="center"/>
           </w:tcPr>
           <w:p>
@@ -4626,7 +3745,7 @@
         </w:tc>
         <w:tc>
           <w:tcPr>
-            <w:tcW w:w="1202" w:type="dxa"/>
+            <w:tcW w:w="1189" w:type="dxa"/>
             <w:vAlign w:val="center"/>
           </w:tcPr>
           <w:p>
@@ -4676,7 +3795,7 @@
         </w:tc>
         <w:tc>
           <w:tcPr>
-            <w:tcW w:w="2449" w:type="dxa"/>
+            <w:tcW w:w="2335" w:type="dxa"/>
             <w:vAlign w:val="center"/>
           </w:tcPr>
           <w:p>
@@ -4720,75 +3839,75 @@
         </w:tc>
         <w:tc>
           <w:tcPr>
-            <w:tcW w:w="1201" w:type="dxa"/>
-            <w:vAlign w:val="center"/>
-          </w:tcPr>
-          <w:p>
-            <w:pPr>
-              <w:spacing w:line="300" w:lineRule="auto"/>
-              <w:jc w:val="center"/>
-              <w:rPr>
-                <w:b/>
-                <w:bCs/>
-                <w:szCs w:val="21"/>
-              </w:rPr>
-            </w:pPr>
-          </w:p>
-        </w:tc>
-        <w:tc>
-          <w:tcPr>
-            <w:tcW w:w="1202" w:type="dxa"/>
-            <w:vAlign w:val="center"/>
-          </w:tcPr>
-          <w:p>
-            <w:pPr>
-              <w:spacing w:line="300" w:lineRule="auto"/>
-              <w:jc w:val="center"/>
-              <w:rPr>
-                <w:b/>
-                <w:bCs/>
-                <w:szCs w:val="21"/>
-              </w:rPr>
-            </w:pPr>
-          </w:p>
-        </w:tc>
-        <w:tc>
-          <w:tcPr>
-            <w:tcW w:w="1202" w:type="dxa"/>
-            <w:vAlign w:val="center"/>
-          </w:tcPr>
-          <w:p>
-            <w:pPr>
-              <w:spacing w:line="300" w:lineRule="auto"/>
-              <w:jc w:val="center"/>
-              <w:rPr>
-                <w:b/>
-                <w:bCs/>
-                <w:szCs w:val="21"/>
-              </w:rPr>
-            </w:pPr>
-          </w:p>
-        </w:tc>
-        <w:tc>
-          <w:tcPr>
-            <w:tcW w:w="1202" w:type="dxa"/>
-            <w:vAlign w:val="center"/>
-          </w:tcPr>
-          <w:p>
-            <w:pPr>
-              <w:spacing w:line="300" w:lineRule="auto"/>
-              <w:jc w:val="center"/>
-              <w:rPr>
-                <w:b/>
-                <w:bCs/>
-                <w:szCs w:val="21"/>
-              </w:rPr>
-            </w:pPr>
-          </w:p>
-        </w:tc>
-        <w:tc>
-          <w:tcPr>
-            <w:tcW w:w="1202" w:type="dxa"/>
+            <w:tcW w:w="1237" w:type="dxa"/>
+            <w:vAlign w:val="center"/>
+          </w:tcPr>
+          <w:p>
+            <w:pPr>
+              <w:spacing w:line="300" w:lineRule="auto"/>
+              <w:jc w:val="center"/>
+              <w:rPr>
+                <w:b/>
+                <w:bCs/>
+                <w:szCs w:val="21"/>
+              </w:rPr>
+            </w:pPr>
+          </w:p>
+        </w:tc>
+        <w:tc>
+          <w:tcPr>
+            <w:tcW w:w="1232" w:type="dxa"/>
+            <w:vAlign w:val="center"/>
+          </w:tcPr>
+          <w:p>
+            <w:pPr>
+              <w:spacing w:line="300" w:lineRule="auto"/>
+              <w:jc w:val="center"/>
+              <w:rPr>
+                <w:b/>
+                <w:bCs/>
+                <w:szCs w:val="21"/>
+              </w:rPr>
+            </w:pPr>
+          </w:p>
+        </w:tc>
+        <w:tc>
+          <w:tcPr>
+            <w:tcW w:w="1234" w:type="dxa"/>
+            <w:vAlign w:val="center"/>
+          </w:tcPr>
+          <w:p>
+            <w:pPr>
+              <w:spacing w:line="300" w:lineRule="auto"/>
+              <w:jc w:val="center"/>
+              <w:rPr>
+                <w:b/>
+                <w:bCs/>
+                <w:szCs w:val="21"/>
+              </w:rPr>
+            </w:pPr>
+          </w:p>
+        </w:tc>
+        <w:tc>
+          <w:tcPr>
+            <w:tcW w:w="1231" w:type="dxa"/>
+            <w:vAlign w:val="center"/>
+          </w:tcPr>
+          <w:p>
+            <w:pPr>
+              <w:spacing w:line="300" w:lineRule="auto"/>
+              <w:jc w:val="center"/>
+              <w:rPr>
+                <w:b/>
+                <w:bCs/>
+                <w:szCs w:val="21"/>
+              </w:rPr>
+            </w:pPr>
+          </w:p>
+        </w:tc>
+        <w:tc>
+          <w:tcPr>
+            <w:tcW w:w="1189" w:type="dxa"/>
             <w:vAlign w:val="center"/>
           </w:tcPr>
           <w:p>
@@ -4827,7 +3946,7 @@
         </w:tc>
         <w:tc>
           <w:tcPr>
-            <w:tcW w:w="2449" w:type="dxa"/>
+            <w:tcW w:w="2335" w:type="dxa"/>
             <w:vAlign w:val="center"/>
           </w:tcPr>
           <w:p>
@@ -4853,75 +3972,75 @@
         </w:tc>
         <w:tc>
           <w:tcPr>
-            <w:tcW w:w="1201" w:type="dxa"/>
-            <w:vAlign w:val="center"/>
-          </w:tcPr>
-          <w:p>
-            <w:pPr>
-              <w:spacing w:line="300" w:lineRule="auto"/>
-              <w:jc w:val="center"/>
-              <w:rPr>
-                <w:b/>
-                <w:bCs/>
-                <w:szCs w:val="21"/>
-              </w:rPr>
-            </w:pPr>
-          </w:p>
-        </w:tc>
-        <w:tc>
-          <w:tcPr>
-            <w:tcW w:w="1202" w:type="dxa"/>
-            <w:vAlign w:val="center"/>
-          </w:tcPr>
-          <w:p>
-            <w:pPr>
-              <w:spacing w:line="300" w:lineRule="auto"/>
-              <w:jc w:val="center"/>
-              <w:rPr>
-                <w:b/>
-                <w:bCs/>
-                <w:szCs w:val="21"/>
-              </w:rPr>
-            </w:pPr>
-          </w:p>
-        </w:tc>
-        <w:tc>
-          <w:tcPr>
-            <w:tcW w:w="1202" w:type="dxa"/>
-            <w:vAlign w:val="center"/>
-          </w:tcPr>
-          <w:p>
-            <w:pPr>
-              <w:spacing w:line="300" w:lineRule="auto"/>
-              <w:jc w:val="center"/>
-              <w:rPr>
-                <w:b/>
-                <w:bCs/>
-                <w:szCs w:val="21"/>
-              </w:rPr>
-            </w:pPr>
-          </w:p>
-        </w:tc>
-        <w:tc>
-          <w:tcPr>
-            <w:tcW w:w="1202" w:type="dxa"/>
-            <w:vAlign w:val="center"/>
-          </w:tcPr>
-          <w:p>
-            <w:pPr>
-              <w:spacing w:line="300" w:lineRule="auto"/>
-              <w:jc w:val="center"/>
-              <w:rPr>
-                <w:b/>
-                <w:bCs/>
-                <w:szCs w:val="21"/>
-              </w:rPr>
-            </w:pPr>
-          </w:p>
-        </w:tc>
-        <w:tc>
-          <w:tcPr>
-            <w:tcW w:w="1202" w:type="dxa"/>
+            <w:tcW w:w="1237" w:type="dxa"/>
+            <w:vAlign w:val="center"/>
+          </w:tcPr>
+          <w:p>
+            <w:pPr>
+              <w:spacing w:line="300" w:lineRule="auto"/>
+              <w:jc w:val="center"/>
+              <w:rPr>
+                <w:b/>
+                <w:bCs/>
+                <w:szCs w:val="21"/>
+              </w:rPr>
+            </w:pPr>
+          </w:p>
+        </w:tc>
+        <w:tc>
+          <w:tcPr>
+            <w:tcW w:w="1232" w:type="dxa"/>
+            <w:vAlign w:val="center"/>
+          </w:tcPr>
+          <w:p>
+            <w:pPr>
+              <w:spacing w:line="300" w:lineRule="auto"/>
+              <w:jc w:val="center"/>
+              <w:rPr>
+                <w:b/>
+                <w:bCs/>
+                <w:szCs w:val="21"/>
+              </w:rPr>
+            </w:pPr>
+          </w:p>
+        </w:tc>
+        <w:tc>
+          <w:tcPr>
+            <w:tcW w:w="1234" w:type="dxa"/>
+            <w:vAlign w:val="center"/>
+          </w:tcPr>
+          <w:p>
+            <w:pPr>
+              <w:spacing w:line="300" w:lineRule="auto"/>
+              <w:jc w:val="center"/>
+              <w:rPr>
+                <w:b/>
+                <w:bCs/>
+                <w:szCs w:val="21"/>
+              </w:rPr>
+            </w:pPr>
+          </w:p>
+        </w:tc>
+        <w:tc>
+          <w:tcPr>
+            <w:tcW w:w="1231" w:type="dxa"/>
+            <w:vAlign w:val="center"/>
+          </w:tcPr>
+          <w:p>
+            <w:pPr>
+              <w:spacing w:line="300" w:lineRule="auto"/>
+              <w:jc w:val="center"/>
+              <w:rPr>
+                <w:b/>
+                <w:bCs/>
+                <w:szCs w:val="21"/>
+              </w:rPr>
+            </w:pPr>
+          </w:p>
+        </w:tc>
+        <w:tc>
+          <w:tcPr>
+            <w:tcW w:w="1189" w:type="dxa"/>
             <w:vAlign w:val="center"/>
           </w:tcPr>
           <w:p>
@@ -4960,7 +4079,7 @@
         </w:tc>
         <w:tc>
           <w:tcPr>
-            <w:tcW w:w="2449" w:type="dxa"/>
+            <w:tcW w:w="2335" w:type="dxa"/>
             <w:vAlign w:val="center"/>
           </w:tcPr>
           <w:p>
@@ -4986,75 +4105,75 @@
         </w:tc>
         <w:tc>
           <w:tcPr>
-            <w:tcW w:w="1201" w:type="dxa"/>
-            <w:vAlign w:val="center"/>
-          </w:tcPr>
-          <w:p>
-            <w:pPr>
-              <w:spacing w:line="300" w:lineRule="auto"/>
-              <w:jc w:val="center"/>
-              <w:rPr>
-                <w:b/>
-                <w:bCs/>
-                <w:szCs w:val="21"/>
-              </w:rPr>
-            </w:pPr>
-          </w:p>
-        </w:tc>
-        <w:tc>
-          <w:tcPr>
-            <w:tcW w:w="1202" w:type="dxa"/>
-            <w:vAlign w:val="center"/>
-          </w:tcPr>
-          <w:p>
-            <w:pPr>
-              <w:spacing w:line="300" w:lineRule="auto"/>
-              <w:jc w:val="center"/>
-              <w:rPr>
-                <w:b/>
-                <w:bCs/>
-                <w:szCs w:val="21"/>
-              </w:rPr>
-            </w:pPr>
-          </w:p>
-        </w:tc>
-        <w:tc>
-          <w:tcPr>
-            <w:tcW w:w="1202" w:type="dxa"/>
-            <w:vAlign w:val="center"/>
-          </w:tcPr>
-          <w:p>
-            <w:pPr>
-              <w:spacing w:line="300" w:lineRule="auto"/>
-              <w:jc w:val="center"/>
-              <w:rPr>
-                <w:b/>
-                <w:bCs/>
-                <w:szCs w:val="21"/>
-              </w:rPr>
-            </w:pPr>
-          </w:p>
-        </w:tc>
-        <w:tc>
-          <w:tcPr>
-            <w:tcW w:w="1202" w:type="dxa"/>
-            <w:vAlign w:val="center"/>
-          </w:tcPr>
-          <w:p>
-            <w:pPr>
-              <w:spacing w:line="300" w:lineRule="auto"/>
-              <w:jc w:val="center"/>
-              <w:rPr>
-                <w:b/>
-                <w:bCs/>
-                <w:szCs w:val="21"/>
-              </w:rPr>
-            </w:pPr>
-          </w:p>
-        </w:tc>
-        <w:tc>
-          <w:tcPr>
-            <w:tcW w:w="1202" w:type="dxa"/>
+            <w:tcW w:w="1237" w:type="dxa"/>
+            <w:vAlign w:val="center"/>
+          </w:tcPr>
+          <w:p>
+            <w:pPr>
+              <w:spacing w:line="300" w:lineRule="auto"/>
+              <w:jc w:val="center"/>
+              <w:rPr>
+                <w:b/>
+                <w:bCs/>
+                <w:szCs w:val="21"/>
+              </w:rPr>
+            </w:pPr>
+          </w:p>
+        </w:tc>
+        <w:tc>
+          <w:tcPr>
+            <w:tcW w:w="1232" w:type="dxa"/>
+            <w:vAlign w:val="center"/>
+          </w:tcPr>
+          <w:p>
+            <w:pPr>
+              <w:spacing w:line="300" w:lineRule="auto"/>
+              <w:jc w:val="center"/>
+              <w:rPr>
+                <w:b/>
+                <w:bCs/>
+                <w:szCs w:val="21"/>
+              </w:rPr>
+            </w:pPr>
+          </w:p>
+        </w:tc>
+        <w:tc>
+          <w:tcPr>
+            <w:tcW w:w="1234" w:type="dxa"/>
+            <w:vAlign w:val="center"/>
+          </w:tcPr>
+          <w:p>
+            <w:pPr>
+              <w:spacing w:line="300" w:lineRule="auto"/>
+              <w:jc w:val="center"/>
+              <w:rPr>
+                <w:b/>
+                <w:bCs/>
+                <w:szCs w:val="21"/>
+              </w:rPr>
+            </w:pPr>
+          </w:p>
+        </w:tc>
+        <w:tc>
+          <w:tcPr>
+            <w:tcW w:w="1231" w:type="dxa"/>
+            <w:vAlign w:val="center"/>
+          </w:tcPr>
+          <w:p>
+            <w:pPr>
+              <w:spacing w:line="300" w:lineRule="auto"/>
+              <w:jc w:val="center"/>
+              <w:rPr>
+                <w:b/>
+                <w:bCs/>
+                <w:szCs w:val="21"/>
+              </w:rPr>
+            </w:pPr>
+          </w:p>
+        </w:tc>
+        <w:tc>
+          <w:tcPr>
+            <w:tcW w:w="1189" w:type="dxa"/>
             <w:vAlign w:val="center"/>
           </w:tcPr>
           <w:p>
@@ -5093,7 +4212,7 @@
         </w:tc>
         <w:tc>
           <w:tcPr>
-            <w:tcW w:w="2449" w:type="dxa"/>
+            <w:tcW w:w="2335" w:type="dxa"/>
             <w:vAlign w:val="center"/>
           </w:tcPr>
           <w:p>
@@ -5119,75 +4238,75 @@
         </w:tc>
         <w:tc>
           <w:tcPr>
-            <w:tcW w:w="1201" w:type="dxa"/>
-            <w:vAlign w:val="center"/>
-          </w:tcPr>
-          <w:p>
-            <w:pPr>
-              <w:spacing w:line="300" w:lineRule="auto"/>
-              <w:jc w:val="center"/>
-              <w:rPr>
-                <w:b/>
-                <w:bCs/>
-                <w:szCs w:val="21"/>
-              </w:rPr>
-            </w:pPr>
-          </w:p>
-        </w:tc>
-        <w:tc>
-          <w:tcPr>
-            <w:tcW w:w="1202" w:type="dxa"/>
-            <w:vAlign w:val="center"/>
-          </w:tcPr>
-          <w:p>
-            <w:pPr>
-              <w:spacing w:line="300" w:lineRule="auto"/>
-              <w:jc w:val="center"/>
-              <w:rPr>
-                <w:b/>
-                <w:bCs/>
-                <w:szCs w:val="21"/>
-              </w:rPr>
-            </w:pPr>
-          </w:p>
-        </w:tc>
-        <w:tc>
-          <w:tcPr>
-            <w:tcW w:w="1202" w:type="dxa"/>
-            <w:vAlign w:val="center"/>
-          </w:tcPr>
-          <w:p>
-            <w:pPr>
-              <w:spacing w:line="300" w:lineRule="auto"/>
-              <w:jc w:val="center"/>
-              <w:rPr>
-                <w:b/>
-                <w:bCs/>
-                <w:szCs w:val="21"/>
-              </w:rPr>
-            </w:pPr>
-          </w:p>
-        </w:tc>
-        <w:tc>
-          <w:tcPr>
-            <w:tcW w:w="1202" w:type="dxa"/>
-            <w:vAlign w:val="center"/>
-          </w:tcPr>
-          <w:p>
-            <w:pPr>
-              <w:spacing w:line="300" w:lineRule="auto"/>
-              <w:jc w:val="center"/>
-              <w:rPr>
-                <w:b/>
-                <w:bCs/>
-                <w:szCs w:val="21"/>
-              </w:rPr>
-            </w:pPr>
-          </w:p>
-        </w:tc>
-        <w:tc>
-          <w:tcPr>
-            <w:tcW w:w="1202" w:type="dxa"/>
+            <w:tcW w:w="1237" w:type="dxa"/>
+            <w:vAlign w:val="center"/>
+          </w:tcPr>
+          <w:p>
+            <w:pPr>
+              <w:spacing w:line="300" w:lineRule="auto"/>
+              <w:jc w:val="center"/>
+              <w:rPr>
+                <w:b/>
+                <w:bCs/>
+                <w:szCs w:val="21"/>
+              </w:rPr>
+            </w:pPr>
+          </w:p>
+        </w:tc>
+        <w:tc>
+          <w:tcPr>
+            <w:tcW w:w="1232" w:type="dxa"/>
+            <w:vAlign w:val="center"/>
+          </w:tcPr>
+          <w:p>
+            <w:pPr>
+              <w:spacing w:line="300" w:lineRule="auto"/>
+              <w:jc w:val="center"/>
+              <w:rPr>
+                <w:b/>
+                <w:bCs/>
+                <w:szCs w:val="21"/>
+              </w:rPr>
+            </w:pPr>
+          </w:p>
+        </w:tc>
+        <w:tc>
+          <w:tcPr>
+            <w:tcW w:w="1234" w:type="dxa"/>
+            <w:vAlign w:val="center"/>
+          </w:tcPr>
+          <w:p>
+            <w:pPr>
+              <w:spacing w:line="300" w:lineRule="auto"/>
+              <w:jc w:val="center"/>
+              <w:rPr>
+                <w:b/>
+                <w:bCs/>
+                <w:szCs w:val="21"/>
+              </w:rPr>
+            </w:pPr>
+          </w:p>
+        </w:tc>
+        <w:tc>
+          <w:tcPr>
+            <w:tcW w:w="1231" w:type="dxa"/>
+            <w:vAlign w:val="center"/>
+          </w:tcPr>
+          <w:p>
+            <w:pPr>
+              <w:spacing w:line="300" w:lineRule="auto"/>
+              <w:jc w:val="center"/>
+              <w:rPr>
+                <w:b/>
+                <w:bCs/>
+                <w:szCs w:val="21"/>
+              </w:rPr>
+            </w:pPr>
+          </w:p>
+        </w:tc>
+        <w:tc>
+          <w:tcPr>
+            <w:tcW w:w="1189" w:type="dxa"/>
             <w:vAlign w:val="center"/>
           </w:tcPr>
           <w:p>
@@ -5226,7 +4345,7 @@
         </w:tc>
         <w:tc>
           <w:tcPr>
-            <w:tcW w:w="2449" w:type="dxa"/>
+            <w:tcW w:w="2335" w:type="dxa"/>
             <w:vAlign w:val="center"/>
           </w:tcPr>
           <w:p>
@@ -5252,75 +4371,75 @@
         </w:tc>
         <w:tc>
           <w:tcPr>
-            <w:tcW w:w="1201" w:type="dxa"/>
-            <w:vAlign w:val="center"/>
-          </w:tcPr>
-          <w:p>
-            <w:pPr>
-              <w:spacing w:line="300" w:lineRule="auto"/>
-              <w:jc w:val="center"/>
-              <w:rPr>
-                <w:b/>
-                <w:bCs/>
-                <w:szCs w:val="21"/>
-              </w:rPr>
-            </w:pPr>
-          </w:p>
-        </w:tc>
-        <w:tc>
-          <w:tcPr>
-            <w:tcW w:w="1202" w:type="dxa"/>
-            <w:vAlign w:val="center"/>
-          </w:tcPr>
-          <w:p>
-            <w:pPr>
-              <w:spacing w:line="300" w:lineRule="auto"/>
-              <w:jc w:val="center"/>
-              <w:rPr>
-                <w:b/>
-                <w:bCs/>
-                <w:szCs w:val="21"/>
-              </w:rPr>
-            </w:pPr>
-          </w:p>
-        </w:tc>
-        <w:tc>
-          <w:tcPr>
-            <w:tcW w:w="1202" w:type="dxa"/>
-            <w:vAlign w:val="center"/>
-          </w:tcPr>
-          <w:p>
-            <w:pPr>
-              <w:spacing w:line="300" w:lineRule="auto"/>
-              <w:jc w:val="center"/>
-              <w:rPr>
-                <w:b/>
-                <w:bCs/>
-                <w:szCs w:val="21"/>
-              </w:rPr>
-            </w:pPr>
-          </w:p>
-        </w:tc>
-        <w:tc>
-          <w:tcPr>
-            <w:tcW w:w="1202" w:type="dxa"/>
-            <w:vAlign w:val="center"/>
-          </w:tcPr>
-          <w:p>
-            <w:pPr>
-              <w:spacing w:line="300" w:lineRule="auto"/>
-              <w:jc w:val="center"/>
-              <w:rPr>
-                <w:b/>
-                <w:bCs/>
-                <w:szCs w:val="21"/>
-              </w:rPr>
-            </w:pPr>
-          </w:p>
-        </w:tc>
-        <w:tc>
-          <w:tcPr>
-            <w:tcW w:w="1202" w:type="dxa"/>
+            <w:tcW w:w="1237" w:type="dxa"/>
+            <w:vAlign w:val="center"/>
+          </w:tcPr>
+          <w:p>
+            <w:pPr>
+              <w:spacing w:line="300" w:lineRule="auto"/>
+              <w:jc w:val="center"/>
+              <w:rPr>
+                <w:b/>
+                <w:bCs/>
+                <w:szCs w:val="21"/>
+              </w:rPr>
+            </w:pPr>
+          </w:p>
+        </w:tc>
+        <w:tc>
+          <w:tcPr>
+            <w:tcW w:w="1232" w:type="dxa"/>
+            <w:vAlign w:val="center"/>
+          </w:tcPr>
+          <w:p>
+            <w:pPr>
+              <w:spacing w:line="300" w:lineRule="auto"/>
+              <w:jc w:val="center"/>
+              <w:rPr>
+                <w:b/>
+                <w:bCs/>
+                <w:szCs w:val="21"/>
+              </w:rPr>
+            </w:pPr>
+          </w:p>
+        </w:tc>
+        <w:tc>
+          <w:tcPr>
+            <w:tcW w:w="1234" w:type="dxa"/>
+            <w:vAlign w:val="center"/>
+          </w:tcPr>
+          <w:p>
+            <w:pPr>
+              <w:spacing w:line="300" w:lineRule="auto"/>
+              <w:jc w:val="center"/>
+              <w:rPr>
+                <w:b/>
+                <w:bCs/>
+                <w:szCs w:val="21"/>
+              </w:rPr>
+            </w:pPr>
+          </w:p>
+        </w:tc>
+        <w:tc>
+          <w:tcPr>
+            <w:tcW w:w="1231" w:type="dxa"/>
+            <w:vAlign w:val="center"/>
+          </w:tcPr>
+          <w:p>
+            <w:pPr>
+              <w:spacing w:line="300" w:lineRule="auto"/>
+              <w:jc w:val="center"/>
+              <w:rPr>
+                <w:b/>
+                <w:bCs/>
+                <w:szCs w:val="21"/>
+              </w:rPr>
+            </w:pPr>
+          </w:p>
+        </w:tc>
+        <w:tc>
+          <w:tcPr>
+            <w:tcW w:w="1189" w:type="dxa"/>
             <w:vAlign w:val="center"/>
           </w:tcPr>
           <w:p>
@@ -5359,7 +4478,7 @@
         </w:tc>
         <w:tc>
           <w:tcPr>
-            <w:tcW w:w="2449" w:type="dxa"/>
+            <w:tcW w:w="2335" w:type="dxa"/>
             <w:vAlign w:val="center"/>
           </w:tcPr>
           <w:p>
@@ -5385,75 +4504,75 @@
         </w:tc>
         <w:tc>
           <w:tcPr>
-            <w:tcW w:w="1201" w:type="dxa"/>
-            <w:vAlign w:val="center"/>
-          </w:tcPr>
-          <w:p>
-            <w:pPr>
-              <w:spacing w:line="300" w:lineRule="auto"/>
-              <w:jc w:val="center"/>
-              <w:rPr>
-                <w:b/>
-                <w:bCs/>
-                <w:szCs w:val="21"/>
-              </w:rPr>
-            </w:pPr>
-          </w:p>
-        </w:tc>
-        <w:tc>
-          <w:tcPr>
-            <w:tcW w:w="1202" w:type="dxa"/>
-            <w:vAlign w:val="center"/>
-          </w:tcPr>
-          <w:p>
-            <w:pPr>
-              <w:spacing w:line="300" w:lineRule="auto"/>
-              <w:jc w:val="center"/>
-              <w:rPr>
-                <w:b/>
-                <w:bCs/>
-                <w:szCs w:val="21"/>
-              </w:rPr>
-            </w:pPr>
-          </w:p>
-        </w:tc>
-        <w:tc>
-          <w:tcPr>
-            <w:tcW w:w="1202" w:type="dxa"/>
-            <w:vAlign w:val="center"/>
-          </w:tcPr>
-          <w:p>
-            <w:pPr>
-              <w:spacing w:line="300" w:lineRule="auto"/>
-              <w:jc w:val="center"/>
-              <w:rPr>
-                <w:b/>
-                <w:bCs/>
-                <w:szCs w:val="21"/>
-              </w:rPr>
-            </w:pPr>
-          </w:p>
-        </w:tc>
-        <w:tc>
-          <w:tcPr>
-            <w:tcW w:w="1202" w:type="dxa"/>
-            <w:vAlign w:val="center"/>
-          </w:tcPr>
-          <w:p>
-            <w:pPr>
-              <w:spacing w:line="300" w:lineRule="auto"/>
-              <w:jc w:val="center"/>
-              <w:rPr>
-                <w:b/>
-                <w:bCs/>
-                <w:szCs w:val="21"/>
-              </w:rPr>
-            </w:pPr>
-          </w:p>
-        </w:tc>
-        <w:tc>
-          <w:tcPr>
-            <w:tcW w:w="1202" w:type="dxa"/>
+            <w:tcW w:w="1237" w:type="dxa"/>
+            <w:vAlign w:val="center"/>
+          </w:tcPr>
+          <w:p>
+            <w:pPr>
+              <w:spacing w:line="300" w:lineRule="auto"/>
+              <w:jc w:val="center"/>
+              <w:rPr>
+                <w:b/>
+                <w:bCs/>
+                <w:szCs w:val="21"/>
+              </w:rPr>
+            </w:pPr>
+          </w:p>
+        </w:tc>
+        <w:tc>
+          <w:tcPr>
+            <w:tcW w:w="1232" w:type="dxa"/>
+            <w:vAlign w:val="center"/>
+          </w:tcPr>
+          <w:p>
+            <w:pPr>
+              <w:spacing w:line="300" w:lineRule="auto"/>
+              <w:jc w:val="center"/>
+              <w:rPr>
+                <w:b/>
+                <w:bCs/>
+                <w:szCs w:val="21"/>
+              </w:rPr>
+            </w:pPr>
+          </w:p>
+        </w:tc>
+        <w:tc>
+          <w:tcPr>
+            <w:tcW w:w="1234" w:type="dxa"/>
+            <w:vAlign w:val="center"/>
+          </w:tcPr>
+          <w:p>
+            <w:pPr>
+              <w:spacing w:line="300" w:lineRule="auto"/>
+              <w:jc w:val="center"/>
+              <w:rPr>
+                <w:b/>
+                <w:bCs/>
+                <w:szCs w:val="21"/>
+              </w:rPr>
+            </w:pPr>
+          </w:p>
+        </w:tc>
+        <w:tc>
+          <w:tcPr>
+            <w:tcW w:w="1231" w:type="dxa"/>
+            <w:vAlign w:val="center"/>
+          </w:tcPr>
+          <w:p>
+            <w:pPr>
+              <w:spacing w:line="300" w:lineRule="auto"/>
+              <w:jc w:val="center"/>
+              <w:rPr>
+                <w:b/>
+                <w:bCs/>
+                <w:szCs w:val="21"/>
+              </w:rPr>
+            </w:pPr>
+          </w:p>
+        </w:tc>
+        <w:tc>
+          <w:tcPr>
+            <w:tcW w:w="1189" w:type="dxa"/>
             <w:vAlign w:val="center"/>
           </w:tcPr>
           <w:p>
@@ -5492,7 +4611,7 @@
         </w:tc>
         <w:tc>
           <w:tcPr>
-            <w:tcW w:w="2449" w:type="dxa"/>
+            <w:tcW w:w="2335" w:type="dxa"/>
             <w:vAlign w:val="center"/>
           </w:tcPr>
           <w:p>
@@ -5518,75 +4637,75 @@
         </w:tc>
         <w:tc>
           <w:tcPr>
-            <w:tcW w:w="1201" w:type="dxa"/>
-            <w:vAlign w:val="center"/>
-          </w:tcPr>
-          <w:p>
-            <w:pPr>
-              <w:spacing w:line="300" w:lineRule="auto"/>
-              <w:jc w:val="center"/>
-              <w:rPr>
-                <w:b/>
-                <w:bCs/>
-                <w:szCs w:val="21"/>
-              </w:rPr>
-            </w:pPr>
-          </w:p>
-        </w:tc>
-        <w:tc>
-          <w:tcPr>
-            <w:tcW w:w="1202" w:type="dxa"/>
-            <w:vAlign w:val="center"/>
-          </w:tcPr>
-          <w:p>
-            <w:pPr>
-              <w:spacing w:line="300" w:lineRule="auto"/>
-              <w:jc w:val="center"/>
-              <w:rPr>
-                <w:b/>
-                <w:bCs/>
-                <w:szCs w:val="21"/>
-              </w:rPr>
-            </w:pPr>
-          </w:p>
-        </w:tc>
-        <w:tc>
-          <w:tcPr>
-            <w:tcW w:w="1202" w:type="dxa"/>
-            <w:vAlign w:val="center"/>
-          </w:tcPr>
-          <w:p>
-            <w:pPr>
-              <w:spacing w:line="300" w:lineRule="auto"/>
-              <w:jc w:val="center"/>
-              <w:rPr>
-                <w:b/>
-                <w:bCs/>
-                <w:szCs w:val="21"/>
-              </w:rPr>
-            </w:pPr>
-          </w:p>
-        </w:tc>
-        <w:tc>
-          <w:tcPr>
-            <w:tcW w:w="1202" w:type="dxa"/>
-            <w:vAlign w:val="center"/>
-          </w:tcPr>
-          <w:p>
-            <w:pPr>
-              <w:spacing w:line="300" w:lineRule="auto"/>
-              <w:jc w:val="center"/>
-              <w:rPr>
-                <w:b/>
-                <w:bCs/>
-                <w:szCs w:val="21"/>
-              </w:rPr>
-            </w:pPr>
-          </w:p>
-        </w:tc>
-        <w:tc>
-          <w:tcPr>
-            <w:tcW w:w="1202" w:type="dxa"/>
+            <w:tcW w:w="1237" w:type="dxa"/>
+            <w:vAlign w:val="center"/>
+          </w:tcPr>
+          <w:p>
+            <w:pPr>
+              <w:spacing w:line="300" w:lineRule="auto"/>
+              <w:jc w:val="center"/>
+              <w:rPr>
+                <w:b/>
+                <w:bCs/>
+                <w:szCs w:val="21"/>
+              </w:rPr>
+            </w:pPr>
+          </w:p>
+        </w:tc>
+        <w:tc>
+          <w:tcPr>
+            <w:tcW w:w="1232" w:type="dxa"/>
+            <w:vAlign w:val="center"/>
+          </w:tcPr>
+          <w:p>
+            <w:pPr>
+              <w:spacing w:line="300" w:lineRule="auto"/>
+              <w:jc w:val="center"/>
+              <w:rPr>
+                <w:b/>
+                <w:bCs/>
+                <w:szCs w:val="21"/>
+              </w:rPr>
+            </w:pPr>
+          </w:p>
+        </w:tc>
+        <w:tc>
+          <w:tcPr>
+            <w:tcW w:w="1234" w:type="dxa"/>
+            <w:vAlign w:val="center"/>
+          </w:tcPr>
+          <w:p>
+            <w:pPr>
+              <w:spacing w:line="300" w:lineRule="auto"/>
+              <w:jc w:val="center"/>
+              <w:rPr>
+                <w:b/>
+                <w:bCs/>
+                <w:szCs w:val="21"/>
+              </w:rPr>
+            </w:pPr>
+          </w:p>
+        </w:tc>
+        <w:tc>
+          <w:tcPr>
+            <w:tcW w:w="1231" w:type="dxa"/>
+            <w:vAlign w:val="center"/>
+          </w:tcPr>
+          <w:p>
+            <w:pPr>
+              <w:spacing w:line="300" w:lineRule="auto"/>
+              <w:jc w:val="center"/>
+              <w:rPr>
+                <w:b/>
+                <w:bCs/>
+                <w:szCs w:val="21"/>
+              </w:rPr>
+            </w:pPr>
+          </w:p>
+        </w:tc>
+        <w:tc>
+          <w:tcPr>
+            <w:tcW w:w="1189" w:type="dxa"/>
             <w:vAlign w:val="center"/>
           </w:tcPr>
           <w:p>
@@ -5625,7 +4744,7 @@
         </w:tc>
         <w:tc>
           <w:tcPr>
-            <w:tcW w:w="2449" w:type="dxa"/>
+            <w:tcW w:w="2335" w:type="dxa"/>
             <w:vAlign w:val="center"/>
           </w:tcPr>
           <w:p>
@@ -5651,75 +4770,75 @@
         </w:tc>
         <w:tc>
           <w:tcPr>
-            <w:tcW w:w="1201" w:type="dxa"/>
-            <w:vAlign w:val="center"/>
-          </w:tcPr>
-          <w:p>
-            <w:pPr>
-              <w:spacing w:line="300" w:lineRule="auto"/>
-              <w:jc w:val="center"/>
-              <w:rPr>
-                <w:b/>
-                <w:bCs/>
-                <w:szCs w:val="21"/>
-              </w:rPr>
-            </w:pPr>
-          </w:p>
-        </w:tc>
-        <w:tc>
-          <w:tcPr>
-            <w:tcW w:w="1202" w:type="dxa"/>
-            <w:vAlign w:val="center"/>
-          </w:tcPr>
-          <w:p>
-            <w:pPr>
-              <w:spacing w:line="300" w:lineRule="auto"/>
-              <w:jc w:val="center"/>
-              <w:rPr>
-                <w:b/>
-                <w:bCs/>
-                <w:szCs w:val="21"/>
-              </w:rPr>
-            </w:pPr>
-          </w:p>
-        </w:tc>
-        <w:tc>
-          <w:tcPr>
-            <w:tcW w:w="1202" w:type="dxa"/>
-            <w:vAlign w:val="center"/>
-          </w:tcPr>
-          <w:p>
-            <w:pPr>
-              <w:spacing w:line="300" w:lineRule="auto"/>
-              <w:jc w:val="center"/>
-              <w:rPr>
-                <w:b/>
-                <w:bCs/>
-                <w:szCs w:val="21"/>
-              </w:rPr>
-            </w:pPr>
-          </w:p>
-        </w:tc>
-        <w:tc>
-          <w:tcPr>
-            <w:tcW w:w="1202" w:type="dxa"/>
-            <w:vAlign w:val="center"/>
-          </w:tcPr>
-          <w:p>
-            <w:pPr>
-              <w:spacing w:line="300" w:lineRule="auto"/>
-              <w:jc w:val="center"/>
-              <w:rPr>
-                <w:b/>
-                <w:bCs/>
-                <w:szCs w:val="21"/>
-              </w:rPr>
-            </w:pPr>
-          </w:p>
-        </w:tc>
-        <w:tc>
-          <w:tcPr>
-            <w:tcW w:w="1202" w:type="dxa"/>
+            <w:tcW w:w="1237" w:type="dxa"/>
+            <w:vAlign w:val="center"/>
+          </w:tcPr>
+          <w:p>
+            <w:pPr>
+              <w:spacing w:line="300" w:lineRule="auto"/>
+              <w:jc w:val="center"/>
+              <w:rPr>
+                <w:b/>
+                <w:bCs/>
+                <w:szCs w:val="21"/>
+              </w:rPr>
+            </w:pPr>
+          </w:p>
+        </w:tc>
+        <w:tc>
+          <w:tcPr>
+            <w:tcW w:w="1232" w:type="dxa"/>
+            <w:vAlign w:val="center"/>
+          </w:tcPr>
+          <w:p>
+            <w:pPr>
+              <w:spacing w:line="300" w:lineRule="auto"/>
+              <w:jc w:val="center"/>
+              <w:rPr>
+                <w:b/>
+                <w:bCs/>
+                <w:szCs w:val="21"/>
+              </w:rPr>
+            </w:pPr>
+          </w:p>
+        </w:tc>
+        <w:tc>
+          <w:tcPr>
+            <w:tcW w:w="1234" w:type="dxa"/>
+            <w:vAlign w:val="center"/>
+          </w:tcPr>
+          <w:p>
+            <w:pPr>
+              <w:spacing w:line="300" w:lineRule="auto"/>
+              <w:jc w:val="center"/>
+              <w:rPr>
+                <w:b/>
+                <w:bCs/>
+                <w:szCs w:val="21"/>
+              </w:rPr>
+            </w:pPr>
+          </w:p>
+        </w:tc>
+        <w:tc>
+          <w:tcPr>
+            <w:tcW w:w="1231" w:type="dxa"/>
+            <w:vAlign w:val="center"/>
+          </w:tcPr>
+          <w:p>
+            <w:pPr>
+              <w:spacing w:line="300" w:lineRule="auto"/>
+              <w:jc w:val="center"/>
+              <w:rPr>
+                <w:b/>
+                <w:bCs/>
+                <w:szCs w:val="21"/>
+              </w:rPr>
+            </w:pPr>
+          </w:p>
+        </w:tc>
+        <w:tc>
+          <w:tcPr>
+            <w:tcW w:w="1189" w:type="dxa"/>
             <w:vAlign w:val="center"/>
           </w:tcPr>
           <w:p>
@@ -5758,7 +4877,7 @@
         </w:tc>
         <w:tc>
           <w:tcPr>
-            <w:tcW w:w="2449" w:type="dxa"/>
+            <w:tcW w:w="2335" w:type="dxa"/>
             <w:vAlign w:val="center"/>
           </w:tcPr>
           <w:p>
@@ -5784,75 +4903,75 @@
         </w:tc>
         <w:tc>
           <w:tcPr>
-            <w:tcW w:w="1201" w:type="dxa"/>
-            <w:vAlign w:val="center"/>
-          </w:tcPr>
-          <w:p>
-            <w:pPr>
-              <w:spacing w:line="300" w:lineRule="auto"/>
-              <w:jc w:val="center"/>
-              <w:rPr>
-                <w:b/>
-                <w:bCs/>
-                <w:szCs w:val="21"/>
-              </w:rPr>
-            </w:pPr>
-          </w:p>
-        </w:tc>
-        <w:tc>
-          <w:tcPr>
-            <w:tcW w:w="1202" w:type="dxa"/>
-            <w:vAlign w:val="center"/>
-          </w:tcPr>
-          <w:p>
-            <w:pPr>
-              <w:spacing w:line="300" w:lineRule="auto"/>
-              <w:jc w:val="center"/>
-              <w:rPr>
-                <w:b/>
-                <w:bCs/>
-                <w:szCs w:val="21"/>
-              </w:rPr>
-            </w:pPr>
-          </w:p>
-        </w:tc>
-        <w:tc>
-          <w:tcPr>
-            <w:tcW w:w="1202" w:type="dxa"/>
-            <w:vAlign w:val="center"/>
-          </w:tcPr>
-          <w:p>
-            <w:pPr>
-              <w:spacing w:line="300" w:lineRule="auto"/>
-              <w:jc w:val="center"/>
-              <w:rPr>
-                <w:b/>
-                <w:bCs/>
-                <w:szCs w:val="21"/>
-              </w:rPr>
-            </w:pPr>
-          </w:p>
-        </w:tc>
-        <w:tc>
-          <w:tcPr>
-            <w:tcW w:w="1202" w:type="dxa"/>
-            <w:vAlign w:val="center"/>
-          </w:tcPr>
-          <w:p>
-            <w:pPr>
-              <w:spacing w:line="300" w:lineRule="auto"/>
-              <w:jc w:val="center"/>
-              <w:rPr>
-                <w:b/>
-                <w:bCs/>
-                <w:szCs w:val="21"/>
-              </w:rPr>
-            </w:pPr>
-          </w:p>
-        </w:tc>
-        <w:tc>
-          <w:tcPr>
-            <w:tcW w:w="1202" w:type="dxa"/>
+            <w:tcW w:w="1237" w:type="dxa"/>
+            <w:vAlign w:val="center"/>
+          </w:tcPr>
+          <w:p>
+            <w:pPr>
+              <w:spacing w:line="300" w:lineRule="auto"/>
+              <w:jc w:val="center"/>
+              <w:rPr>
+                <w:b/>
+                <w:bCs/>
+                <w:szCs w:val="21"/>
+              </w:rPr>
+            </w:pPr>
+          </w:p>
+        </w:tc>
+        <w:tc>
+          <w:tcPr>
+            <w:tcW w:w="1232" w:type="dxa"/>
+            <w:vAlign w:val="center"/>
+          </w:tcPr>
+          <w:p>
+            <w:pPr>
+              <w:spacing w:line="300" w:lineRule="auto"/>
+              <w:jc w:val="center"/>
+              <w:rPr>
+                <w:b/>
+                <w:bCs/>
+                <w:szCs w:val="21"/>
+              </w:rPr>
+            </w:pPr>
+          </w:p>
+        </w:tc>
+        <w:tc>
+          <w:tcPr>
+            <w:tcW w:w="1234" w:type="dxa"/>
+            <w:vAlign w:val="center"/>
+          </w:tcPr>
+          <w:p>
+            <w:pPr>
+              <w:spacing w:line="300" w:lineRule="auto"/>
+              <w:jc w:val="center"/>
+              <w:rPr>
+                <w:b/>
+                <w:bCs/>
+                <w:szCs w:val="21"/>
+              </w:rPr>
+            </w:pPr>
+          </w:p>
+        </w:tc>
+        <w:tc>
+          <w:tcPr>
+            <w:tcW w:w="1231" w:type="dxa"/>
+            <w:vAlign w:val="center"/>
+          </w:tcPr>
+          <w:p>
+            <w:pPr>
+              <w:spacing w:line="300" w:lineRule="auto"/>
+              <w:jc w:val="center"/>
+              <w:rPr>
+                <w:b/>
+                <w:bCs/>
+                <w:szCs w:val="21"/>
+              </w:rPr>
+            </w:pPr>
+          </w:p>
+        </w:tc>
+        <w:tc>
+          <w:tcPr>
+            <w:tcW w:w="1189" w:type="dxa"/>
             <w:vAlign w:val="center"/>
           </w:tcPr>
           <w:p>
@@ -5891,7 +5010,7 @@
         </w:tc>
         <w:tc>
           <w:tcPr>
-            <w:tcW w:w="2449" w:type="dxa"/>
+            <w:tcW w:w="2335" w:type="dxa"/>
             <w:vAlign w:val="center"/>
           </w:tcPr>
           <w:p>
@@ -5917,75 +5036,75 @@
         </w:tc>
         <w:tc>
           <w:tcPr>
-            <w:tcW w:w="1201" w:type="dxa"/>
-            <w:vAlign w:val="center"/>
-          </w:tcPr>
-          <w:p>
-            <w:pPr>
-              <w:spacing w:line="300" w:lineRule="auto"/>
-              <w:jc w:val="center"/>
-              <w:rPr>
-                <w:b/>
-                <w:bCs/>
-                <w:szCs w:val="21"/>
-              </w:rPr>
-            </w:pPr>
-          </w:p>
-        </w:tc>
-        <w:tc>
-          <w:tcPr>
-            <w:tcW w:w="1202" w:type="dxa"/>
-            <w:vAlign w:val="center"/>
-          </w:tcPr>
-          <w:p>
-            <w:pPr>
-              <w:spacing w:line="300" w:lineRule="auto"/>
-              <w:jc w:val="center"/>
-              <w:rPr>
-                <w:b/>
-                <w:bCs/>
-                <w:szCs w:val="21"/>
-              </w:rPr>
-            </w:pPr>
-          </w:p>
-        </w:tc>
-        <w:tc>
-          <w:tcPr>
-            <w:tcW w:w="1202" w:type="dxa"/>
-            <w:vAlign w:val="center"/>
-          </w:tcPr>
-          <w:p>
-            <w:pPr>
-              <w:spacing w:line="300" w:lineRule="auto"/>
-              <w:jc w:val="center"/>
-              <w:rPr>
-                <w:b/>
-                <w:bCs/>
-                <w:szCs w:val="21"/>
-              </w:rPr>
-            </w:pPr>
-          </w:p>
-        </w:tc>
-        <w:tc>
-          <w:tcPr>
-            <w:tcW w:w="1202" w:type="dxa"/>
-            <w:vAlign w:val="center"/>
-          </w:tcPr>
-          <w:p>
-            <w:pPr>
-              <w:spacing w:line="300" w:lineRule="auto"/>
-              <w:jc w:val="center"/>
-              <w:rPr>
-                <w:b/>
-                <w:bCs/>
-                <w:szCs w:val="21"/>
-              </w:rPr>
-            </w:pPr>
-          </w:p>
-        </w:tc>
-        <w:tc>
-          <w:tcPr>
-            <w:tcW w:w="1202" w:type="dxa"/>
+            <w:tcW w:w="1237" w:type="dxa"/>
+            <w:vAlign w:val="center"/>
+          </w:tcPr>
+          <w:p>
+            <w:pPr>
+              <w:spacing w:line="300" w:lineRule="auto"/>
+              <w:jc w:val="center"/>
+              <w:rPr>
+                <w:b/>
+                <w:bCs/>
+                <w:szCs w:val="21"/>
+              </w:rPr>
+            </w:pPr>
+          </w:p>
+        </w:tc>
+        <w:tc>
+          <w:tcPr>
+            <w:tcW w:w="1232" w:type="dxa"/>
+            <w:vAlign w:val="center"/>
+          </w:tcPr>
+          <w:p>
+            <w:pPr>
+              <w:spacing w:line="300" w:lineRule="auto"/>
+              <w:jc w:val="center"/>
+              <w:rPr>
+                <w:b/>
+                <w:bCs/>
+                <w:szCs w:val="21"/>
+              </w:rPr>
+            </w:pPr>
+          </w:p>
+        </w:tc>
+        <w:tc>
+          <w:tcPr>
+            <w:tcW w:w="1234" w:type="dxa"/>
+            <w:vAlign w:val="center"/>
+          </w:tcPr>
+          <w:p>
+            <w:pPr>
+              <w:spacing w:line="300" w:lineRule="auto"/>
+              <w:jc w:val="center"/>
+              <w:rPr>
+                <w:b/>
+                <w:bCs/>
+                <w:szCs w:val="21"/>
+              </w:rPr>
+            </w:pPr>
+          </w:p>
+        </w:tc>
+        <w:tc>
+          <w:tcPr>
+            <w:tcW w:w="1231" w:type="dxa"/>
+            <w:vAlign w:val="center"/>
+          </w:tcPr>
+          <w:p>
+            <w:pPr>
+              <w:spacing w:line="300" w:lineRule="auto"/>
+              <w:jc w:val="center"/>
+              <w:rPr>
+                <w:b/>
+                <w:bCs/>
+                <w:szCs w:val="21"/>
+              </w:rPr>
+            </w:pPr>
+          </w:p>
+        </w:tc>
+        <w:tc>
+          <w:tcPr>
+            <w:tcW w:w="1189" w:type="dxa"/>
             <w:vAlign w:val="center"/>
           </w:tcPr>
           <w:p>
@@ -6024,7 +5143,7 @@
         </w:tc>
         <w:tc>
           <w:tcPr>
-            <w:tcW w:w="2449" w:type="dxa"/>
+            <w:tcW w:w="2335" w:type="dxa"/>
             <w:vAlign w:val="center"/>
           </w:tcPr>
           <w:p>
@@ -6050,75 +5169,75 @@
         </w:tc>
         <w:tc>
           <w:tcPr>
-            <w:tcW w:w="1201" w:type="dxa"/>
-            <w:vAlign w:val="center"/>
-          </w:tcPr>
-          <w:p>
-            <w:pPr>
-              <w:spacing w:line="300" w:lineRule="auto"/>
-              <w:jc w:val="center"/>
-              <w:rPr>
-                <w:b/>
-                <w:bCs/>
-                <w:szCs w:val="21"/>
-              </w:rPr>
-            </w:pPr>
-          </w:p>
-        </w:tc>
-        <w:tc>
-          <w:tcPr>
-            <w:tcW w:w="1202" w:type="dxa"/>
-            <w:vAlign w:val="center"/>
-          </w:tcPr>
-          <w:p>
-            <w:pPr>
-              <w:spacing w:line="300" w:lineRule="auto"/>
-              <w:jc w:val="center"/>
-              <w:rPr>
-                <w:b/>
-                <w:bCs/>
-                <w:szCs w:val="21"/>
-              </w:rPr>
-            </w:pPr>
-          </w:p>
-        </w:tc>
-        <w:tc>
-          <w:tcPr>
-            <w:tcW w:w="1202" w:type="dxa"/>
-            <w:vAlign w:val="center"/>
-          </w:tcPr>
-          <w:p>
-            <w:pPr>
-              <w:spacing w:line="300" w:lineRule="auto"/>
-              <w:jc w:val="center"/>
-              <w:rPr>
-                <w:b/>
-                <w:bCs/>
-                <w:szCs w:val="21"/>
-              </w:rPr>
-            </w:pPr>
-          </w:p>
-        </w:tc>
-        <w:tc>
-          <w:tcPr>
-            <w:tcW w:w="1202" w:type="dxa"/>
-            <w:vAlign w:val="center"/>
-          </w:tcPr>
-          <w:p>
-            <w:pPr>
-              <w:spacing w:line="300" w:lineRule="auto"/>
-              <w:jc w:val="center"/>
-              <w:rPr>
-                <w:b/>
-                <w:bCs/>
-                <w:szCs w:val="21"/>
-              </w:rPr>
-            </w:pPr>
-          </w:p>
-        </w:tc>
-        <w:tc>
-          <w:tcPr>
-            <w:tcW w:w="1202" w:type="dxa"/>
+            <w:tcW w:w="1237" w:type="dxa"/>
+            <w:vAlign w:val="center"/>
+          </w:tcPr>
+          <w:p>
+            <w:pPr>
+              <w:spacing w:line="300" w:lineRule="auto"/>
+              <w:jc w:val="center"/>
+              <w:rPr>
+                <w:b/>
+                <w:bCs/>
+                <w:szCs w:val="21"/>
+              </w:rPr>
+            </w:pPr>
+          </w:p>
+        </w:tc>
+        <w:tc>
+          <w:tcPr>
+            <w:tcW w:w="1232" w:type="dxa"/>
+            <w:vAlign w:val="center"/>
+          </w:tcPr>
+          <w:p>
+            <w:pPr>
+              <w:spacing w:line="300" w:lineRule="auto"/>
+              <w:jc w:val="center"/>
+              <w:rPr>
+                <w:b/>
+                <w:bCs/>
+                <w:szCs w:val="21"/>
+              </w:rPr>
+            </w:pPr>
+          </w:p>
+        </w:tc>
+        <w:tc>
+          <w:tcPr>
+            <w:tcW w:w="1234" w:type="dxa"/>
+            <w:vAlign w:val="center"/>
+          </w:tcPr>
+          <w:p>
+            <w:pPr>
+              <w:spacing w:line="300" w:lineRule="auto"/>
+              <w:jc w:val="center"/>
+              <w:rPr>
+                <w:b/>
+                <w:bCs/>
+                <w:szCs w:val="21"/>
+              </w:rPr>
+            </w:pPr>
+          </w:p>
+        </w:tc>
+        <w:tc>
+          <w:tcPr>
+            <w:tcW w:w="1231" w:type="dxa"/>
+            <w:vAlign w:val="center"/>
+          </w:tcPr>
+          <w:p>
+            <w:pPr>
+              <w:spacing w:line="300" w:lineRule="auto"/>
+              <w:jc w:val="center"/>
+              <w:rPr>
+                <w:b/>
+                <w:bCs/>
+                <w:szCs w:val="21"/>
+              </w:rPr>
+            </w:pPr>
+          </w:p>
+        </w:tc>
+        <w:tc>
+          <w:tcPr>
+            <w:tcW w:w="1189" w:type="dxa"/>
             <w:vAlign w:val="center"/>
           </w:tcPr>
           <w:p>
@@ -6157,7 +5276,7 @@
         </w:tc>
         <w:tc>
           <w:tcPr>
-            <w:tcW w:w="2449" w:type="dxa"/>
+            <w:tcW w:w="2335" w:type="dxa"/>
             <w:vAlign w:val="center"/>
           </w:tcPr>
           <w:p>
@@ -6183,75 +5302,75 @@
         </w:tc>
         <w:tc>
           <w:tcPr>
-            <w:tcW w:w="1201" w:type="dxa"/>
-            <w:vAlign w:val="center"/>
-          </w:tcPr>
-          <w:p>
-            <w:pPr>
-              <w:spacing w:line="300" w:lineRule="auto"/>
-              <w:jc w:val="center"/>
-              <w:rPr>
-                <w:b/>
-                <w:bCs/>
-                <w:szCs w:val="21"/>
-              </w:rPr>
-            </w:pPr>
-          </w:p>
-        </w:tc>
-        <w:tc>
-          <w:tcPr>
-            <w:tcW w:w="1202" w:type="dxa"/>
-            <w:vAlign w:val="center"/>
-          </w:tcPr>
-          <w:p>
-            <w:pPr>
-              <w:spacing w:line="300" w:lineRule="auto"/>
-              <w:jc w:val="center"/>
-              <w:rPr>
-                <w:b/>
-                <w:bCs/>
-                <w:szCs w:val="21"/>
-              </w:rPr>
-            </w:pPr>
-          </w:p>
-        </w:tc>
-        <w:tc>
-          <w:tcPr>
-            <w:tcW w:w="1202" w:type="dxa"/>
-            <w:vAlign w:val="center"/>
-          </w:tcPr>
-          <w:p>
-            <w:pPr>
-              <w:spacing w:line="300" w:lineRule="auto"/>
-              <w:jc w:val="center"/>
-              <w:rPr>
-                <w:b/>
-                <w:bCs/>
-                <w:szCs w:val="21"/>
-              </w:rPr>
-            </w:pPr>
-          </w:p>
-        </w:tc>
-        <w:tc>
-          <w:tcPr>
-            <w:tcW w:w="1202" w:type="dxa"/>
-            <w:vAlign w:val="center"/>
-          </w:tcPr>
-          <w:p>
-            <w:pPr>
-              <w:spacing w:line="300" w:lineRule="auto"/>
-              <w:jc w:val="center"/>
-              <w:rPr>
-                <w:b/>
-                <w:bCs/>
-                <w:szCs w:val="21"/>
-              </w:rPr>
-            </w:pPr>
-          </w:p>
-        </w:tc>
-        <w:tc>
-          <w:tcPr>
-            <w:tcW w:w="1202" w:type="dxa"/>
+            <w:tcW w:w="1237" w:type="dxa"/>
+            <w:vAlign w:val="center"/>
+          </w:tcPr>
+          <w:p>
+            <w:pPr>
+              <w:spacing w:line="300" w:lineRule="auto"/>
+              <w:jc w:val="center"/>
+              <w:rPr>
+                <w:b/>
+                <w:bCs/>
+                <w:szCs w:val="21"/>
+              </w:rPr>
+            </w:pPr>
+          </w:p>
+        </w:tc>
+        <w:tc>
+          <w:tcPr>
+            <w:tcW w:w="1232" w:type="dxa"/>
+            <w:vAlign w:val="center"/>
+          </w:tcPr>
+          <w:p>
+            <w:pPr>
+              <w:spacing w:line="300" w:lineRule="auto"/>
+              <w:jc w:val="center"/>
+              <w:rPr>
+                <w:b/>
+                <w:bCs/>
+                <w:szCs w:val="21"/>
+              </w:rPr>
+            </w:pPr>
+          </w:p>
+        </w:tc>
+        <w:tc>
+          <w:tcPr>
+            <w:tcW w:w="1234" w:type="dxa"/>
+            <w:vAlign w:val="center"/>
+          </w:tcPr>
+          <w:p>
+            <w:pPr>
+              <w:spacing w:line="300" w:lineRule="auto"/>
+              <w:jc w:val="center"/>
+              <w:rPr>
+                <w:b/>
+                <w:bCs/>
+                <w:szCs w:val="21"/>
+              </w:rPr>
+            </w:pPr>
+          </w:p>
+        </w:tc>
+        <w:tc>
+          <w:tcPr>
+            <w:tcW w:w="1231" w:type="dxa"/>
+            <w:vAlign w:val="center"/>
+          </w:tcPr>
+          <w:p>
+            <w:pPr>
+              <w:spacing w:line="300" w:lineRule="auto"/>
+              <w:jc w:val="center"/>
+              <w:rPr>
+                <w:b/>
+                <w:bCs/>
+                <w:szCs w:val="21"/>
+              </w:rPr>
+            </w:pPr>
+          </w:p>
+        </w:tc>
+        <w:tc>
+          <w:tcPr>
+            <w:tcW w:w="1189" w:type="dxa"/>
             <w:vAlign w:val="center"/>
           </w:tcPr>
           <w:p>
@@ -6290,7 +5409,7 @@
         </w:tc>
         <w:tc>
           <w:tcPr>
-            <w:tcW w:w="2449" w:type="dxa"/>
+            <w:tcW w:w="2335" w:type="dxa"/>
             <w:vAlign w:val="center"/>
           </w:tcPr>
           <w:p>
@@ -6316,7 +5435,7 @@
         </w:tc>
         <w:tc>
           <w:tcPr>
-            <w:tcW w:w="6009" w:type="dxa"/>
+            <w:tcW w:w="6123" w:type="dxa"/>
             <w:gridSpan w:val="5"/>
             <w:vAlign w:val="center"/>
           </w:tcPr>
@@ -6355,7 +5474,7 @@
         </w:tc>
         <w:tc>
           <w:tcPr>
-            <w:tcW w:w="2449" w:type="dxa"/>
+            <w:tcW w:w="2335" w:type="dxa"/>
             <w:vAlign w:val="center"/>
           </w:tcPr>
           <w:p>
@@ -6381,24 +5500,24 @@
         </w:tc>
         <w:tc>
           <w:tcPr>
-            <w:tcW w:w="1201" w:type="dxa"/>
-            <w:vAlign w:val="center"/>
-          </w:tcPr>
-          <w:p>
-            <w:pPr>
-              <w:spacing w:line="300" w:lineRule="auto"/>
-              <w:jc w:val="center"/>
-              <w:rPr>
-                <w:b/>
-                <w:bCs/>
-                <w:szCs w:val="21"/>
-              </w:rPr>
-            </w:pPr>
-          </w:p>
-        </w:tc>
-        <w:tc>
-          <w:tcPr>
-            <w:tcW w:w="1202" w:type="dxa"/>
+            <w:tcW w:w="1237" w:type="dxa"/>
+            <w:vAlign w:val="center"/>
+          </w:tcPr>
+          <w:p>
+            <w:pPr>
+              <w:spacing w:line="300" w:lineRule="auto"/>
+              <w:jc w:val="center"/>
+              <w:rPr>
+                <w:b/>
+                <w:bCs/>
+                <w:szCs w:val="21"/>
+              </w:rPr>
+            </w:pPr>
+          </w:p>
+        </w:tc>
+        <w:tc>
+          <w:tcPr>
+            <w:tcW w:w="1232" w:type="dxa"/>
             <w:vAlign w:val="center"/>
           </w:tcPr>
           <w:p>
@@ -6423,24 +5542,24 @@
         </w:tc>
         <w:tc>
           <w:tcPr>
-            <w:tcW w:w="1202" w:type="dxa"/>
-            <w:vAlign w:val="center"/>
-          </w:tcPr>
-          <w:p>
-            <w:pPr>
-              <w:spacing w:line="300" w:lineRule="auto"/>
-              <w:jc w:val="center"/>
-              <w:rPr>
-                <w:b/>
-                <w:bCs/>
-                <w:szCs w:val="21"/>
-              </w:rPr>
-            </w:pPr>
-          </w:p>
-        </w:tc>
-        <w:tc>
-          <w:tcPr>
-            <w:tcW w:w="1202" w:type="dxa"/>
+            <w:tcW w:w="1234" w:type="dxa"/>
+            <w:vAlign w:val="center"/>
+          </w:tcPr>
+          <w:p>
+            <w:pPr>
+              <w:spacing w:line="300" w:lineRule="auto"/>
+              <w:jc w:val="center"/>
+              <w:rPr>
+                <w:b/>
+                <w:bCs/>
+                <w:szCs w:val="21"/>
+              </w:rPr>
+            </w:pPr>
+          </w:p>
+        </w:tc>
+        <w:tc>
+          <w:tcPr>
+            <w:tcW w:w="1231" w:type="dxa"/>
             <w:vAlign w:val="center"/>
           </w:tcPr>
           <w:p>
@@ -6465,7 +5584,7 @@
         </w:tc>
         <w:tc>
           <w:tcPr>
-            <w:tcW w:w="1202" w:type="dxa"/>
+            <w:tcW w:w="1189" w:type="dxa"/>
             <w:vAlign w:val="center"/>
           </w:tcPr>
           <w:p>
@@ -6485,7 +5604,7 @@
     <w:p/>
     <w:p/>
     <w:sectPr>
-      <w:footerReference w:type="default" r:id="rId10"/>
+      <w:footerReference w:type="default" r:id="rId9"/>
       <w:type w:val="continuous"/>
       <w:pgSz w:w="11906" w:h="16838"/>
       <w:pgMar w:top="1440" w:right="1134" w:bottom="1440" w:left="1418" w:header="851" w:footer="992" w:gutter="0"/>
@@ -6498,7 +5617,7 @@
 </file>
 
 <file path=word/endnotes.xml><?xml version="1.0" encoding="utf-8"?>
-<w:endnotes xmlns:wpc="http://schemas.microsoft.com/office/word/2010/wordprocessingCanvas" xmlns:cx="http://schemas.microsoft.com/office/drawing/2014/chartex" xmlns:cx1="http://schemas.microsoft.com/office/drawing/2015/9/8/chartex" xmlns:cx2="http://schemas.microsoft.com/office/drawing/2015/10/21/chartex" xmlns:cx3="http://schemas.microsoft.com/office/drawing/2016/5/9/chartex" xmlns:cx4="http://schemas.microsoft.com/office/drawing/2016/5/10/chartex" xmlns:cx5="http://schemas.microsoft.com/office/drawing/2016/5/11/chartex" xmlns:cx6="http://schemas.microsoft.com/office/drawing/2016/5/12/chartex" xmlns:cx7="http://schemas.microsoft.com/office/drawing/2016/5/13/chartex" xmlns:cx8="http://schemas.microsoft.com/office/drawing/2016/5/14/chartex" xmlns:mc="http://schemas.openxmlformats.org/markup-compatibility/2006" xmlns:aink="http://schemas.microsoft.com/office/drawing/2016/ink" xmlns:am3d="http://schemas.microsoft.com/office/drawing/2017/model3d" xmlns:o="urn:schemas-microsoft-com:office:office" xmlns:oel="http://schemas.microsoft.com/office/2019/extlst" xmlns:r="http://schemas.openxmlformats.org/officeDocument/2006/relationships" xmlns:m="http://schemas.openxmlformats.org/officeDocument/2006/math" xmlns:v="urn:schemas-microsoft-com:vml" xmlns:wp14="http://schemas.microsoft.com/office/word/2010/wordprocessingDrawing" xmlns:wp="http://schemas.openxmlformats.org/drawingml/2006/wordprocessingDrawing" xmlns:w10="urn:schemas-microsoft-com:office:word" xmlns:w="http://schemas.openxmlformats.org/wordprocessingml/2006/main" xmlns:w14="http://schemas.microsoft.com/office/word/2010/wordml" xmlns:w15="http://schemas.microsoft.com/office/word/2012/wordml" xmlns:w16cex="http://schemas.microsoft.com/office/word/2018/wordml/cex" xmlns:w16cid="http://schemas.microsoft.com/office/word/2016/wordml/cid" xmlns:w16="http://schemas.microsoft.com/office/word/2018/wordml" xmlns:w16sdtdh="http://schemas.microsoft.com/office/word/2020/wordml/sdtdatahash" xmlns:w16se="http://schemas.microsoft.com/office/word/2015/wordml/symex" xmlns:wpg="http://schemas.microsoft.com/office/word/2010/wordprocessingGroup" xmlns:wpi="http://schemas.microsoft.com/office/word/2010/wordprocessingInk" xmlns:wne="http://schemas.microsoft.com/office/word/2006/wordml" xmlns:wps="http://schemas.microsoft.com/office/word/2010/wordprocessingShape" mc:Ignorable="w14 w15 w16se w16cid w16 w16cex w16sdtdh wp14">
+<w:endnotes xmlns:wpc="http://schemas.microsoft.com/office/word/2010/wordprocessingCanvas" xmlns:cx="http://schemas.microsoft.com/office/drawing/2014/chartex" xmlns:cx1="http://schemas.microsoft.com/office/drawing/2015/9/8/chartex" xmlns:cx2="http://schemas.microsoft.com/office/drawing/2015/10/21/chartex" xmlns:cx3="http://schemas.microsoft.com/office/drawing/2016/5/9/chartex" xmlns:cx4="http://schemas.microsoft.com/office/drawing/2016/5/10/chartex" xmlns:cx5="http://schemas.microsoft.com/office/drawing/2016/5/11/chartex" xmlns:cx6="http://schemas.microsoft.com/office/drawing/2016/5/12/chartex" xmlns:cx7="http://schemas.microsoft.com/office/drawing/2016/5/13/chartex" xmlns:cx8="http://schemas.microsoft.com/office/drawing/2016/5/14/chartex" xmlns:mc="http://schemas.openxmlformats.org/markup-compatibility/2006" xmlns:aink="http://schemas.microsoft.com/office/drawing/2016/ink" xmlns:am3d="http://schemas.microsoft.com/office/drawing/2017/model3d" xmlns:o="urn:schemas-microsoft-com:office:office" xmlns:oel="http://schemas.microsoft.com/office/2019/extlst" xmlns:r="http://schemas.openxmlformats.org/officeDocument/2006/relationships" xmlns:m="http://schemas.openxmlformats.org/officeDocument/2006/math" xmlns:v="urn:schemas-microsoft-com:vml" xmlns:wp14="http://schemas.microsoft.com/office/word/2010/wordprocessingDrawing" xmlns:wp="http://schemas.openxmlformats.org/drawingml/2006/wordprocessingDrawing" xmlns:w10="urn:schemas-microsoft-com:office:word" xmlns:w="http://schemas.openxmlformats.org/wordprocessingml/2006/main" xmlns:w14="http://schemas.microsoft.com/office/word/2010/wordml" xmlns:w15="http://schemas.microsoft.com/office/word/2012/wordml" xmlns:w16cex="http://schemas.microsoft.com/office/word/2018/wordml/cex" xmlns:w16cid="http://schemas.microsoft.com/office/word/2016/wordml/cid" xmlns:w16="http://schemas.microsoft.com/office/word/2018/wordml" xmlns:w16du="http://schemas.microsoft.com/office/word/2023/wordml/word16du" xmlns:w16sdtdh="http://schemas.microsoft.com/office/word/2020/wordml/sdtdatahash" xmlns:w16sdtfl="http://schemas.microsoft.com/office/word/2024/wordml/sdtformatlock" xmlns:w16se="http://schemas.microsoft.com/office/word/2015/wordml/symex" xmlns:wpg="http://schemas.microsoft.com/office/word/2010/wordprocessingGroup" xmlns:wpi="http://schemas.microsoft.com/office/word/2010/wordprocessingInk" xmlns:wne="http://schemas.microsoft.com/office/word/2006/wordml" xmlns:wps="http://schemas.microsoft.com/office/word/2010/wordprocessingShape" mc:Ignorable="w14 w15 w16se w16cid w16 w16cex w16sdtdh w16sdtfl w16du wp14">
   <w:endnote w:type="separator" w:id="-1">
     <w:p>
       <w:r>
@@ -6517,7 +5636,7 @@
 </file>
 
 <file path=word/footer1.xml><?xml version="1.0" encoding="utf-8"?>
-<w:ftr xmlns:wpc="http://schemas.microsoft.com/office/word/2010/wordprocessingCanvas" xmlns:cx="http://schemas.microsoft.com/office/drawing/2014/chartex" xmlns:cx1="http://schemas.microsoft.com/office/drawing/2015/9/8/chartex" xmlns:cx2="http://schemas.microsoft.com/office/drawing/2015/10/21/chartex" xmlns:cx3="http://schemas.microsoft.com/office/drawing/2016/5/9/chartex" xmlns:cx4="http://schemas.microsoft.com/office/drawing/2016/5/10/chartex" xmlns:cx5="http://schemas.microsoft.com/office/drawing/2016/5/11/chartex" xmlns:cx6="http://schemas.microsoft.com/office/drawing/2016/5/12/chartex" xmlns:cx7="http://schemas.microsoft.com/office/drawing/2016/5/13/chartex" xmlns:cx8="http://schemas.microsoft.com/office/drawing/2016/5/14/chartex" xmlns:mc="http://schemas.openxmlformats.org/markup-compatibility/2006" xmlns:aink="http://schemas.microsoft.com/office/drawing/2016/ink" xmlns:am3d="http://schemas.microsoft.com/office/drawing/2017/model3d" xmlns:o="urn:schemas-microsoft-com:office:office" xmlns:oel="http://schemas.microsoft.com/office/2019/extlst" xmlns:r="http://schemas.openxmlformats.org/officeDocument/2006/relationships" xmlns:m="http://schemas.openxmlformats.org/officeDocument/2006/math" xmlns:v="urn:schemas-microsoft-com:vml" xmlns:wp14="http://schemas.microsoft.com/office/word/2010/wordprocessingDrawing" xmlns:wp="http://schemas.openxmlformats.org/drawingml/2006/wordprocessingDrawing" xmlns:w10="urn:schemas-microsoft-com:office:word" xmlns:w="http://schemas.openxmlformats.org/wordprocessingml/2006/main" xmlns:w14="http://schemas.microsoft.com/office/word/2010/wordml" xmlns:w15="http://schemas.microsoft.com/office/word/2012/wordml" xmlns:w16cex="http://schemas.microsoft.com/office/word/2018/wordml/cex" xmlns:w16cid="http://schemas.microsoft.com/office/word/2016/wordml/cid" xmlns:w16="http://schemas.microsoft.com/office/word/2018/wordml" xmlns:w16sdtdh="http://schemas.microsoft.com/office/word/2020/wordml/sdtdatahash" xmlns:w16se="http://schemas.microsoft.com/office/word/2015/wordml/symex" xmlns:wpg="http://schemas.microsoft.com/office/word/2010/wordprocessingGroup" xmlns:wpi="http://schemas.microsoft.com/office/word/2010/wordprocessingInk" xmlns:wne="http://schemas.microsoft.com/office/word/2006/wordml" xmlns:wps="http://schemas.microsoft.com/office/word/2010/wordprocessingShape" mc:Ignorable="w14 w15 w16se w16cid w16 w16cex w16sdtdh wp14">
+<w:ftr xmlns:wpc="http://schemas.microsoft.com/office/word/2010/wordprocessingCanvas" xmlns:cx="http://schemas.microsoft.com/office/drawing/2014/chartex" xmlns:cx1="http://schemas.microsoft.com/office/drawing/2015/9/8/chartex" xmlns:cx2="http://schemas.microsoft.com/office/drawing/2015/10/21/chartex" xmlns:cx3="http://schemas.microsoft.com/office/drawing/2016/5/9/chartex" xmlns:cx4="http://schemas.microsoft.com/office/drawing/2016/5/10/chartex" xmlns:cx5="http://schemas.microsoft.com/office/drawing/2016/5/11/chartex" xmlns:cx6="http://schemas.microsoft.com/office/drawing/2016/5/12/chartex" xmlns:cx7="http://schemas.microsoft.com/office/drawing/2016/5/13/chartex" xmlns:cx8="http://schemas.microsoft.com/office/drawing/2016/5/14/chartex" xmlns:mc="http://schemas.openxmlformats.org/markup-compatibility/2006" xmlns:aink="http://schemas.microsoft.com/office/drawing/2016/ink" xmlns:am3d="http://schemas.microsoft.com/office/drawing/2017/model3d" xmlns:o="urn:schemas-microsoft-com:office:office" xmlns:oel="http://schemas.microsoft.com/office/2019/extlst" xmlns:r="http://schemas.openxmlformats.org/officeDocument/2006/relationships" xmlns:m="http://schemas.openxmlformats.org/officeDocument/2006/math" xmlns:v="urn:schemas-microsoft-com:vml" xmlns:wp14="http://schemas.microsoft.com/office/word/2010/wordprocessingDrawing" xmlns:wp="http://schemas.openxmlformats.org/drawingml/2006/wordprocessingDrawing" xmlns:w10="urn:schemas-microsoft-com:office:word" xmlns:w="http://schemas.openxmlformats.org/wordprocessingml/2006/main" xmlns:w14="http://schemas.microsoft.com/office/word/2010/wordml" xmlns:w15="http://schemas.microsoft.com/office/word/2012/wordml" xmlns:w16cex="http://schemas.microsoft.com/office/word/2018/wordml/cex" xmlns:w16cid="http://schemas.microsoft.com/office/word/2016/wordml/cid" xmlns:w16="http://schemas.microsoft.com/office/word/2018/wordml" xmlns:w16du="http://schemas.microsoft.com/office/word/2023/wordml/word16du" xmlns:w16sdtdh="http://schemas.microsoft.com/office/word/2020/wordml/sdtdatahash" xmlns:w16sdtfl="http://schemas.microsoft.com/office/word/2024/wordml/sdtformatlock" xmlns:w16se="http://schemas.microsoft.com/office/word/2015/wordml/symex" xmlns:wpg="http://schemas.microsoft.com/office/word/2010/wordprocessingGroup" xmlns:wpi="http://schemas.microsoft.com/office/word/2010/wordprocessingInk" xmlns:wne="http://schemas.microsoft.com/office/word/2006/wordml" xmlns:wps="http://schemas.microsoft.com/office/word/2010/wordprocessingShape" mc:Ignorable="w14 w15 w16se w16cid w16 w16cex w16sdtdh w16sdtfl w16du wp14">
   <w:p>
     <w:pPr>
       <w:pStyle w:val="a3"/>
@@ -6559,7 +5678,7 @@
 </file>
 
 <file path=word/footnotes.xml><?xml version="1.0" encoding="utf-8"?>
-<w:footnotes xmlns:wpc="http://schemas.microsoft.com/office/word/2010/wordprocessingCanvas" xmlns:cx="http://schemas.microsoft.com/office/drawing/2014/chartex" xmlns:cx1="http://schemas.microsoft.com/office/drawing/2015/9/8/chartex" xmlns:cx2="http://schemas.microsoft.com/office/drawing/2015/10/21/chartex" xmlns:cx3="http://schemas.microsoft.com/office/drawing/2016/5/9/chartex" xmlns:cx4="http://schemas.microsoft.com/office/drawing/2016/5/10/chartex" xmlns:cx5="http://schemas.microsoft.com/office/drawing/2016/5/11/chartex" xmlns:cx6="http://schemas.microsoft.com/office/drawing/2016/5/12/chartex" xmlns:cx7="http://schemas.microsoft.com/office/drawing/2016/5/13/chartex" xmlns:cx8="http://schemas.microsoft.com/office/drawing/2016/5/14/chartex" xmlns:mc="http://schemas.openxmlformats.org/markup-compatibility/2006" xmlns:aink="http://schemas.microsoft.com/office/drawing/2016/ink" xmlns:am3d="http://schemas.microsoft.com/office/drawing/2017/model3d" xmlns:o="urn:schemas-microsoft-com:office:office" xmlns:oel="http://schemas.microsoft.com/office/2019/extlst" xmlns:r="http://schemas.openxmlformats.org/officeDocument/2006/relationships" xmlns:m="http://schemas.openxmlformats.org/officeDocument/2006/math" xmlns:v="urn:schemas-microsoft-com:vml" xmlns:wp14="http://schemas.microsoft.com/office/word/2010/wordprocessingDrawing" xmlns:wp="http://schemas.openxmlformats.org/drawingml/2006/wordprocessingDrawing" xmlns:w10="urn:schemas-microsoft-com:office:word" xmlns:w="http://schemas.openxmlformats.org/wordprocessingml/2006/main" xmlns:w14="http://schemas.microsoft.com/office/word/2010/wordml" xmlns:w15="http://schemas.microsoft.com/office/word/2012/wordml" xmlns:w16cex="http://schemas.microsoft.com/office/word/2018/wordml/cex" xmlns:w16cid="http://schemas.microsoft.com/office/word/2016/wordml/cid" xmlns:w16="http://schemas.microsoft.com/office/word/2018/wordml" xmlns:w16sdtdh="http://schemas.microsoft.com/office/word/2020/wordml/sdtdatahash" xmlns:w16se="http://schemas.microsoft.com/office/word/2015/wordml/symex" xmlns:wpg="http://schemas.microsoft.com/office/word/2010/wordprocessingGroup" xmlns:wpi="http://schemas.microsoft.com/office/word/2010/wordprocessingInk" xmlns:wne="http://schemas.microsoft.com/office/word/2006/wordml" xmlns:wps="http://schemas.microsoft.com/office/word/2010/wordprocessingShape" mc:Ignorable="w14 w15 w16se w16cid w16 w16cex w16sdtdh wp14">
+<w:footnotes xmlns:wpc="http://schemas.microsoft.com/office/word/2010/wordprocessingCanvas" xmlns:cx="http://schemas.microsoft.com/office/drawing/2014/chartex" xmlns:cx1="http://schemas.microsoft.com/office/drawing/2015/9/8/chartex" xmlns:cx2="http://schemas.microsoft.com/office/drawing/2015/10/21/chartex" xmlns:cx3="http://schemas.microsoft.com/office/drawing/2016/5/9/chartex" xmlns:cx4="http://schemas.microsoft.com/office/drawing/2016/5/10/chartex" xmlns:cx5="http://schemas.microsoft.com/office/drawing/2016/5/11/chartex" xmlns:cx6="http://schemas.microsoft.com/office/drawing/2016/5/12/chartex" xmlns:cx7="http://schemas.microsoft.com/office/drawing/2016/5/13/chartex" xmlns:cx8="http://schemas.microsoft.com/office/drawing/2016/5/14/chartex" xmlns:mc="http://schemas.openxmlformats.org/markup-compatibility/2006" xmlns:aink="http://schemas.microsoft.com/office/drawing/2016/ink" xmlns:am3d="http://schemas.microsoft.com/office/drawing/2017/model3d" xmlns:o="urn:schemas-microsoft-com:office:office" xmlns:oel="http://schemas.microsoft.com/office/2019/extlst" xmlns:r="http://schemas.openxmlformats.org/officeDocument/2006/relationships" xmlns:m="http://schemas.openxmlformats.org/officeDocument/2006/math" xmlns:v="urn:schemas-microsoft-com:vml" xmlns:wp14="http://schemas.microsoft.com/office/word/2010/wordprocessingDrawing" xmlns:wp="http://schemas.openxmlformats.org/drawingml/2006/wordprocessingDrawing" xmlns:w10="urn:schemas-microsoft-com:office:word" xmlns:w="http://schemas.openxmlformats.org/wordprocessingml/2006/main" xmlns:w14="http://schemas.microsoft.com/office/word/2010/wordml" xmlns:w15="http://schemas.microsoft.com/office/word/2012/wordml" xmlns:w16cex="http://schemas.microsoft.com/office/word/2018/wordml/cex" xmlns:w16cid="http://schemas.microsoft.com/office/word/2016/wordml/cid" xmlns:w16="http://schemas.microsoft.com/office/word/2018/wordml" xmlns:w16du="http://schemas.microsoft.com/office/word/2023/wordml/word16du" xmlns:w16sdtdh="http://schemas.microsoft.com/office/word/2020/wordml/sdtdatahash" xmlns:w16sdtfl="http://schemas.microsoft.com/office/word/2024/wordml/sdtformatlock" xmlns:w16se="http://schemas.microsoft.com/office/word/2015/wordml/symex" xmlns:wpg="http://schemas.microsoft.com/office/word/2010/wordprocessingGroup" xmlns:wpi="http://schemas.microsoft.com/office/word/2010/wordprocessingInk" xmlns:wne="http://schemas.microsoft.com/office/word/2006/wordml" xmlns:wps="http://schemas.microsoft.com/office/word/2010/wordprocessingShape" mc:Ignorable="w14 w15 w16se w16cid w16 w16cex w16sdtdh w16sdtfl w16du wp14">
   <w:footnote w:type="separator" w:id="-1">
     <w:p>
       <w:r>
@@ -6578,7 +5697,7 @@
 </file>
 
 <file path=word/numbering.xml><?xml version="1.0" encoding="utf-8"?>
-<w:numbering xmlns:wpc="http://schemas.microsoft.com/office/word/2010/wordprocessingCanvas" xmlns:cx="http://schemas.microsoft.com/office/drawing/2014/chartex" xmlns:cx1="http://schemas.microsoft.com/office/drawing/2015/9/8/chartex" xmlns:cx2="http://schemas.microsoft.com/office/drawing/2015/10/21/chartex" xmlns:cx3="http://schemas.microsoft.com/office/drawing/2016/5/9/chartex" xmlns:cx4="http://schemas.microsoft.com/office/drawing/2016/5/10/chartex" xmlns:cx5="http://schemas.microsoft.com/office/drawing/2016/5/11/chartex" xmlns:cx6="http://schemas.microsoft.com/office/drawing/2016/5/12/chartex" xmlns:cx7="http://schemas.microsoft.com/office/drawing/2016/5/13/chartex" xmlns:cx8="http://schemas.microsoft.com/office/drawing/2016/5/14/chartex" xmlns:mc="http://schemas.openxmlformats.org/markup-compatibility/2006" xmlns:aink="http://schemas.microsoft.com/office/drawing/2016/ink" xmlns:am3d="http://schemas.microsoft.com/office/drawing/2017/model3d" xmlns:o="urn:schemas-microsoft-com:office:office" xmlns:oel="http://schemas.microsoft.com/office/2019/extlst" xmlns:r="http://schemas.openxmlformats.org/officeDocument/2006/relationships" xmlns:m="http://schemas.openxmlformats.org/officeDocument/2006/math" xmlns:v="urn:schemas-microsoft-com:vml" xmlns:wp14="http://schemas.microsoft.com/office/word/2010/wordprocessingDrawing" xmlns:wp="http://schemas.openxmlformats.org/drawingml/2006/wordprocessingDrawing" xmlns:w10="urn:schemas-microsoft-com:office:word" xmlns:w="http://schemas.openxmlformats.org/wordprocessingml/2006/main" xmlns:w14="http://schemas.microsoft.com/office/word/2010/wordml" xmlns:w15="http://schemas.microsoft.com/office/word/2012/wordml" xmlns:w16cex="http://schemas.microsoft.com/office/word/2018/wordml/cex" xmlns:w16cid="http://schemas.microsoft.com/office/word/2016/wordml/cid" xmlns:w16="http://schemas.microsoft.com/office/word/2018/wordml" xmlns:w16sdtdh="http://schemas.microsoft.com/office/word/2020/wordml/sdtdatahash" xmlns:w16se="http://schemas.microsoft.com/office/word/2015/wordml/symex" xmlns:wpg="http://schemas.microsoft.com/office/word/2010/wordprocessingGroup" xmlns:wpi="http://schemas.microsoft.com/office/word/2010/wordprocessingInk" xmlns:wne="http://schemas.microsoft.com/office/word/2006/wordml" xmlns:wps="http://schemas.microsoft.com/office/word/2010/wordprocessingShape" mc:Ignorable="w14 w15 w16se w16cid w16 w16cex w16sdtdh wp14">
+<w:numbering xmlns:wpc="http://schemas.microsoft.com/office/word/2010/wordprocessingCanvas" xmlns:cx="http://schemas.microsoft.com/office/drawing/2014/chartex" xmlns:cx1="http://schemas.microsoft.com/office/drawing/2015/9/8/chartex" xmlns:cx2="http://schemas.microsoft.com/office/drawing/2015/10/21/chartex" xmlns:cx3="http://schemas.microsoft.com/office/drawing/2016/5/9/chartex" xmlns:cx4="http://schemas.microsoft.com/office/drawing/2016/5/10/chartex" xmlns:cx5="http://schemas.microsoft.com/office/drawing/2016/5/11/chartex" xmlns:cx6="http://schemas.microsoft.com/office/drawing/2016/5/12/chartex" xmlns:cx7="http://schemas.microsoft.com/office/drawing/2016/5/13/chartex" xmlns:cx8="http://schemas.microsoft.com/office/drawing/2016/5/14/chartex" xmlns:mc="http://schemas.openxmlformats.org/markup-compatibility/2006" xmlns:aink="http://schemas.microsoft.com/office/drawing/2016/ink" xmlns:am3d="http://schemas.microsoft.com/office/drawing/2017/model3d" xmlns:o="urn:schemas-microsoft-com:office:office" xmlns:oel="http://schemas.microsoft.com/office/2019/extlst" xmlns:r="http://schemas.openxmlformats.org/officeDocument/2006/relationships" xmlns:m="http://schemas.openxmlformats.org/officeDocument/2006/math" xmlns:v="urn:schemas-microsoft-com:vml" xmlns:wp14="http://schemas.microsoft.com/office/word/2010/wordprocessingDrawing" xmlns:wp="http://schemas.openxmlformats.org/drawingml/2006/wordprocessingDrawing" xmlns:w10="urn:schemas-microsoft-com:office:word" xmlns:w="http://schemas.openxmlformats.org/wordprocessingml/2006/main" xmlns:w14="http://schemas.microsoft.com/office/word/2010/wordml" xmlns:w15="http://schemas.microsoft.com/office/word/2012/wordml" xmlns:w16cex="http://schemas.microsoft.com/office/word/2018/wordml/cex" xmlns:w16cid="http://schemas.microsoft.com/office/word/2016/wordml/cid" xmlns:w16="http://schemas.microsoft.com/office/word/2018/wordml" xmlns:w16du="http://schemas.microsoft.com/office/word/2023/wordml/word16du" xmlns:w16sdtdh="http://schemas.microsoft.com/office/word/2020/wordml/sdtdatahash" xmlns:w16sdtfl="http://schemas.microsoft.com/office/word/2024/wordml/sdtformatlock" xmlns:w16se="http://schemas.microsoft.com/office/word/2015/wordml/symex" xmlns:wpg="http://schemas.microsoft.com/office/word/2010/wordprocessingGroup" xmlns:wpi="http://schemas.microsoft.com/office/word/2010/wordprocessingInk" xmlns:wne="http://schemas.microsoft.com/office/word/2006/wordml" xmlns:wps="http://schemas.microsoft.com/office/word/2010/wordprocessingShape" mc:Ignorable="w14 w15 w16se w16cid w16 w16cex w16sdtdh w16sdtfl w16du wp14">
   <w:abstractNum w:abstractNumId="0" w15:restartNumberingAfterBreak="0">
     <w:nsid w:val="FE1692FF"/>
     <w:multiLevelType w:val="singleLevel"/>
@@ -6708,95 +5827,6 @@
     </w:lvl>
   </w:abstractNum>
   <w:abstractNum w:abstractNumId="2" w15:restartNumberingAfterBreak="0">
-    <w:nsid w:val="18651519"/>
-    <w:multiLevelType w:val="hybridMultilevel"/>
-    <w:tmpl w:val="3D1A9764"/>
-    <w:lvl w:ilvl="0" w:tplc="786074BA">
-      <w:start w:val="2"/>
-      <w:numFmt w:val="decimal"/>
-      <w:lvlText w:val="%1、"/>
-      <w:lvlJc w:val="left"/>
-      <w:pPr>
-        <w:ind w:left="440" w:hanging="440"/>
-      </w:pPr>
-      <w:rPr>
-        <w:rFonts w:hint="default"/>
-      </w:rPr>
-    </w:lvl>
-    <w:lvl w:ilvl="1" w:tplc="04090019" w:tentative="1">
-      <w:start w:val="1"/>
-      <w:numFmt w:val="lowerLetter"/>
-      <w:lvlText w:val="%2)"/>
-      <w:lvlJc w:val="left"/>
-      <w:pPr>
-        <w:ind w:left="880" w:hanging="440"/>
-      </w:pPr>
-    </w:lvl>
-    <w:lvl w:ilvl="2" w:tplc="0409001B" w:tentative="1">
-      <w:start w:val="1"/>
-      <w:numFmt w:val="lowerRoman"/>
-      <w:lvlText w:val="%3."/>
-      <w:lvlJc w:val="right"/>
-      <w:pPr>
-        <w:ind w:left="1320" w:hanging="440"/>
-      </w:pPr>
-    </w:lvl>
-    <w:lvl w:ilvl="3" w:tplc="0409000F" w:tentative="1">
-      <w:start w:val="1"/>
-      <w:numFmt w:val="decimal"/>
-      <w:lvlText w:val="%4."/>
-      <w:lvlJc w:val="left"/>
-      <w:pPr>
-        <w:ind w:left="1760" w:hanging="440"/>
-      </w:pPr>
-    </w:lvl>
-    <w:lvl w:ilvl="4" w:tplc="04090019" w:tentative="1">
-      <w:start w:val="1"/>
-      <w:numFmt w:val="lowerLetter"/>
-      <w:lvlText w:val="%5)"/>
-      <w:lvlJc w:val="left"/>
-      <w:pPr>
-        <w:ind w:left="2200" w:hanging="440"/>
-      </w:pPr>
-    </w:lvl>
-    <w:lvl w:ilvl="5" w:tplc="0409001B" w:tentative="1">
-      <w:start w:val="1"/>
-      <w:numFmt w:val="lowerRoman"/>
-      <w:lvlText w:val="%6."/>
-      <w:lvlJc w:val="right"/>
-      <w:pPr>
-        <w:ind w:left="2640" w:hanging="440"/>
-      </w:pPr>
-    </w:lvl>
-    <w:lvl w:ilvl="6" w:tplc="0409000F" w:tentative="1">
-      <w:start w:val="1"/>
-      <w:numFmt w:val="decimal"/>
-      <w:lvlText w:val="%7."/>
-      <w:lvlJc w:val="left"/>
-      <w:pPr>
-        <w:ind w:left="3080" w:hanging="440"/>
-      </w:pPr>
-    </w:lvl>
-    <w:lvl w:ilvl="7" w:tplc="04090019" w:tentative="1">
-      <w:start w:val="1"/>
-      <w:numFmt w:val="lowerLetter"/>
-      <w:lvlText w:val="%8)"/>
-      <w:lvlJc w:val="left"/>
-      <w:pPr>
-        <w:ind w:left="3520" w:hanging="440"/>
-      </w:pPr>
-    </w:lvl>
-    <w:lvl w:ilvl="8" w:tplc="0409001B" w:tentative="1">
-      <w:start w:val="1"/>
-      <w:numFmt w:val="lowerRoman"/>
-      <w:lvlText w:val="%9."/>
-      <w:lvlJc w:val="right"/>
-      <w:pPr>
-        <w:ind w:left="3960" w:hanging="440"/>
-      </w:pPr>
-    </w:lvl>
-  </w:abstractNum>
-  <w:abstractNum w:abstractNumId="3" w15:restartNumberingAfterBreak="0">
     <w:nsid w:val="1B8208E8"/>
     <w:multiLevelType w:val="hybridMultilevel"/>
     <w:tmpl w:val="47DA0BDA"/>
@@ -6887,10 +5917,10 @@
       </w:pPr>
     </w:lvl>
   </w:abstractNum>
-  <w:abstractNum w:abstractNumId="4" w15:restartNumberingAfterBreak="0">
+  <w:abstractNum w:abstractNumId="3" w15:restartNumberingAfterBreak="0">
     <w:nsid w:val="31375135"/>
     <w:multiLevelType w:val="hybridMultilevel"/>
-    <w:tmpl w:val="3FF8804A"/>
+    <w:tmpl w:val="3118DB12"/>
     <w:lvl w:ilvl="0" w:tplc="2D2EC8F2">
       <w:start w:val="1"/>
       <w:numFmt w:val="japaneseCounting"/>
@@ -6906,7 +5936,7 @@
         <w:rFonts w:hint="eastAsia"/>
       </w:rPr>
     </w:lvl>
-    <w:lvl w:ilvl="1" w:tplc="1482FCA6">
+    <w:lvl w:ilvl="1" w:tplc="F8AC8BA6">
       <w:start w:val="1"/>
       <w:numFmt w:val="decimal"/>
       <w:lvlText w:val="（%2）"/>
@@ -6919,6 +5949,7 @@
       </w:pPr>
       <w:rPr>
         <w:rFonts w:hint="default"/>
+        <w:lang w:val="en-US"/>
       </w:rPr>
     </w:lvl>
     <w:lvl w:ilvl="2" w:tplc="0409001B" w:tentative="1">
@@ -7006,7 +6037,189 @@
       </w:pPr>
     </w:lvl>
   </w:abstractNum>
+  <w:abstractNum w:abstractNumId="4" w15:restartNumberingAfterBreak="0">
+    <w:nsid w:val="368B1F45"/>
+    <w:multiLevelType w:val="hybridMultilevel"/>
+    <w:tmpl w:val="AB707854"/>
+    <w:lvl w:ilvl="0" w:tplc="F8AC8BA6">
+      <w:start w:val="1"/>
+      <w:numFmt w:val="decimal"/>
+      <w:lvlText w:val="（%1）"/>
+      <w:lvlJc w:val="left"/>
+      <w:pPr>
+        <w:tabs>
+          <w:tab w:val="num" w:pos="1140"/>
+        </w:tabs>
+        <w:ind w:left="1140" w:hanging="720"/>
+      </w:pPr>
+      <w:rPr>
+        <w:rFonts w:hint="default"/>
+        <w:lang w:val="en-US"/>
+      </w:rPr>
+    </w:lvl>
+    <w:lvl w:ilvl="1" w:tplc="04090019" w:tentative="1">
+      <w:start w:val="1"/>
+      <w:numFmt w:val="lowerLetter"/>
+      <w:lvlText w:val="%2)"/>
+      <w:lvlJc w:val="left"/>
+      <w:pPr>
+        <w:ind w:left="840" w:hanging="420"/>
+      </w:pPr>
+    </w:lvl>
+    <w:lvl w:ilvl="2" w:tplc="0409001B" w:tentative="1">
+      <w:start w:val="1"/>
+      <w:numFmt w:val="lowerRoman"/>
+      <w:lvlText w:val="%3."/>
+      <w:lvlJc w:val="right"/>
+      <w:pPr>
+        <w:ind w:left="1260" w:hanging="420"/>
+      </w:pPr>
+    </w:lvl>
+    <w:lvl w:ilvl="3" w:tplc="0409000F" w:tentative="1">
+      <w:start w:val="1"/>
+      <w:numFmt w:val="decimal"/>
+      <w:lvlText w:val="%4."/>
+      <w:lvlJc w:val="left"/>
+      <w:pPr>
+        <w:ind w:left="1680" w:hanging="420"/>
+      </w:pPr>
+    </w:lvl>
+    <w:lvl w:ilvl="4" w:tplc="04090019" w:tentative="1">
+      <w:start w:val="1"/>
+      <w:numFmt w:val="lowerLetter"/>
+      <w:lvlText w:val="%5)"/>
+      <w:lvlJc w:val="left"/>
+      <w:pPr>
+        <w:ind w:left="2100" w:hanging="420"/>
+      </w:pPr>
+    </w:lvl>
+    <w:lvl w:ilvl="5" w:tplc="0409001B" w:tentative="1">
+      <w:start w:val="1"/>
+      <w:numFmt w:val="lowerRoman"/>
+      <w:lvlText w:val="%6."/>
+      <w:lvlJc w:val="right"/>
+      <w:pPr>
+        <w:ind w:left="2520" w:hanging="420"/>
+      </w:pPr>
+    </w:lvl>
+    <w:lvl w:ilvl="6" w:tplc="0409000F" w:tentative="1">
+      <w:start w:val="1"/>
+      <w:numFmt w:val="decimal"/>
+      <w:lvlText w:val="%7."/>
+      <w:lvlJc w:val="left"/>
+      <w:pPr>
+        <w:ind w:left="2940" w:hanging="420"/>
+      </w:pPr>
+    </w:lvl>
+    <w:lvl w:ilvl="7" w:tplc="04090019" w:tentative="1">
+      <w:start w:val="1"/>
+      <w:numFmt w:val="lowerLetter"/>
+      <w:lvlText w:val="%8)"/>
+      <w:lvlJc w:val="left"/>
+      <w:pPr>
+        <w:ind w:left="3360" w:hanging="420"/>
+      </w:pPr>
+    </w:lvl>
+    <w:lvl w:ilvl="8" w:tplc="0409001B" w:tentative="1">
+      <w:start w:val="1"/>
+      <w:numFmt w:val="lowerRoman"/>
+      <w:lvlText w:val="%9."/>
+      <w:lvlJc w:val="right"/>
+      <w:pPr>
+        <w:ind w:left="3780" w:hanging="420"/>
+      </w:pPr>
+    </w:lvl>
+  </w:abstractNum>
   <w:abstractNum w:abstractNumId="5" w15:restartNumberingAfterBreak="0">
+    <w:nsid w:val="47182511"/>
+    <w:multiLevelType w:val="hybridMultilevel"/>
+    <w:tmpl w:val="89AAE3A6"/>
+    <w:lvl w:ilvl="0" w:tplc="D5886BFE">
+      <w:start w:val="1"/>
+      <w:numFmt w:val="decimal"/>
+      <w:lvlText w:val="%1."/>
+      <w:lvlJc w:val="left"/>
+      <w:pPr>
+        <w:ind w:left="1040" w:hanging="360"/>
+      </w:pPr>
+      <w:rPr>
+        <w:rFonts w:hint="default"/>
+      </w:rPr>
+    </w:lvl>
+    <w:lvl w:ilvl="1" w:tplc="04090019" w:tentative="1">
+      <w:start w:val="1"/>
+      <w:numFmt w:val="lowerLetter"/>
+      <w:lvlText w:val="%2)"/>
+      <w:lvlJc w:val="left"/>
+      <w:pPr>
+        <w:ind w:left="1520" w:hanging="420"/>
+      </w:pPr>
+    </w:lvl>
+    <w:lvl w:ilvl="2" w:tplc="0409001B" w:tentative="1">
+      <w:start w:val="1"/>
+      <w:numFmt w:val="lowerRoman"/>
+      <w:lvlText w:val="%3."/>
+      <w:lvlJc w:val="right"/>
+      <w:pPr>
+        <w:ind w:left="1940" w:hanging="420"/>
+      </w:pPr>
+    </w:lvl>
+    <w:lvl w:ilvl="3" w:tplc="0409000F" w:tentative="1">
+      <w:start w:val="1"/>
+      <w:numFmt w:val="decimal"/>
+      <w:lvlText w:val="%4."/>
+      <w:lvlJc w:val="left"/>
+      <w:pPr>
+        <w:ind w:left="2360" w:hanging="420"/>
+      </w:pPr>
+    </w:lvl>
+    <w:lvl w:ilvl="4" w:tplc="04090019" w:tentative="1">
+      <w:start w:val="1"/>
+      <w:numFmt w:val="lowerLetter"/>
+      <w:lvlText w:val="%5)"/>
+      <w:lvlJc w:val="left"/>
+      <w:pPr>
+        <w:ind w:left="2780" w:hanging="420"/>
+      </w:pPr>
+    </w:lvl>
+    <w:lvl w:ilvl="5" w:tplc="0409001B" w:tentative="1">
+      <w:start w:val="1"/>
+      <w:numFmt w:val="lowerRoman"/>
+      <w:lvlText w:val="%6."/>
+      <w:lvlJc w:val="right"/>
+      <w:pPr>
+        <w:ind w:left="3200" w:hanging="420"/>
+      </w:pPr>
+    </w:lvl>
+    <w:lvl w:ilvl="6" w:tplc="0409000F" w:tentative="1">
+      <w:start w:val="1"/>
+      <w:numFmt w:val="decimal"/>
+      <w:lvlText w:val="%7."/>
+      <w:lvlJc w:val="left"/>
+      <w:pPr>
+        <w:ind w:left="3620" w:hanging="420"/>
+      </w:pPr>
+    </w:lvl>
+    <w:lvl w:ilvl="7" w:tplc="04090019" w:tentative="1">
+      <w:start w:val="1"/>
+      <w:numFmt w:val="lowerLetter"/>
+      <w:lvlText w:val="%8)"/>
+      <w:lvlJc w:val="left"/>
+      <w:pPr>
+        <w:ind w:left="4040" w:hanging="420"/>
+      </w:pPr>
+    </w:lvl>
+    <w:lvl w:ilvl="8" w:tplc="0409001B" w:tentative="1">
+      <w:start w:val="1"/>
+      <w:numFmt w:val="lowerRoman"/>
+      <w:lvlText w:val="%9."/>
+      <w:lvlJc w:val="right"/>
+      <w:pPr>
+        <w:ind w:left="4460" w:hanging="420"/>
+      </w:pPr>
+    </w:lvl>
+  </w:abstractNum>
+  <w:abstractNum w:abstractNumId="6" w15:restartNumberingAfterBreak="0">
     <w:nsid w:val="59CB982E"/>
     <w:multiLevelType w:val="singleLevel"/>
     <w:tmpl w:val="0B46E9E2"/>
@@ -7024,12 +6237,12 @@
       </w:rPr>
     </w:lvl>
   </w:abstractNum>
-  <w:abstractNum w:abstractNumId="6" w15:restartNumberingAfterBreak="0">
+  <w:abstractNum w:abstractNumId="7" w15:restartNumberingAfterBreak="0">
     <w:nsid w:val="69275562"/>
     <w:multiLevelType w:val="hybridMultilevel"/>
-    <w:tmpl w:val="B22240D0"/>
-    <w:lvl w:ilvl="0" w:tplc="7114798A">
-      <w:start w:val="1"/>
+    <w:tmpl w:val="96829E06"/>
+    <w:lvl w:ilvl="0" w:tplc="786074BA">
+      <w:start w:val="2"/>
       <w:numFmt w:val="decimal"/>
       <w:lvlText w:val="%1、"/>
       <w:lvlJc w:val="left"/>
@@ -7113,7 +6326,7 @@
       </w:pPr>
     </w:lvl>
   </w:abstractNum>
-  <w:abstractNum w:abstractNumId="7" w15:restartNumberingAfterBreak="0">
+  <w:abstractNum w:abstractNumId="8" w15:restartNumberingAfterBreak="0">
     <w:nsid w:val="6ADF47DC"/>
     <w:multiLevelType w:val="hybridMultilevel"/>
     <w:tmpl w:val="F92A8678"/>
@@ -7202,35 +6415,38 @@
       </w:pPr>
     </w:lvl>
   </w:abstractNum>
-  <w:num w:numId="1" w16cid:durableId="778178500">
-    <w:abstractNumId w:val="4"/>
+  <w:num w:numId="1" w16cid:durableId="777529724">
+    <w:abstractNumId w:val="3"/>
   </w:num>
-  <w:num w:numId="2" w16cid:durableId="744692139">
+  <w:num w:numId="2" w16cid:durableId="1938706331">
     <w:abstractNumId w:val="0"/>
   </w:num>
-  <w:num w:numId="3" w16cid:durableId="283005717">
+  <w:num w:numId="3" w16cid:durableId="1346856756">
+    <w:abstractNumId w:val="6"/>
+  </w:num>
+  <w:num w:numId="4" w16cid:durableId="1299337893">
+    <w:abstractNumId w:val="2"/>
+  </w:num>
+  <w:num w:numId="5" w16cid:durableId="64769845">
+    <w:abstractNumId w:val="7"/>
+  </w:num>
+  <w:num w:numId="6" w16cid:durableId="194315701">
+    <w:abstractNumId w:val="8"/>
+  </w:num>
+  <w:num w:numId="7" w16cid:durableId="1941446171">
+    <w:abstractNumId w:val="1"/>
+  </w:num>
+  <w:num w:numId="8" w16cid:durableId="1844277690">
     <w:abstractNumId w:val="5"/>
   </w:num>
-  <w:num w:numId="4" w16cid:durableId="1372222939">
-    <w:abstractNumId w:val="3"/>
-  </w:num>
-  <w:num w:numId="5" w16cid:durableId="1449860367">
-    <w:abstractNumId w:val="6"/>
-  </w:num>
-  <w:num w:numId="6" w16cid:durableId="320502526">
-    <w:abstractNumId w:val="7"/>
-  </w:num>
-  <w:num w:numId="7" w16cid:durableId="442724664">
-    <w:abstractNumId w:val="1"/>
-  </w:num>
-  <w:num w:numId="8" w16cid:durableId="573707005">
-    <w:abstractNumId w:val="2"/>
+  <w:num w:numId="9" w16cid:durableId="1209730232">
+    <w:abstractNumId w:val="4"/>
   </w:num>
 </w:numbering>
 </file>
 
 <file path=word/styles.xml><?xml version="1.0" encoding="utf-8"?>
-<w:styles xmlns:mc="http://schemas.openxmlformats.org/markup-compatibility/2006" xmlns:r="http://schemas.openxmlformats.org/officeDocument/2006/relationships" xmlns:w="http://schemas.openxmlformats.org/wordprocessingml/2006/main" xmlns:w14="http://schemas.microsoft.com/office/word/2010/wordml" xmlns:w15="http://schemas.microsoft.com/office/word/2012/wordml" xmlns:w16cex="http://schemas.microsoft.com/office/word/2018/wordml/cex" xmlns:w16cid="http://schemas.microsoft.com/office/word/2016/wordml/cid" xmlns:w16="http://schemas.microsoft.com/office/word/2018/wordml" xmlns:w16sdtdh="http://schemas.microsoft.com/office/word/2020/wordml/sdtdatahash" xmlns:w16se="http://schemas.microsoft.com/office/word/2015/wordml/symex" mc:Ignorable="w14 w15 w16se w16cid w16 w16cex w16sdtdh">
+<w:styles xmlns:mc="http://schemas.openxmlformats.org/markup-compatibility/2006" xmlns:r="http://schemas.openxmlformats.org/officeDocument/2006/relationships" xmlns:w="http://schemas.openxmlformats.org/wordprocessingml/2006/main" xmlns:w14="http://schemas.microsoft.com/office/word/2010/wordml" xmlns:w15="http://schemas.microsoft.com/office/word/2012/wordml" xmlns:w16cex="http://schemas.microsoft.com/office/word/2018/wordml/cex" xmlns:w16cid="http://schemas.microsoft.com/office/word/2016/wordml/cid" xmlns:w16="http://schemas.microsoft.com/office/word/2018/wordml" xmlns:w16du="http://schemas.microsoft.com/office/word/2023/wordml/word16du" xmlns:w16sdtdh="http://schemas.microsoft.com/office/word/2020/wordml/sdtdatahash" xmlns:w16sdtfl="http://schemas.microsoft.com/office/word/2024/wordml/sdtformatlock" xmlns:w16se="http://schemas.microsoft.com/office/word/2015/wordml/symex" mc:Ignorable="w14 w15 w16se w16cid w16 w16cex w16sdtdh w16sdtfl w16du">
   <w:docDefaults>
     <w:rPrDefault>
       <w:rPr>
@@ -7331,7 +6547,7 @@
     <w:lsdException w:name="Block Text" w:semiHidden="1" w:unhideWhenUsed="1"/>
     <w:lsdException w:name="Hyperlink" w:semiHidden="1" w:unhideWhenUsed="1"/>
     <w:lsdException w:name="FollowedHyperlink" w:semiHidden="1" w:unhideWhenUsed="1"/>
-    <w:lsdException w:name="Strong" w:uiPriority="0" w:qFormat="1"/>
+    <w:lsdException w:name="Strong" w:uiPriority="22" w:qFormat="1"/>
     <w:lsdException w:name="Emphasis" w:uiPriority="20" w:qFormat="1"/>
     <w:lsdException w:name="Document Map" w:semiHidden="1" w:unhideWhenUsed="1"/>
     <w:lsdException w:name="Plain Text" w:semiHidden="1" w:unhideWhenUsed="1"/>
@@ -7626,7 +6842,7 @@
     <w:qFormat/>
     <w:rsid w:val="00843733"/>
     <w:rPr>
-      <w:rFonts w:ascii="宋体" w:eastAsia="宋体" w:hAnsi="宋体" w:cs="宋体"/>
+      <w:rFonts w:ascii="SimSun" w:eastAsia="SimSun" w:hAnsi="SimSun" w:cs="SimSun"/>
       <w:kern w:val="0"/>
       <w:sz w:val="24"/>
     </w:rPr>
@@ -7684,7 +6900,7 @@
     <w:link w:val="a3"/>
     <w:rsid w:val="00F733D7"/>
     <w:rPr>
-      <w:rFonts w:ascii="Times New Roman" w:eastAsia="宋体" w:hAnsi="Times New Roman" w:cs="Times New Roman"/>
+      <w:rFonts w:ascii="Times New Roman" w:eastAsia="SimSun" w:hAnsi="Times New Roman" w:cs="Times New Roman"/>
       <w:sz w:val="18"/>
       <w:szCs w:val="18"/>
     </w:rPr>
@@ -7741,32 +6957,68 @@
     <w:uiPriority w:val="99"/>
     <w:rsid w:val="00781D05"/>
     <w:rPr>
-      <w:rFonts w:ascii="宋体" w:eastAsia="宋体" w:hAnsi="宋体" w:cs="宋体"/>
+      <w:rFonts w:ascii="SimSun" w:eastAsia="SimSun" w:hAnsi="SimSun" w:cs="SimSun"/>
       <w:kern w:val="0"/>
       <w:sz w:val="18"/>
       <w:szCs w:val="18"/>
     </w:rPr>
   </w:style>
-  <w:style w:type="paragraph" w:styleId="a9">
-    <w:name w:val="Revision"/>
-    <w:hidden/>
+  <w:style w:type="paragraph" w:styleId="HTML">
+    <w:name w:val="HTML Preformatted"/>
+    <w:basedOn w:val="a"/>
+    <w:link w:val="HTML0"/>
     <w:uiPriority w:val="99"/>
     <w:semiHidden/>
-    <w:rsid w:val="00EE188D"/>
+    <w:unhideWhenUsed/>
+    <w:rsid w:val="00705B1F"/>
+    <w:pPr>
+      <w:tabs>
+        <w:tab w:val="left" w:pos="916"/>
+        <w:tab w:val="left" w:pos="1832"/>
+        <w:tab w:val="left" w:pos="2748"/>
+        <w:tab w:val="left" w:pos="3664"/>
+        <w:tab w:val="left" w:pos="4580"/>
+        <w:tab w:val="left" w:pos="5496"/>
+        <w:tab w:val="left" w:pos="6412"/>
+        <w:tab w:val="left" w:pos="7328"/>
+        <w:tab w:val="left" w:pos="8244"/>
+        <w:tab w:val="left" w:pos="9160"/>
+        <w:tab w:val="left" w:pos="10076"/>
+        <w:tab w:val="left" w:pos="10992"/>
+        <w:tab w:val="left" w:pos="11908"/>
+        <w:tab w:val="left" w:pos="12824"/>
+        <w:tab w:val="left" w:pos="13740"/>
+        <w:tab w:val="left" w:pos="14656"/>
+      </w:tabs>
+    </w:pPr>
+  </w:style>
+  <w:style w:type="character" w:customStyle="1" w:styleId="HTML0">
+    <w:name w:val="HTML 预设格式 字符"/>
+    <w:basedOn w:val="a0"/>
+    <w:link w:val="HTML"/>
+    <w:uiPriority w:val="99"/>
+    <w:semiHidden/>
+    <w:rsid w:val="00705B1F"/>
     <w:rPr>
-      <w:rFonts w:ascii="宋体" w:eastAsia="宋体" w:hAnsi="宋体" w:cs="宋体"/>
+      <w:rFonts w:ascii="SimSun" w:eastAsia="SimSun" w:hAnsi="SimSun" w:cs="SimSun"/>
       <w:kern w:val="0"/>
       <w:sz w:val="24"/>
     </w:rPr>
   </w:style>
-  <w:style w:type="character" w:styleId="aa">
-    <w:name w:val="Strong"/>
-    <w:qFormat/>
-    <w:rsid w:val="00CD15D0"/>
-    <w:rPr>
-      <w:b/>
-      <w:bCs/>
-    </w:rPr>
+  <w:style w:type="character" w:customStyle="1" w:styleId="pun">
+    <w:name w:val="pun"/>
+    <w:basedOn w:val="a0"/>
+    <w:rsid w:val="00705B1F"/>
+  </w:style>
+  <w:style w:type="character" w:customStyle="1" w:styleId="str">
+    <w:name w:val="str"/>
+    <w:basedOn w:val="a0"/>
+    <w:rsid w:val="00705B1F"/>
+  </w:style>
+  <w:style w:type="character" w:customStyle="1" w:styleId="pln">
+    <w:name w:val="pln"/>
+    <w:basedOn w:val="a0"/>
+    <w:rsid w:val="00705B1F"/>
   </w:style>
 </w:styles>
 </file>
@@ -8064,16 +7316,4 @@
     </a:ext>
   </a:extLst>
 </a:theme>
-</file>
-
-<file path=customXml/item1.xml><?xml version="1.0" encoding="utf-8"?>
-<b:Sources xmlns:b="http://schemas.openxmlformats.org/officeDocument/2006/bibliography" xmlns="http://schemas.openxmlformats.org/officeDocument/2006/bibliography" SelectedStyle="\APASixthEditionOfficeOnline.xsl" StyleName="APA" Version="6"/>
-</file>
-
-<file path=customXml/itemProps1.xml><?xml version="1.0" encoding="utf-8"?>
-<ds:datastoreItem xmlns:ds="http://schemas.openxmlformats.org/officeDocument/2006/customXml" ds:itemID="{95DD1719-CABB-4DC4-8199-96EC8284E0B2}">
-  <ds:schemaRefs>
-    <ds:schemaRef ds:uri="http://schemas.openxmlformats.org/officeDocument/2006/bibliography"/>
-  </ds:schemaRefs>
-</ds:datastoreItem>
 </file>